--- a/Study/ethics_statement/Ethics Proposal GutheR.docx
+++ b/Study/ethics_statement/Ethics Proposal GutheR.docx
@@ -1,6 +1,6 @@
 
 <file path=word/document.xml><?xml version="1.0" encoding="utf-8"?>
-<w:document xmlns:wpc="http://schemas.microsoft.com/office/word/2010/wordprocessingCanvas" xmlns:cx="http://schemas.microsoft.com/office/drawing/2014/chartex" xmlns:cx1="http://schemas.microsoft.com/office/drawing/2015/9/8/chartex" xmlns:cx2="http://schemas.microsoft.com/office/drawing/2015/10/21/chartex" xmlns:cx3="http://schemas.microsoft.com/office/drawing/2016/5/9/chartex" xmlns:cx4="http://schemas.microsoft.com/office/drawing/2016/5/10/chartex" xmlns:cx5="http://schemas.microsoft.com/office/drawing/2016/5/11/chartex" xmlns:cx6="http://schemas.microsoft.com/office/drawing/2016/5/12/chartex" xmlns:cx7="http://schemas.microsoft.com/office/drawing/2016/5/13/chartex" xmlns:cx8="http://schemas.microsoft.com/office/drawing/2016/5/14/chartex" xmlns:mc="http://schemas.openxmlformats.org/markup-compatibility/2006" xmlns:aink="http://schemas.microsoft.com/office/drawing/2016/ink" xmlns:am3d="http://schemas.microsoft.com/office/drawing/2017/model3d" xmlns:o="urn:schemas-microsoft-com:office:office" xmlns:oel="http://schemas.microsoft.com/office/2019/extlst" xmlns:r="http://schemas.openxmlformats.org/officeDocument/2006/relationships" xmlns:m="http://schemas.openxmlformats.org/officeDocument/2006/math" xmlns:v="urn:schemas-microsoft-com:vml" xmlns:wp14="http://schemas.microsoft.com/office/word/2010/wordprocessingDrawing" xmlns:wp="http://schemas.openxmlformats.org/drawingml/2006/wordprocessingDrawing" xmlns:w10="urn:schemas-microsoft-com:office:word" xmlns:w="http://schemas.openxmlformats.org/wordprocessingml/2006/main" xmlns:w14="http://schemas.microsoft.com/office/word/2010/wordml" xmlns:w15="http://schemas.microsoft.com/office/word/2012/wordml" xmlns:w16cex="http://schemas.microsoft.com/office/word/2018/wordml/cex" xmlns:w16cid="http://schemas.microsoft.com/office/word/2016/wordml/cid" xmlns:w16="http://schemas.microsoft.com/office/word/2018/wordml" xmlns:w16du="http://schemas.microsoft.com/office/word/2023/wordml/word16du" xmlns:w16sdtdh="http://schemas.microsoft.com/office/word/2020/wordml/sdtdatahash" xmlns:w16sdtfl="http://schemas.microsoft.com/office/word/2024/wordml/sdtformatlock" xmlns:w16se="http://schemas.microsoft.com/office/word/2015/wordml/symex" xmlns:wpg="http://schemas.microsoft.com/office/word/2010/wordprocessingGroup" xmlns:wpi="http://schemas.microsoft.com/office/word/2010/wordprocessingInk" xmlns:wne="http://schemas.microsoft.com/office/word/2006/wordml" xmlns:wps="http://schemas.microsoft.com/office/word/2010/wordprocessingShape" mc:Ignorable="w14 w15 w16se w16cid w16 w16cex w16sdtdh w16sdtfl w16du wp14">
+<w:document xmlns:wpc="http://schemas.microsoft.com/office/word/2010/wordprocessingCanvas" xmlns:cx="http://schemas.microsoft.com/office/drawing/2014/chartex" xmlns:cx1="http://schemas.microsoft.com/office/drawing/2015/9/8/chartex" xmlns:cx2="http://schemas.microsoft.com/office/drawing/2015/10/21/chartex" xmlns:cx3="http://schemas.microsoft.com/office/drawing/2016/5/9/chartex" xmlns:cx4="http://schemas.microsoft.com/office/drawing/2016/5/10/chartex" xmlns:cx5="http://schemas.microsoft.com/office/drawing/2016/5/11/chartex" xmlns:cx6="http://schemas.microsoft.com/office/drawing/2016/5/12/chartex" xmlns:cx7="http://schemas.microsoft.com/office/drawing/2016/5/13/chartex" xmlns:cx8="http://schemas.microsoft.com/office/drawing/2016/5/14/chartex" xmlns:mc="http://schemas.openxmlformats.org/markup-compatibility/2006" xmlns:aink="http://schemas.microsoft.com/office/drawing/2016/ink" xmlns:am3d="http://schemas.microsoft.com/office/drawing/2017/model3d" xmlns:o="urn:schemas-microsoft-com:office:office" xmlns:oel="http://schemas.microsoft.com/office/2019/extlst" xmlns:r="http://schemas.openxmlformats.org/officeDocument/2006/relationships" xmlns:m="http://schemas.openxmlformats.org/officeDocument/2006/math" xmlns:v="urn:schemas-microsoft-com:vml" xmlns:wp14="http://schemas.microsoft.com/office/word/2010/wordprocessingDrawing" xmlns:wp="http://schemas.openxmlformats.org/drawingml/2006/wordprocessingDrawing" xmlns:w10="urn:schemas-microsoft-com:office:word" xmlns:w="http://schemas.openxmlformats.org/wordprocessingml/2006/main" xmlns:w14="http://schemas.microsoft.com/office/word/2010/wordml" xmlns:w15="http://schemas.microsoft.com/office/word/2012/wordml" xmlns:w16cex="http://schemas.microsoft.com/office/word/2018/wordml/cex" xmlns:w16cid="http://schemas.microsoft.com/office/word/2016/wordml/cid" xmlns:w16="http://schemas.microsoft.com/office/word/2018/wordml" xmlns:w16sdtdh="http://schemas.microsoft.com/office/word/2020/wordml/sdtdatahash" xmlns:w16se="http://schemas.microsoft.com/office/word/2015/wordml/symex" xmlns:wpg="http://schemas.microsoft.com/office/word/2010/wordprocessingGroup" xmlns:wpi="http://schemas.microsoft.com/office/word/2010/wordprocessingInk" xmlns:wne="http://schemas.microsoft.com/office/word/2006/wordml" xmlns:wps="http://schemas.microsoft.com/office/word/2010/wordprocessingShape" mc:Ignorable="w14 w15 w16se w16cid w16 w16cex w16sdtdh wp14">
   <w:body>
     <w:p>
       <w:pPr>
@@ -293,16 +293,15 @@
                 <w:lang w:val="en-US"/>
               </w:rPr>
             </w:pPr>
-          </w:p>
-          <w:p>
-            <w:pPr>
-              <w:rPr>
-                <w:rFonts w:cstheme="minorHAnsi"/>
-                <w:sz w:val="22"/>
-                <w:szCs w:val="22"/>
-                <w:lang w:val="en-US"/>
-              </w:rPr>
-            </w:pPr>
+            <w:r>
+              <w:rPr>
+                <w:rFonts w:cstheme="minorHAnsi"/>
+                <w:sz w:val="22"/>
+                <w:szCs w:val="22"/>
+                <w:lang w:val="en-US"/>
+              </w:rPr>
+              <w:t>Guess the Replication</w:t>
+            </w:r>
           </w:p>
           <w:p>
             <w:pPr>
@@ -552,17 +551,85 @@
                 <w:rFonts w:cstheme="minorHAnsi"/>
                 <w:sz w:val="22"/>
                 <w:szCs w:val="22"/>
-              </w:rPr>
-            </w:pPr>
-          </w:p>
-          <w:p>
-            <w:pPr>
-              <w:rPr>
-                <w:rFonts w:cstheme="minorHAnsi"/>
-                <w:sz w:val="22"/>
-                <w:szCs w:val="22"/>
-              </w:rPr>
-            </w:pPr>
+                <w:lang w:val="en-US"/>
+              </w:rPr>
+            </w:pPr>
+            <w:r>
+              <w:rPr>
+                <w:rFonts w:cstheme="minorHAnsi"/>
+                <w:sz w:val="22"/>
+                <w:szCs w:val="22"/>
+                <w:lang w:val="en-US"/>
+              </w:rPr>
+              <w:t>Dr. Lukas Röseler</w:t>
+            </w:r>
+          </w:p>
+          <w:p>
+            <w:pPr>
+              <w:rPr>
+                <w:rFonts w:cstheme="minorHAnsi"/>
+                <w:sz w:val="22"/>
+                <w:szCs w:val="22"/>
+              </w:rPr>
+            </w:pPr>
+            <w:r>
+              <w:rPr>
+                <w:rFonts w:cstheme="minorHAnsi"/>
+                <w:sz w:val="22"/>
+                <w:szCs w:val="22"/>
+                <w:lang w:val="en-US"/>
+              </w:rPr>
+              <w:t>Münster Center for Open S</w:t>
+            </w:r>
+            <w:r>
+              <w:rPr>
+                <w:rFonts w:cstheme="minorHAnsi"/>
+                <w:sz w:val="22"/>
+                <w:szCs w:val="22"/>
+                <w:lang w:val="en-US"/>
+              </w:rPr>
+              <w:t>cience / AE Back</w:t>
+            </w:r>
+            <w:r>
+              <w:rPr>
+                <w:rFonts w:cstheme="minorHAnsi"/>
+                <w:sz w:val="22"/>
+                <w:szCs w:val="22"/>
+                <w:lang w:val="en-US"/>
+              </w:rPr>
+              <w:br/>
+            </w:r>
+            <w:hyperlink r:id="rId9" w:history="1">
+              <w:proofErr w:type="spellStart"/>
+              <w:r>
+                <w:rPr>
+                  <w:rStyle w:val="Hyperlink"/>
+                  <w:rFonts w:cstheme="minorHAnsi"/>
+                  <w:sz w:val="22"/>
+                  <w:szCs w:val="22"/>
+                </w:rPr>
+                <w:t>Fliednerstr</w:t>
+              </w:r>
+              <w:proofErr w:type="spellEnd"/>
+              <w:r>
+                <w:rPr>
+                  <w:rStyle w:val="Hyperlink"/>
+                  <w:rFonts w:cstheme="minorHAnsi"/>
+                  <w:sz w:val="22"/>
+                  <w:szCs w:val="22"/>
+                </w:rPr>
+                <w:t>. 21</w:t>
+              </w:r>
+            </w:hyperlink>
+            <w:r>
+              <w:rPr>
+                <w:rFonts w:cstheme="minorHAnsi"/>
+                <w:sz w:val="22"/>
+                <w:szCs w:val="22"/>
+              </w:rPr>
+              <w:br/>
+              <w:t>48149 Münster</w:t>
+            </w:r>
           </w:p>
           <w:p>
             <w:pPr>
@@ -573,199 +640,15 @@
                 <w:color w:val="808080" w:themeColor="background1" w:themeShade="80"/>
                 <w:sz w:val="20"/>
                 <w:szCs w:val="20"/>
-                <w:lang w:val="en"/>
-              </w:rPr>
-            </w:pPr>
-          </w:p>
-          <w:p>
-            <w:pPr>
-              <w:rPr>
-                <w:rFonts w:cstheme="minorHAnsi"/>
-                <w:bCs/>
-                <w:i/>
-                <w:color w:val="808080" w:themeColor="background1" w:themeShade="80"/>
-                <w:sz w:val="20"/>
-                <w:szCs w:val="20"/>
-                <w:lang w:val="en"/>
-              </w:rPr>
-            </w:pPr>
-          </w:p>
-          <w:p>
-            <w:pPr>
-              <w:rPr>
-                <w:rFonts w:cstheme="minorHAnsi"/>
-                <w:bCs/>
-                <w:i/>
-                <w:color w:val="808080" w:themeColor="background1" w:themeShade="80"/>
-                <w:sz w:val="20"/>
-                <w:szCs w:val="20"/>
-                <w:lang w:val="de-DE"/>
-              </w:rPr>
-            </w:pPr>
-            <w:r>
-              <w:rPr>
-                <w:rFonts w:cstheme="minorHAnsi"/>
-                <w:i/>
-                <w:iCs/>
-                <w:color w:val="808080" w:themeColor="background1" w:themeShade="80"/>
-                <w:sz w:val="20"/>
-                <w:szCs w:val="20"/>
-                <w:lang w:val="de-DE"/>
-              </w:rPr>
-              <w:t xml:space="preserve">Beispiel Arbeitseinheit, </w:t>
-            </w:r>
-            <w:proofErr w:type="spellStart"/>
-            <w:r>
-              <w:rPr>
-                <w:rFonts w:cstheme="minorHAnsi"/>
-                <w:i/>
-                <w:iCs/>
-                <w:color w:val="808080" w:themeColor="background1" w:themeShade="80"/>
-                <w:sz w:val="20"/>
-                <w:szCs w:val="20"/>
-                <w:lang w:val="de-DE"/>
-              </w:rPr>
-              <w:t>example</w:t>
-            </w:r>
-            <w:proofErr w:type="spellEnd"/>
-            <w:r>
-              <w:rPr>
-                <w:rFonts w:cstheme="minorHAnsi"/>
-                <w:i/>
-                <w:iCs/>
-                <w:color w:val="808080" w:themeColor="background1" w:themeShade="80"/>
-                <w:sz w:val="20"/>
-                <w:szCs w:val="20"/>
-                <w:lang w:val="de-DE"/>
-              </w:rPr>
-              <w:t xml:space="preserve"> of </w:t>
-            </w:r>
-            <w:proofErr w:type="spellStart"/>
-            <w:r>
-              <w:rPr>
-                <w:rFonts w:cstheme="minorHAnsi"/>
-                <w:i/>
-                <w:iCs/>
-                <w:color w:val="808080" w:themeColor="background1" w:themeShade="80"/>
-                <w:sz w:val="20"/>
-                <w:szCs w:val="20"/>
-                <w:lang w:val="de-DE"/>
-              </w:rPr>
-              <w:t>work</w:t>
-            </w:r>
-            <w:proofErr w:type="spellEnd"/>
-            <w:r>
-              <w:rPr>
-                <w:rFonts w:cstheme="minorHAnsi"/>
-                <w:i/>
-                <w:iCs/>
-                <w:color w:val="808080" w:themeColor="background1" w:themeShade="80"/>
-                <w:sz w:val="20"/>
-                <w:szCs w:val="20"/>
-                <w:lang w:val="de-DE"/>
-              </w:rPr>
-              <w:t xml:space="preserve"> </w:t>
-            </w:r>
-            <w:proofErr w:type="spellStart"/>
-            <w:r>
-              <w:rPr>
-                <w:rFonts w:cstheme="minorHAnsi"/>
-                <w:i/>
-                <w:iCs/>
-                <w:color w:val="808080" w:themeColor="background1" w:themeShade="80"/>
-                <w:sz w:val="20"/>
-                <w:szCs w:val="20"/>
-                <w:lang w:val="de-DE"/>
-              </w:rPr>
-              <w:t>unit</w:t>
-            </w:r>
-            <w:proofErr w:type="spellEnd"/>
-            <w:r>
-              <w:rPr>
-                <w:rFonts w:cstheme="minorHAnsi"/>
-                <w:i/>
-                <w:iCs/>
-                <w:color w:val="808080" w:themeColor="background1" w:themeShade="80"/>
-                <w:sz w:val="20"/>
-                <w:szCs w:val="20"/>
-                <w:lang w:val="de-DE"/>
-              </w:rPr>
-              <w:t>:</w:t>
-            </w:r>
-          </w:p>
-          <w:p>
-            <w:pPr>
-              <w:rPr>
-                <w:rFonts w:cstheme="minorHAnsi"/>
-                <w:bCs/>
-                <w:i/>
-                <w:color w:val="808080" w:themeColor="background1" w:themeShade="80"/>
-                <w:sz w:val="20"/>
-                <w:szCs w:val="20"/>
-                <w:lang w:val="de-DE"/>
-              </w:rPr>
-            </w:pPr>
-            <w:r>
-              <w:rPr>
-                <w:rFonts w:cstheme="minorHAnsi"/>
-                <w:i/>
-                <w:iCs/>
-                <w:color w:val="808080" w:themeColor="background1" w:themeShade="80"/>
-                <w:sz w:val="20"/>
-                <w:szCs w:val="20"/>
-                <w:lang w:val="de-DE"/>
-              </w:rPr>
-              <w:t>Psy AE Allgemeine Psychologie I (Lappe)</w:t>
-            </w:r>
-          </w:p>
-          <w:p>
-            <w:pPr>
-              <w:rPr>
-                <w:rFonts w:cstheme="minorHAnsi"/>
-                <w:bCs/>
-                <w:i/>
-                <w:color w:val="808080" w:themeColor="background1" w:themeShade="80"/>
-                <w:sz w:val="20"/>
-                <w:szCs w:val="20"/>
-              </w:rPr>
-            </w:pPr>
-            <w:r>
-              <w:rPr>
-                <w:rFonts w:cstheme="minorHAnsi"/>
-                <w:i/>
-                <w:iCs/>
-                <w:color w:val="808080" w:themeColor="background1" w:themeShade="80"/>
-                <w:sz w:val="20"/>
-                <w:szCs w:val="20"/>
-                <w:lang w:val="en"/>
-              </w:rPr>
-              <w:t xml:space="preserve">IFS AB </w:t>
-            </w:r>
-            <w:proofErr w:type="spellStart"/>
-            <w:r>
-              <w:rPr>
-                <w:rFonts w:cstheme="minorHAnsi"/>
-                <w:i/>
-                <w:iCs/>
-                <w:color w:val="808080" w:themeColor="background1" w:themeShade="80"/>
-                <w:sz w:val="20"/>
-                <w:szCs w:val="20"/>
-                <w:lang w:val="en"/>
-              </w:rPr>
-              <w:t>Bewegungswissenschaft</w:t>
-            </w:r>
-            <w:proofErr w:type="spellEnd"/>
-            <w:r>
-              <w:rPr>
-                <w:rFonts w:cstheme="minorHAnsi"/>
-                <w:i/>
-                <w:iCs/>
-                <w:color w:val="808080" w:themeColor="background1" w:themeShade="80"/>
-                <w:sz w:val="20"/>
-                <w:szCs w:val="20"/>
-                <w:lang w:val="en"/>
-              </w:rPr>
-              <w:t xml:space="preserve"> (Wagner)</w:t>
+              </w:rPr>
+            </w:pPr>
+            <w:r>
+              <w:rPr>
+                <w:rFonts w:cstheme="minorHAnsi"/>
+                <w:sz w:val="22"/>
+                <w:szCs w:val="22"/>
+              </w:rPr>
+              <w:t>Lukas.roeseler@uni-muenster.de</w:t>
             </w:r>
           </w:p>
         </w:tc>
@@ -819,14 +702,25 @@
               </w:rPr>
               <w:t xml:space="preserve">Ethikantrag zu einem Drittmittel-Projekt? </w:t>
             </w:r>
-            <w:r>
-              <w:rPr>
-                <w:rFonts w:cstheme="minorHAnsi"/>
-                <w:sz w:val="22"/>
-                <w:szCs w:val="22"/>
-                <w:lang w:val="en-US"/>
-              </w:rPr>
-              <w:t xml:space="preserve">Wenn 'Ja': </w:t>
+            <w:proofErr w:type="spellStart"/>
+            <w:r>
+              <w:rPr>
+                <w:rFonts w:cstheme="minorHAnsi"/>
+                <w:sz w:val="22"/>
+                <w:szCs w:val="22"/>
+                <w:lang w:val="en-US"/>
+              </w:rPr>
+              <w:t>Wenn</w:t>
+            </w:r>
+            <w:proofErr w:type="spellEnd"/>
+            <w:r>
+              <w:rPr>
+                <w:rFonts w:cstheme="minorHAnsi"/>
+                <w:sz w:val="22"/>
+                <w:szCs w:val="22"/>
+                <w:lang w:val="en-US"/>
+              </w:rPr>
+              <w:t xml:space="preserve"> 'Ja': </w:t>
             </w:r>
             <w:proofErr w:type="spellStart"/>
             <w:r>
@@ -938,74 +832,11 @@
             <w:r>
               <w:rPr>
                 <w:rFonts w:cstheme="minorHAnsi"/>
-                <w:noProof/>
-                <w:sz w:val="22"/>
-                <w:szCs w:val="22"/>
-                <w:lang w:val="de-DE"/>
-              </w:rPr>
-              <mc:AlternateContent>
-                <mc:Choice Requires="wpg">
-                  <w:drawing>
-                    <wp:anchor distT="0" distB="0" distL="114300" distR="114300" simplePos="0" relativeHeight="251678720" behindDoc="0" locked="0" layoutInCell="1" allowOverlap="1">
-                      <wp:simplePos x="0" y="0"/>
-                      <wp:positionH relativeFrom="column">
-                        <wp:posOffset>1270</wp:posOffset>
-                      </wp:positionH>
-                      <wp:positionV relativeFrom="paragraph">
-                        <wp:posOffset>19685</wp:posOffset>
-                      </wp:positionV>
-                      <wp:extent cx="149087" cy="149087"/>
-                      <wp:effectExtent l="0" t="0" r="16510" b="16510"/>
-                      <wp:wrapNone/>
-                      <wp:docPr id="1" name="Rechteck 4"/>
-                      <wp:cNvGraphicFramePr/>
-                      <a:graphic xmlns:a="http://schemas.openxmlformats.org/drawingml/2006/main">
-                        <a:graphicData uri="http://schemas.microsoft.com/office/word/2010/wordprocessingShape">
-                          <wps:wsp>
-                            <wps:cNvSpPr/>
-                            <wps:spPr bwMode="auto">
-                              <a:xfrm>
-                                <a:off x="0" y="0"/>
-                                <a:ext cx="149087" cy="149087"/>
-                              </a:xfrm>
-                              <a:prstGeom prst="rect">
-                                <a:avLst/>
-                              </a:prstGeom>
-                            </wps:spPr>
-                            <wps:style>
-                              <a:lnRef idx="2">
-                                <a:schemeClr val="dk1"/>
-                              </a:lnRef>
-                              <a:fillRef idx="1">
-                                <a:schemeClr val="lt1"/>
-                              </a:fillRef>
-                              <a:effectRef idx="0">
-                                <a:schemeClr val="dk1"/>
-                              </a:effectRef>
-                              <a:fontRef idx="minor">
-                                <a:schemeClr val="dk1"/>
-                              </a:fontRef>
-                            </wps:style>
-                            <wps:bodyPr rot="0">
-                              <a:prstTxWarp prst="textNoShape">
-                                <a:avLst/>
-                              </a:prstTxWarp>
-                              <a:noAutofit/>
-                            </wps:bodyPr>
-                          </wps:wsp>
-                        </a:graphicData>
-                      </a:graphic>
-                    </wp:anchor>
-                  </w:drawing>
-                </mc:Choice>
-                <mc:Fallback xmlns:a="http://schemas.openxmlformats.org/drawingml/2006/main">
-                  <w:pict>
-                    <v:shape id="shape 0" o:spid="_x0000_s0" o:spt="1" type="#_x0000_t1" style="position:absolute;z-index:251841536;o:allowoverlap:true;o:allowincell:true;mso-position-horizontal-relative:text;margin-left:0.10pt;mso-position-horizontal:absolute;mso-position-vertical-relative:text;margin-top:1.55pt;mso-position-vertical:absolute;width:11.74pt;height:11.74pt;mso-wrap-distance-left:9.00pt;mso-wrap-distance-top:0.00pt;mso-wrap-distance-right:9.00pt;mso-wrap-distance-bottom:0.00pt;visibility:visible;" fillcolor="#FFFFFF" strokecolor="#000000" strokeweight="1.00pt">
-                      <v:stroke dashstyle="solid"/>
-                    </v:shape>
-                  </w:pict>
-                </mc:Fallback>
-              </mc:AlternateContent>
+                <w:sz w:val="22"/>
+                <w:szCs w:val="22"/>
+                <w:lang w:val="en-US"/>
+              </w:rPr>
+              <w:t>X</w:t>
             </w:r>
             <w:r>
               <w:rPr>
@@ -1118,7 +949,7 @@
               <mc:AlternateContent>
                 <mc:Choice Requires="wpg">
                   <w:drawing>
-                    <wp:anchor distT="0" distB="0" distL="114300" distR="114300" simplePos="0" relativeHeight="251679744" behindDoc="0" locked="0" layoutInCell="1" allowOverlap="1">
+                    <wp:anchor distT="0" distB="0" distL="114300" distR="114300" simplePos="0" relativeHeight="251679744" behindDoc="0" locked="0" layoutInCell="1" allowOverlap="1" wp14:anchorId="46AAEC70" wp14:editId="263D5C6E">
                       <wp:simplePos x="0" y="0"/>
                       <wp:positionH relativeFrom="column">
                         <wp:posOffset>1270</wp:posOffset>
@@ -1170,7 +1001,7 @@
                     </wp:anchor>
                   </w:drawing>
                 </mc:Choice>
-                <mc:Fallback xmlns:a="http://schemas.openxmlformats.org/drawingml/2006/main">
+                <mc:Fallback xmlns:a="http://schemas.openxmlformats.org/drawingml/2006/main" xmlns:w16sdtfl="http://schemas.microsoft.com/office/word/2024/wordml/sdtformatlock" xmlns:w16du="http://schemas.microsoft.com/office/word/2023/wordml/word16du">
                   <w:pict>
                     <v:shape id="shape 1" o:spid="_x0000_s1" o:spt="1" type="#_x0000_t1" style="position:absolute;z-index:251844608;o:allowoverlap:true;o:allowincell:true;mso-position-horizontal-relative:text;margin-left:0.10pt;mso-position-horizontal:absolute;mso-position-vertical-relative:text;margin-top:1.55pt;mso-position-vertical:absolute;width:11.74pt;height:11.74pt;mso-wrap-distance-left:9.00pt;mso-wrap-distance-top:0.00pt;mso-wrap-distance-right:9.00pt;mso-wrap-distance-bottom:0.00pt;visibility:visible;" fillcolor="#FFFFFF" strokecolor="#000000" strokeweight="1.00pt">
                       <v:stroke dashstyle="solid"/>
@@ -1364,7 +1195,29 @@
                 <w:szCs w:val="22"/>
                 <w:lang w:val="de-DE"/>
               </w:rPr>
-              <w:t xml:space="preserve"> of </w:t>
+              <w:t xml:space="preserve"> </w:t>
+            </w:r>
+            <w:proofErr w:type="spellStart"/>
+            <w:r>
+              <w:rPr>
+                <w:rFonts w:cstheme="minorHAnsi"/>
+                <w:color w:val="808080" w:themeColor="background1" w:themeShade="80"/>
+                <w:sz w:val="22"/>
+                <w:szCs w:val="22"/>
+                <w:lang w:val="de-DE"/>
+              </w:rPr>
+              <w:t>of</w:t>
+            </w:r>
+            <w:proofErr w:type="spellEnd"/>
+            <w:r>
+              <w:rPr>
+                <w:rFonts w:cstheme="minorHAnsi"/>
+                <w:color w:val="808080" w:themeColor="background1" w:themeShade="80"/>
+                <w:sz w:val="22"/>
+                <w:szCs w:val="22"/>
+                <w:lang w:val="de-DE"/>
+              </w:rPr>
+              <w:t xml:space="preserve"> </w:t>
             </w:r>
             <w:proofErr w:type="spellStart"/>
             <w:r>
@@ -1450,23 +1303,114 @@
             <w:pPr>
               <w:rPr>
                 <w:rFonts w:cstheme="minorHAnsi"/>
-                <w:i/>
-                <w:color w:val="808080" w:themeColor="background1" w:themeShade="80"/>
-                <w:sz w:val="22"/>
-                <w:szCs w:val="22"/>
-                <w:lang w:val="de-DE"/>
-              </w:rPr>
-            </w:pPr>
-            <w:r>
-              <w:rPr>
-                <w:rFonts w:cstheme="minorHAnsi"/>
-                <w:i/>
-                <w:color w:val="808080" w:themeColor="background1" w:themeShade="80"/>
-                <w:sz w:val="22"/>
-                <w:szCs w:val="22"/>
-                <w:lang w:val="de-DE"/>
-              </w:rPr>
-              <w:t xml:space="preserve">max. 250 Wörter </w:t>
+                <w:bCs/>
+                <w:sz w:val="22"/>
+                <w:szCs w:val="22"/>
+                <w:lang w:val="en-US"/>
+              </w:rPr>
+            </w:pPr>
+            <w:r>
+              <w:rPr>
+                <w:rFonts w:cstheme="minorHAnsi"/>
+                <w:sz w:val="22"/>
+                <w:szCs w:val="22"/>
+                <w:lang w:val="en-US"/>
+              </w:rPr>
+              <w:t xml:space="preserve">With a large number of published research comes the need to efficiently assess research quality. Researchers have been relying on journal prestige, usually approximated by a journal's average number of citations. We </w:t>
+            </w:r>
+            <w:r>
+              <w:rPr>
+                <w:rFonts w:cstheme="minorHAnsi"/>
+                <w:sz w:val="22"/>
+                <w:szCs w:val="22"/>
+                <w:lang w:val="en-US"/>
+              </w:rPr>
+              <w:t xml:space="preserve">will </w:t>
+            </w:r>
+            <w:r>
+              <w:rPr>
+                <w:rFonts w:cstheme="minorHAnsi"/>
+                <w:sz w:val="22"/>
+                <w:szCs w:val="22"/>
+                <w:lang w:val="en-US"/>
+              </w:rPr>
+              <w:t>investigate how</w:t>
+            </w:r>
+            <w:r>
+              <w:rPr>
+                <w:rFonts w:cstheme="minorHAnsi"/>
+                <w:sz w:val="22"/>
+                <w:szCs w:val="22"/>
+                <w:lang w:val="en-US"/>
+              </w:rPr>
+              <w:t xml:space="preserve"> </w:t>
+            </w:r>
+            <w:r>
+              <w:rPr>
+                <w:rFonts w:cstheme="minorHAnsi"/>
+                <w:sz w:val="22"/>
+                <w:szCs w:val="22"/>
+                <w:lang w:val="en-US"/>
+              </w:rPr>
+              <w:t xml:space="preserve">researchers and </w:t>
+            </w:r>
+            <w:r>
+              <w:rPr>
+                <w:rFonts w:cstheme="minorHAnsi"/>
+                <w:sz w:val="22"/>
+                <w:szCs w:val="22"/>
+                <w:lang w:val="en-US"/>
+              </w:rPr>
+              <w:t xml:space="preserve">citizens </w:t>
+            </w:r>
+            <w:r>
+              <w:rPr>
+                <w:rFonts w:cstheme="minorHAnsi"/>
+                <w:sz w:val="22"/>
+                <w:szCs w:val="22"/>
+                <w:lang w:val="en-US"/>
+              </w:rPr>
+              <w:t>predict replication outcomes in the presence and absence of journals' impact factors. We compare this relation to the actual relationship between impact factor and replication outcomes. For this, we used data from the FORRT Library of Reproduction and Replication Attempts (</w:t>
+            </w:r>
+            <w:proofErr w:type="spellStart"/>
+            <w:r>
+              <w:rPr>
+                <w:rFonts w:cstheme="minorHAnsi"/>
+                <w:sz w:val="22"/>
+                <w:szCs w:val="22"/>
+                <w:lang w:val="en-US"/>
+              </w:rPr>
+              <w:t>Wallrich</w:t>
+            </w:r>
+            <w:proofErr w:type="spellEnd"/>
+            <w:r>
+              <w:rPr>
+                <w:rFonts w:cstheme="minorHAnsi"/>
+                <w:sz w:val="22"/>
+                <w:szCs w:val="22"/>
+                <w:lang w:val="en-US"/>
+              </w:rPr>
+              <w:t xml:space="preserve"> et al., 2026) and a gamified paradigm "Guess The Replication" (</w:t>
+            </w:r>
+            <w:proofErr w:type="spellStart"/>
+            <w:r>
+              <w:rPr>
+                <w:rFonts w:cstheme="minorHAnsi"/>
+                <w:sz w:val="22"/>
+                <w:szCs w:val="22"/>
+                <w:lang w:val="en-US"/>
+              </w:rPr>
+              <w:t>GutheR</w:t>
+            </w:r>
+            <w:proofErr w:type="spellEnd"/>
+            <w:r>
+              <w:rPr>
+                <w:rFonts w:cstheme="minorHAnsi"/>
+                <w:sz w:val="22"/>
+                <w:szCs w:val="22"/>
+                <w:lang w:val="en-US"/>
+              </w:rPr>
+              <w:t>).</w:t>
             </w:r>
           </w:p>
           <w:p>
@@ -1478,20 +1422,9 @@
                 <w:color w:val="808080" w:themeColor="background1" w:themeShade="80"/>
                 <w:sz w:val="22"/>
                 <w:szCs w:val="22"/>
-                <w:lang w:val="en"/>
-              </w:rPr>
-            </w:pPr>
-            <w:r>
-              <w:rPr>
-                <w:rFonts w:cstheme="minorHAnsi"/>
-                <w:i/>
-                <w:color w:val="808080" w:themeColor="background1" w:themeShade="80"/>
-                <w:sz w:val="22"/>
-                <w:szCs w:val="22"/>
-                <w:lang w:val="en"/>
-              </w:rPr>
-              <w:t>max. 250 words</w:t>
-            </w:r>
+                <w:lang w:val="en-US"/>
+              </w:rPr>
+            </w:pPr>
           </w:p>
           <w:p>
             <w:pPr>
@@ -1502,7 +1435,7 @@
                 <w:color w:val="808080" w:themeColor="background1" w:themeShade="80"/>
                 <w:sz w:val="22"/>
                 <w:szCs w:val="22"/>
-                <w:lang w:val="de-DE"/>
+                <w:lang w:val="en-US"/>
               </w:rPr>
             </w:pPr>
           </w:p>
@@ -1515,7 +1448,7 @@
                 <w:color w:val="808080" w:themeColor="background1" w:themeShade="80"/>
                 <w:sz w:val="22"/>
                 <w:szCs w:val="22"/>
-                <w:lang w:val="de-DE"/>
+                <w:lang w:val="en-US"/>
               </w:rPr>
             </w:pPr>
           </w:p>
@@ -1528,7 +1461,7 @@
                 <w:color w:val="808080" w:themeColor="background1" w:themeShade="80"/>
                 <w:sz w:val="22"/>
                 <w:szCs w:val="22"/>
-                <w:lang w:val="de-DE"/>
+                <w:lang w:val="en-US"/>
               </w:rPr>
             </w:pPr>
           </w:p>
@@ -1541,7 +1474,7 @@
                 <w:color w:val="808080" w:themeColor="background1" w:themeShade="80"/>
                 <w:sz w:val="22"/>
                 <w:szCs w:val="22"/>
-                <w:lang w:val="de-DE"/>
+                <w:lang w:val="en-US"/>
               </w:rPr>
             </w:pPr>
           </w:p>
@@ -1554,7 +1487,7 @@
                 <w:color w:val="808080" w:themeColor="background1" w:themeShade="80"/>
                 <w:sz w:val="22"/>
                 <w:szCs w:val="22"/>
-                <w:lang w:val="de-DE"/>
+                <w:lang w:val="en-US"/>
               </w:rPr>
             </w:pPr>
           </w:p>
@@ -1567,7 +1500,7 @@
                 <w:color w:val="808080" w:themeColor="background1" w:themeShade="80"/>
                 <w:sz w:val="22"/>
                 <w:szCs w:val="22"/>
-                <w:lang w:val="de-DE"/>
+                <w:lang w:val="en-US"/>
               </w:rPr>
             </w:pPr>
           </w:p>
@@ -1580,7 +1513,7 @@
                 <w:color w:val="808080" w:themeColor="background1" w:themeShade="80"/>
                 <w:sz w:val="22"/>
                 <w:szCs w:val="22"/>
-                <w:lang w:val="de-DE"/>
+                <w:lang w:val="en-US"/>
               </w:rPr>
             </w:pPr>
           </w:p>
@@ -1593,7 +1526,7 @@
                 <w:color w:val="808080" w:themeColor="background1" w:themeShade="80"/>
                 <w:sz w:val="22"/>
                 <w:szCs w:val="22"/>
-                <w:lang w:val="de-DE"/>
+                <w:lang w:val="en-US"/>
               </w:rPr>
             </w:pPr>
           </w:p>
@@ -1606,7 +1539,7 @@
                 <w:color w:val="808080" w:themeColor="background1" w:themeShade="80"/>
                 <w:sz w:val="22"/>
                 <w:szCs w:val="22"/>
-                <w:lang w:val="de-DE"/>
+                <w:lang w:val="en-US"/>
               </w:rPr>
             </w:pPr>
           </w:p>
@@ -1619,7 +1552,7 @@
                 <w:color w:val="808080" w:themeColor="background1" w:themeShade="80"/>
                 <w:sz w:val="22"/>
                 <w:szCs w:val="22"/>
-                <w:lang w:val="de-DE"/>
+                <w:lang w:val="en-US"/>
               </w:rPr>
             </w:pPr>
           </w:p>
@@ -1632,7 +1565,7 @@
                 <w:color w:val="808080" w:themeColor="background1" w:themeShade="80"/>
                 <w:sz w:val="22"/>
                 <w:szCs w:val="22"/>
-                <w:lang w:val="de-DE"/>
+                <w:lang w:val="en-US"/>
               </w:rPr>
             </w:pPr>
           </w:p>
@@ -1645,33 +1578,7 @@
                 <w:color w:val="808080" w:themeColor="background1" w:themeShade="80"/>
                 <w:sz w:val="22"/>
                 <w:szCs w:val="22"/>
-                <w:lang w:val="de-DE"/>
-              </w:rPr>
-            </w:pPr>
-          </w:p>
-          <w:p>
-            <w:pPr>
-              <w:rPr>
-                <w:rFonts w:cstheme="minorHAnsi"/>
-                <w:bCs/>
-                <w:i/>
-                <w:color w:val="808080" w:themeColor="background1" w:themeShade="80"/>
-                <w:sz w:val="22"/>
-                <w:szCs w:val="22"/>
-                <w:lang w:val="de-DE"/>
-              </w:rPr>
-            </w:pPr>
-          </w:p>
-          <w:p>
-            <w:pPr>
-              <w:rPr>
-                <w:rFonts w:cstheme="minorHAnsi"/>
-                <w:bCs/>
-                <w:i/>
-                <w:color w:val="808080" w:themeColor="background1" w:themeShade="80"/>
-                <w:sz w:val="22"/>
-                <w:szCs w:val="22"/>
-                <w:lang w:val="de-DE"/>
+                <w:lang w:val="en-US"/>
               </w:rPr>
             </w:pPr>
           </w:p>
@@ -1688,7 +1595,7 @@
                 <w:rFonts w:cstheme="minorHAnsi"/>
                 <w:sz w:val="22"/>
                 <w:szCs w:val="22"/>
-                <w:lang w:val="de-DE"/>
+                <w:lang w:val="en-US"/>
               </w:rPr>
             </w:pPr>
           </w:p>
@@ -1724,7 +1631,6 @@
                 <w:szCs w:val="22"/>
                 <w:lang w:val="de-DE"/>
               </w:rPr>
-              <w:lastRenderedPageBreak/>
               <w:t>Geplante Methoden</w:t>
             </w:r>
             <w:r>
@@ -1756,8 +1662,35 @@
             <w:pPr>
               <w:rPr>
                 <w:rFonts w:cstheme="minorHAnsi"/>
-                <w:i/>
-                <w:color w:val="808080" w:themeColor="background1" w:themeShade="80"/>
+                <w:sz w:val="22"/>
+                <w:szCs w:val="22"/>
+                <w:lang w:val="en-US"/>
+              </w:rPr>
+            </w:pPr>
+            <w:r>
+              <w:rPr>
+                <w:rFonts w:cstheme="minorHAnsi"/>
+                <w:sz w:val="22"/>
+                <w:szCs w:val="22"/>
+                <w:lang w:val="en-US"/>
+              </w:rPr>
+              <w:t>To collect data on people's predictions of replicability and to drive attention towards replication studies, we created a browser game that resembles the popular guessthecorrelation.com. That is, the style is pixelated, there are sounds for correct and wrong answers, players' score will be ranked on a leaderboard, players get a certificate that they can share with others on social media, and it can be played with keyboard, mouse, or on smartphones.</w:t>
+            </w:r>
+          </w:p>
+          <w:p>
+            <w:pPr>
+              <w:rPr>
+                <w:rFonts w:cstheme="minorHAnsi"/>
+                <w:sz w:val="22"/>
+                <w:szCs w:val="22"/>
+                <w:lang w:val="en-US"/>
+              </w:rPr>
+            </w:pPr>
+          </w:p>
+          <w:p>
+            <w:pPr>
+              <w:rPr>
+                <w:rFonts w:cstheme="minorHAnsi"/>
                 <w:sz w:val="22"/>
                 <w:szCs w:val="22"/>
                 <w:lang w:val="en"/>
@@ -1766,115 +1699,31 @@
             <w:r>
               <w:rPr>
                 <w:rFonts w:cstheme="minorHAnsi"/>
-                <w:i/>
-                <w:color w:val="808080" w:themeColor="background1" w:themeShade="80"/>
-                <w:sz w:val="22"/>
-                <w:szCs w:val="22"/>
-                <w:lang w:val="de-DE"/>
-              </w:rPr>
-              <w:t>z.B. Verhaltensmaße, Fragebögen, apparative Methoden, EEG</w:t>
-            </w:r>
-            <w:r>
-              <w:rPr>
-                <w:rFonts w:cstheme="minorHAnsi"/>
-                <w:i/>
-                <w:color w:val="808080" w:themeColor="background1" w:themeShade="80"/>
-                <w:sz w:val="22"/>
-                <w:szCs w:val="22"/>
-                <w:lang w:val="de-DE"/>
-              </w:rPr>
-              <w:br/>
-              <w:t>Es muss deutlich werden: welche Variablen und Versuchsbedingungen sollen erhoben und analysiert werden?</w:t>
-            </w:r>
-            <w:r>
-              <w:rPr>
-                <w:rFonts w:cstheme="minorHAnsi"/>
-                <w:i/>
-                <w:color w:val="808080" w:themeColor="background1" w:themeShade="80"/>
-                <w:sz w:val="22"/>
-                <w:szCs w:val="22"/>
-                <w:lang w:val="de-DE"/>
-              </w:rPr>
-              <w:br/>
-              <w:t>Es sollten nur solche Daten erhoben werden, die in einem direkten Zusammenhang zur Forschungsfrage stehen.</w:t>
-            </w:r>
-            <w:r>
-              <w:rPr>
-                <w:rFonts w:cstheme="minorHAnsi"/>
-                <w:i/>
-                <w:color w:val="808080" w:themeColor="background1" w:themeShade="80"/>
-                <w:sz w:val="22"/>
-                <w:szCs w:val="22"/>
-                <w:lang w:val="de-DE"/>
-              </w:rPr>
-              <w:br/>
-            </w:r>
-            <w:r>
-              <w:rPr>
-                <w:rFonts w:cstheme="minorHAnsi"/>
-                <w:i/>
-                <w:color w:val="808080" w:themeColor="background1" w:themeShade="80"/>
-                <w:sz w:val="22"/>
-                <w:szCs w:val="22"/>
-                <w:highlight w:val="yellow"/>
-                <w:lang w:val="de-DE"/>
-              </w:rPr>
-              <w:br/>
-            </w:r>
-            <w:r>
-              <w:rPr>
-                <w:rFonts w:cstheme="minorHAnsi"/>
-                <w:i/>
-                <w:color w:val="808080" w:themeColor="background1" w:themeShade="80"/>
-                <w:sz w:val="22"/>
-                <w:szCs w:val="22"/>
-                <w:lang w:val="en"/>
-              </w:rPr>
-              <w:t xml:space="preserve">e.g. </w:t>
+                <w:sz w:val="22"/>
+                <w:szCs w:val="22"/>
+                <w:lang w:val="en-US"/>
+              </w:rPr>
+              <w:t>The aim of Guess the Replication (</w:t>
             </w:r>
             <w:proofErr w:type="spellStart"/>
             <w:r>
               <w:rPr>
                 <w:rFonts w:cstheme="minorHAnsi"/>
-                <w:i/>
-                <w:color w:val="808080" w:themeColor="background1" w:themeShade="80"/>
-                <w:sz w:val="22"/>
-                <w:szCs w:val="22"/>
-                <w:lang w:val="en"/>
-              </w:rPr>
-              <w:t>behavioural</w:t>
+                <w:sz w:val="22"/>
+                <w:szCs w:val="22"/>
+                <w:lang w:val="en-US"/>
+              </w:rPr>
+              <w:t>GutheR</w:t>
             </w:r>
             <w:proofErr w:type="spellEnd"/>
             <w:r>
               <w:rPr>
                 <w:rFonts w:cstheme="minorHAnsi"/>
-                <w:i/>
-                <w:color w:val="808080" w:themeColor="background1" w:themeShade="80"/>
-                <w:sz w:val="22"/>
-                <w:szCs w:val="22"/>
-                <w:lang w:val="en"/>
-              </w:rPr>
-              <w:t xml:space="preserve"> measures, questionnaires, instrumental methods,</w:t>
-            </w:r>
-            <w:r>
-              <w:rPr>
-                <w:rFonts w:cstheme="minorHAnsi"/>
-                <w:sz w:val="22"/>
-                <w:szCs w:val="22"/>
-                <w:lang w:val="en"/>
-              </w:rPr>
-              <w:t xml:space="preserve"> </w:t>
-            </w:r>
-            <w:r>
-              <w:rPr>
-                <w:rFonts w:cstheme="minorHAnsi"/>
-                <w:i/>
-                <w:color w:val="808080" w:themeColor="background1" w:themeShade="80"/>
-                <w:sz w:val="22"/>
-                <w:szCs w:val="22"/>
-                <w:lang w:val="en"/>
-              </w:rPr>
-              <w:t>EEG. It must be made clear: which variables and experimental conditions will be collected and analyzed? Only data that are directly related to the research question should be collected.</w:t>
+                <w:sz w:val="22"/>
+                <w:szCs w:val="22"/>
+                <w:lang w:val="en-US"/>
+              </w:rPr>
+              <w:t>) is to correctly predict replication success based on only the title, abstract, study number (if applicable) and - for 50% of the trials - the impact factor of the original publication's journal.</w:t>
             </w:r>
           </w:p>
           <w:p>
@@ -1970,57 +1819,28 @@
             <w:pPr>
               <w:rPr>
                 <w:rFonts w:cstheme="minorHAnsi"/>
-                <w:i/>
-                <w:color w:val="808080" w:themeColor="background1" w:themeShade="80"/>
-                <w:sz w:val="22"/>
-                <w:szCs w:val="22"/>
-                <w:lang w:val="de-DE"/>
-              </w:rPr>
-            </w:pPr>
-            <w:r>
-              <w:rPr>
-                <w:rFonts w:cstheme="minorHAnsi"/>
-                <w:i/>
-                <w:color w:val="808080" w:themeColor="background1" w:themeShade="80"/>
-                <w:sz w:val="22"/>
-                <w:szCs w:val="22"/>
-                <w:lang w:val="de-DE"/>
-              </w:rPr>
-              <w:t>z. B. Ermüdung, Anstrengung, invasive Verfahren</w:t>
-            </w:r>
-          </w:p>
-          <w:p>
-            <w:pPr>
-              <w:rPr>
-                <w:rFonts w:cstheme="minorHAnsi"/>
-                <w:i/>
-                <w:color w:val="808080" w:themeColor="background1" w:themeShade="80"/>
-                <w:sz w:val="22"/>
-                <w:szCs w:val="22"/>
-                <w:lang w:val="en-US"/>
-              </w:rPr>
-            </w:pPr>
-            <w:r>
-              <w:rPr>
-                <w:rFonts w:cstheme="minorHAnsi"/>
-                <w:i/>
-                <w:color w:val="808080" w:themeColor="background1" w:themeShade="80"/>
-                <w:sz w:val="22"/>
-                <w:szCs w:val="22"/>
-                <w:lang w:val="en"/>
-              </w:rPr>
-              <w:t>e.g. fatigue, exertion, invasive procedures</w:t>
-            </w:r>
-            <w:r>
-              <w:rPr>
-                <w:rFonts w:cstheme="minorHAnsi"/>
-                <w:i/>
-                <w:color w:val="808080" w:themeColor="background1" w:themeShade="80"/>
-                <w:sz w:val="22"/>
-                <w:szCs w:val="22"/>
-                <w:lang w:val="en-US"/>
-              </w:rPr>
-              <w:t xml:space="preserve"> </w:t>
+                <w:sz w:val="22"/>
+                <w:szCs w:val="22"/>
+                <w:lang w:val="en-US"/>
+              </w:rPr>
+            </w:pPr>
+            <w:r>
+              <w:rPr>
+                <w:rFonts w:cstheme="minorHAnsi"/>
+                <w:sz w:val="22"/>
+                <w:szCs w:val="22"/>
+                <w:lang w:val="en-US"/>
+              </w:rPr>
+              <w:t>People may experience fatigue af</w:t>
+            </w:r>
+            <w:r>
+              <w:rPr>
+                <w:rFonts w:cstheme="minorHAnsi"/>
+                <w:sz w:val="22"/>
+                <w:szCs w:val="22"/>
+                <w:lang w:val="en-US"/>
+              </w:rPr>
+              <w:t>ter playing a high number of rounds (i.e., completing trials).</w:t>
             </w:r>
           </w:p>
           <w:p>
@@ -2151,6 +1971,43 @@
             <w:pPr>
               <w:rPr>
                 <w:rFonts w:cstheme="minorHAnsi"/>
+                <w:sz w:val="22"/>
+                <w:szCs w:val="22"/>
+                <w:lang w:val="en-US"/>
+              </w:rPr>
+            </w:pPr>
+            <w:r>
+              <w:rPr>
+                <w:rFonts w:cstheme="minorHAnsi"/>
+                <w:sz w:val="22"/>
+                <w:szCs w:val="22"/>
+                <w:lang w:val="en-US"/>
+              </w:rPr>
+              <w:t>People who predict the replication outcomes wrongly may have</w:t>
+            </w:r>
+            <w:r>
+              <w:rPr>
+                <w:rFonts w:cstheme="minorHAnsi"/>
+                <w:sz w:val="22"/>
+                <w:szCs w:val="22"/>
+                <w:lang w:val="en"/>
+              </w:rPr>
+              <w:t xml:space="preserve"> negative experiences</w:t>
+            </w:r>
+            <w:r>
+              <w:rPr>
+                <w:rFonts w:cstheme="minorHAnsi"/>
+                <w:sz w:val="22"/>
+                <w:szCs w:val="22"/>
+                <w:lang w:val="en"/>
+              </w:rPr>
+              <w:t>. This could be exacerbated by the “wrong” sound played after each wrong estimate and a low final score and no leaderboard placement.</w:t>
+            </w:r>
+          </w:p>
+          <w:p>
+            <w:pPr>
+              <w:rPr>
+                <w:rFonts w:cstheme="minorHAnsi"/>
                 <w:i/>
                 <w:color w:val="808080" w:themeColor="background1" w:themeShade="80"/>
                 <w:sz w:val="22"/>
@@ -2158,82 +2015,37 @@
                 <w:lang w:val="en"/>
               </w:rPr>
             </w:pPr>
-            <w:r>
-              <w:rPr>
-                <w:rFonts w:cstheme="minorHAnsi"/>
-                <w:i/>
+          </w:p>
+          <w:p>
+            <w:pPr>
+              <w:rPr>
+                <w:rFonts w:cstheme="minorHAnsi"/>
                 <w:color w:val="808080" w:themeColor="background1" w:themeShade="80"/>
                 <w:sz w:val="22"/>
                 <w:szCs w:val="22"/>
-                <w:lang w:val="de-DE"/>
-              </w:rPr>
-              <w:t>z.B. aversive Reize, negative Erfahrungen</w:t>
-            </w:r>
-            <w:r>
-              <w:rPr>
-                <w:rFonts w:cstheme="minorHAnsi"/>
-                <w:i/>
+                <w:lang w:val="en-US"/>
+              </w:rPr>
+            </w:pPr>
+          </w:p>
+          <w:p>
+            <w:pPr>
+              <w:rPr>
+                <w:rFonts w:cstheme="minorHAnsi"/>
                 <w:color w:val="808080" w:themeColor="background1" w:themeShade="80"/>
                 <w:sz w:val="22"/>
                 <w:szCs w:val="22"/>
-                <w:lang w:val="de-DE"/>
-              </w:rPr>
-              <w:br/>
-            </w:r>
-            <w:r>
-              <w:rPr>
-                <w:rFonts w:cstheme="minorHAnsi"/>
-                <w:i/>
+                <w:lang w:val="en-US"/>
+              </w:rPr>
+            </w:pPr>
+          </w:p>
+          <w:p>
+            <w:pPr>
+              <w:rPr>
+                <w:rFonts w:cstheme="minorHAnsi"/>
                 <w:color w:val="808080" w:themeColor="background1" w:themeShade="80"/>
                 <w:sz w:val="22"/>
                 <w:szCs w:val="22"/>
-                <w:lang w:val="en"/>
-              </w:rPr>
-              <w:t>e.g. aversive stimuli, negative experiences</w:t>
-            </w:r>
-          </w:p>
-          <w:p>
-            <w:pPr>
-              <w:rPr>
-                <w:rFonts w:cstheme="minorHAnsi"/>
-                <w:i/>
-                <w:color w:val="808080" w:themeColor="background1" w:themeShade="80"/>
-                <w:sz w:val="22"/>
-                <w:szCs w:val="22"/>
-                <w:lang w:val="en"/>
-              </w:rPr>
-            </w:pPr>
-          </w:p>
-          <w:p>
-            <w:pPr>
-              <w:rPr>
-                <w:rFonts w:cstheme="minorHAnsi"/>
-                <w:color w:val="808080" w:themeColor="background1" w:themeShade="80"/>
-                <w:sz w:val="22"/>
-                <w:szCs w:val="22"/>
-                <w:lang w:val="de-DE"/>
-              </w:rPr>
-            </w:pPr>
-          </w:p>
-          <w:p>
-            <w:pPr>
-              <w:rPr>
-                <w:rFonts w:cstheme="minorHAnsi"/>
-                <w:color w:val="808080" w:themeColor="background1" w:themeShade="80"/>
-                <w:sz w:val="22"/>
-                <w:szCs w:val="22"/>
-                <w:lang w:val="de-DE"/>
-              </w:rPr>
-            </w:pPr>
-          </w:p>
-          <w:p>
-            <w:pPr>
-              <w:rPr>
-                <w:rFonts w:cstheme="minorHAnsi"/>
-                <w:color w:val="808080" w:themeColor="background1" w:themeShade="80"/>
-                <w:sz w:val="22"/>
-                <w:szCs w:val="22"/>
-                <w:lang w:val="de-DE"/>
+                <w:lang w:val="en-US"/>
               </w:rPr>
             </w:pPr>
           </w:p>
@@ -2250,7 +2062,7 @@
                 <w:rFonts w:cstheme="minorHAnsi"/>
                 <w:sz w:val="22"/>
                 <w:szCs w:val="22"/>
-                <w:lang w:val="de-DE"/>
+                <w:lang w:val="en-US"/>
               </w:rPr>
             </w:pPr>
           </w:p>
@@ -2343,88 +2155,25 @@
                 <w:szCs w:val="22"/>
                 <w:lang w:val="en-US"/>
               </w:rPr>
-              <w:t xml:space="preserve">     </w:t>
-            </w:r>
-            <w:r>
-              <w:rPr>
-                <w:rFonts w:cstheme="minorHAnsi"/>
-                <w:noProof/>
-                <w:sz w:val="22"/>
-                <w:szCs w:val="22"/>
-                <w:lang w:val="de-DE"/>
-              </w:rPr>
-              <mc:AlternateContent>
-                <mc:Choice Requires="wpg">
-                  <w:drawing>
-                    <wp:anchor distT="0" distB="0" distL="114300" distR="114300" simplePos="0" relativeHeight="251666432" behindDoc="0" locked="0" layoutInCell="1" allowOverlap="1">
-                      <wp:simplePos x="0" y="0"/>
-                      <wp:positionH relativeFrom="column">
-                        <wp:posOffset>-6350</wp:posOffset>
-                      </wp:positionH>
-                      <wp:positionV relativeFrom="paragraph">
-                        <wp:posOffset>6350</wp:posOffset>
-                      </wp:positionV>
-                      <wp:extent cx="149087" cy="149087"/>
-                      <wp:effectExtent l="0" t="0" r="16510" b="16510"/>
-                      <wp:wrapNone/>
-                      <wp:docPr id="3" name="Rechteck 21"/>
-                      <wp:cNvGraphicFramePr/>
-                      <a:graphic xmlns:a="http://schemas.openxmlformats.org/drawingml/2006/main">
-                        <a:graphicData uri="http://schemas.microsoft.com/office/word/2010/wordprocessingShape">
-                          <wps:wsp>
-                            <wps:cNvSpPr/>
-                            <wps:spPr bwMode="auto">
-                              <a:xfrm>
-                                <a:off x="0" y="0"/>
-                                <a:ext cx="149087" cy="149087"/>
-                              </a:xfrm>
-                              <a:prstGeom prst="rect">
-                                <a:avLst/>
-                              </a:prstGeom>
-                            </wps:spPr>
-                            <wps:style>
-                              <a:lnRef idx="2">
-                                <a:schemeClr val="dk1"/>
-                              </a:lnRef>
-                              <a:fillRef idx="1">
-                                <a:schemeClr val="lt1"/>
-                              </a:fillRef>
-                              <a:effectRef idx="0">
-                                <a:schemeClr val="dk1"/>
-                              </a:effectRef>
-                              <a:fontRef idx="minor">
-                                <a:schemeClr val="dk1"/>
-                              </a:fontRef>
-                            </wps:style>
-                            <wps:bodyPr rot="0">
-                              <a:prstTxWarp prst="textNoShape">
-                                <a:avLst/>
-                              </a:prstTxWarp>
-                              <a:noAutofit/>
-                            </wps:bodyPr>
-                          </wps:wsp>
-                        </a:graphicData>
-                      </a:graphic>
-                    </wp:anchor>
-                  </w:drawing>
-                </mc:Choice>
-                <mc:Fallback xmlns:a="http://schemas.openxmlformats.org/drawingml/2006/main">
-                  <w:pict>
-                    <v:shape id="shape 2" o:spid="_x0000_s2" o:spt="1" type="#_x0000_t1" style="position:absolute;z-index:251797504;o:allowoverlap:true;o:allowincell:true;mso-position-horizontal-relative:text;margin-left:-0.50pt;mso-position-horizontal:absolute;mso-position-vertical-relative:text;margin-top:0.50pt;mso-position-vertical:absolute;width:11.74pt;height:11.74pt;mso-wrap-distance-left:9.00pt;mso-wrap-distance-top:0.00pt;mso-wrap-distance-right:9.00pt;mso-wrap-distance-bottom:0.00pt;visibility:visible;" fillcolor="#FFFFFF" strokecolor="#000000" strokeweight="1.00pt">
-                      <v:stroke dashstyle="solid"/>
-                    </v:shape>
-                  </w:pict>
-                </mc:Fallback>
-              </mc:AlternateContent>
-            </w:r>
-            <w:r>
-              <w:rPr>
-                <w:rFonts w:cstheme="minorHAnsi"/>
-                <w:sz w:val="22"/>
-                <w:szCs w:val="22"/>
-                <w:lang w:val="en-US"/>
-              </w:rPr>
-              <w:t xml:space="preserve"> </w:t>
+              <w:t xml:space="preserve">  </w:t>
+            </w:r>
+            <w:r>
+              <w:rPr>
+                <w:rFonts w:cstheme="minorHAnsi"/>
+                <w:sz w:val="22"/>
+                <w:szCs w:val="22"/>
+                <w:lang w:val="en-US"/>
+              </w:rPr>
+              <w:t>X</w:t>
+            </w:r>
+            <w:r>
+              <w:rPr>
+                <w:rFonts w:cstheme="minorHAnsi"/>
+                <w:sz w:val="22"/>
+                <w:szCs w:val="22"/>
+                <w:lang w:val="en-US"/>
+              </w:rPr>
+              <w:t xml:space="preserve">   </w:t>
             </w:r>
             <w:r>
               <w:rPr>
@@ -2539,7 +2288,7 @@
               <mc:AlternateContent>
                 <mc:Choice Requires="wpg">
                   <w:drawing>
-                    <wp:anchor distT="0" distB="0" distL="114300" distR="114300" simplePos="0" relativeHeight="251667456" behindDoc="0" locked="0" layoutInCell="1" allowOverlap="1">
+                    <wp:anchor distT="0" distB="0" distL="114300" distR="114300" simplePos="0" relativeHeight="251667456" behindDoc="0" locked="0" layoutInCell="1" allowOverlap="1" wp14:anchorId="6825C68F" wp14:editId="0C3F3D96">
                       <wp:simplePos x="0" y="0"/>
                       <wp:positionH relativeFrom="column">
                         <wp:posOffset>-8890</wp:posOffset>
@@ -2591,7 +2340,7 @@
                     </wp:anchor>
                   </w:drawing>
                 </mc:Choice>
-                <mc:Fallback xmlns:a="http://schemas.openxmlformats.org/drawingml/2006/main">
+                <mc:Fallback xmlns:a="http://schemas.openxmlformats.org/drawingml/2006/main" xmlns:w16sdtfl="http://schemas.microsoft.com/office/word/2024/wordml/sdtformatlock" xmlns:w16du="http://schemas.microsoft.com/office/word/2023/wordml/word16du">
                   <w:pict>
                     <v:shape id="shape 3" o:spid="_x0000_s3" o:spt="1" type="#_x0000_t1" style="position:absolute;z-index:251799552;o:allowoverlap:true;o:allowincell:true;mso-position-horizontal-relative:text;margin-left:-0.70pt;mso-position-horizontal:absolute;mso-position-vertical-relative:text;margin-top:0.18pt;mso-position-vertical:absolute;width:11.74pt;height:11.74pt;mso-wrap-distance-left:9.00pt;mso-wrap-distance-top:0.00pt;mso-wrap-distance-right:9.00pt;mso-wrap-distance-bottom:0.00pt;visibility:visible;" fillcolor="#FFFFFF" strokecolor="#000000" strokeweight="1.00pt">
                       <v:stroke dashstyle="solid"/>
@@ -2742,9 +2491,19 @@
                 <w:lang w:val="en"/>
               </w:rPr>
               <w:br/>
+            </w:r>
+            <w:r>
+              <w:rPr>
+                <w:rFonts w:cstheme="minorHAnsi"/>
+                <w:color w:val="808080" w:themeColor="background1" w:themeShade="80"/>
+                <w:sz w:val="22"/>
+                <w:szCs w:val="22"/>
+                <w:lang w:val="en"/>
+              </w:rPr>
+              <w:lastRenderedPageBreak/>
               <w:t xml:space="preserve">(see EK-Confluence: </w:t>
             </w:r>
-            <w:hyperlink r:id="rId9" w:tooltip="https://confluence.uni-muenster.de/x/XB4ZCw" w:history="1">
+            <w:hyperlink r:id="rId10" w:tooltip="https://confluence.uni-muenster.de/x/XB4ZCw" w:history="1">
               <w:r>
                 <w:rPr>
                   <w:rStyle w:val="Hyperlink"/>
@@ -2801,10 +2560,11 @@
                 <w:szCs w:val="22"/>
                 <w:lang w:val="de-DE"/>
               </w:rPr>
+              <w:lastRenderedPageBreak/>
               <mc:AlternateContent>
                 <mc:Choice Requires="wpg">
                   <w:drawing>
-                    <wp:anchor distT="0" distB="0" distL="114300" distR="114300" simplePos="0" relativeHeight="251668480" behindDoc="0" locked="0" layoutInCell="1" allowOverlap="1">
+                    <wp:anchor distT="0" distB="0" distL="114300" distR="114300" simplePos="0" relativeHeight="251668480" behindDoc="0" locked="0" layoutInCell="1" allowOverlap="1" wp14:anchorId="712A4A9A" wp14:editId="7E7CEF1A">
                       <wp:simplePos x="0" y="0"/>
                       <wp:positionH relativeFrom="column">
                         <wp:posOffset>-6350</wp:posOffset>
@@ -2856,7 +2616,7 @@
                     </wp:anchor>
                   </w:drawing>
                 </mc:Choice>
-                <mc:Fallback xmlns:a="http://schemas.openxmlformats.org/drawingml/2006/main">
+                <mc:Fallback xmlns:a="http://schemas.openxmlformats.org/drawingml/2006/main" xmlns:w16sdtfl="http://schemas.microsoft.com/office/word/2024/wordml/sdtformatlock" xmlns:w16du="http://schemas.microsoft.com/office/word/2023/wordml/word16du">
                   <w:pict>
                     <v:shape id="shape 4" o:spid="_x0000_s4" o:spt="1" type="#_x0000_t1" style="position:absolute;z-index:251804672;o:allowoverlap:true;o:allowincell:true;mso-position-horizontal-relative:text;margin-left:-0.50pt;mso-position-horizontal:absolute;mso-position-vertical-relative:text;margin-top:3.12pt;mso-position-vertical:absolute;width:11.70pt;height:11.70pt;mso-wrap-distance-left:9.00pt;mso-wrap-distance-top:0.00pt;mso-wrap-distance-right:9.00pt;mso-wrap-distance-bottom:0.00pt;visibility:visible;" fillcolor="#FFFFFF" strokecolor="#000000" strokeweight="1.00pt">
                       <v:stroke dashstyle="solid"/>
@@ -3078,74 +2838,11 @@
             <w:r>
               <w:rPr>
                 <w:rFonts w:cstheme="minorHAnsi"/>
-                <w:noProof/>
-                <w:sz w:val="22"/>
-                <w:szCs w:val="22"/>
-                <w:lang w:val="de-DE"/>
-              </w:rPr>
-              <mc:AlternateContent>
-                <mc:Choice Requires="wpg">
-                  <w:drawing>
-                    <wp:anchor distT="0" distB="0" distL="114300" distR="114300" simplePos="0" relativeHeight="251669504" behindDoc="0" locked="0" layoutInCell="1" allowOverlap="1">
-                      <wp:simplePos x="0" y="0"/>
-                      <wp:positionH relativeFrom="column">
-                        <wp:posOffset>-6350</wp:posOffset>
-                      </wp:positionH>
-                      <wp:positionV relativeFrom="paragraph">
-                        <wp:posOffset>47916</wp:posOffset>
-                      </wp:positionV>
-                      <wp:extent cx="148590" cy="148590"/>
-                      <wp:effectExtent l="0" t="0" r="16510" b="16510"/>
-                      <wp:wrapNone/>
-                      <wp:docPr id="6" name="Rechteck 24"/>
-                      <wp:cNvGraphicFramePr/>
-                      <a:graphic xmlns:a="http://schemas.openxmlformats.org/drawingml/2006/main">
-                        <a:graphicData uri="http://schemas.microsoft.com/office/word/2010/wordprocessingShape">
-                          <wps:wsp>
-                            <wps:cNvSpPr/>
-                            <wps:spPr bwMode="auto">
-                              <a:xfrm>
-                                <a:off x="0" y="0"/>
-                                <a:ext cx="148590" cy="148590"/>
-                              </a:xfrm>
-                              <a:prstGeom prst="rect">
-                                <a:avLst/>
-                              </a:prstGeom>
-                            </wps:spPr>
-                            <wps:style>
-                              <a:lnRef idx="2">
-                                <a:schemeClr val="dk1"/>
-                              </a:lnRef>
-                              <a:fillRef idx="1">
-                                <a:schemeClr val="lt1"/>
-                              </a:fillRef>
-                              <a:effectRef idx="0">
-                                <a:schemeClr val="dk1"/>
-                              </a:effectRef>
-                              <a:fontRef idx="minor">
-                                <a:schemeClr val="dk1"/>
-                              </a:fontRef>
-                            </wps:style>
-                            <wps:bodyPr rot="0">
-                              <a:prstTxWarp prst="textNoShape">
-                                <a:avLst/>
-                              </a:prstTxWarp>
-                              <a:noAutofit/>
-                            </wps:bodyPr>
-                          </wps:wsp>
-                        </a:graphicData>
-                      </a:graphic>
-                    </wp:anchor>
-                  </w:drawing>
-                </mc:Choice>
-                <mc:Fallback xmlns:a="http://schemas.openxmlformats.org/drawingml/2006/main">
-                  <w:pict>
-                    <v:shape id="shape 5" o:spid="_x0000_s5" o:spt="1" type="#_x0000_t1" style="position:absolute;z-index:251806720;o:allowoverlap:true;o:allowincell:true;mso-position-horizontal-relative:text;margin-left:-0.50pt;mso-position-horizontal:absolute;mso-position-vertical-relative:text;margin-top:3.77pt;mso-position-vertical:absolute;width:11.70pt;height:11.70pt;mso-wrap-distance-left:9.00pt;mso-wrap-distance-top:0.00pt;mso-wrap-distance-right:9.00pt;mso-wrap-distance-bottom:0.00pt;visibility:visible;" fillcolor="#FFFFFF" strokecolor="#000000" strokeweight="1.00pt">
-                      <v:stroke dashstyle="solid"/>
-                    </v:shape>
-                  </w:pict>
-                </mc:Fallback>
-              </mc:AlternateContent>
+                <w:sz w:val="22"/>
+                <w:szCs w:val="22"/>
+                <w:lang w:val="de-DE"/>
+              </w:rPr>
+              <w:t>X</w:t>
             </w:r>
             <w:r>
               <w:rPr>
@@ -3236,18 +2933,7 @@
                 <w:szCs w:val="22"/>
                 <w:lang w:val="en"/>
               </w:rPr>
-              <w:t xml:space="preserve">If increased mental and/or </w:t>
-            </w:r>
-            <w:r>
-              <w:rPr>
-                <w:rFonts w:cstheme="minorHAnsi"/>
-                <w:color w:val="808080" w:themeColor="background1" w:themeShade="80"/>
-                <w:sz w:val="22"/>
-                <w:szCs w:val="22"/>
-                <w:lang w:val="en"/>
-              </w:rPr>
-              <w:lastRenderedPageBreak/>
-              <w:t>physical strain (e.g. acute reactions) is possible: What measures are planned?</w:t>
+              <w:t>If increased mental and/or physical strain (e.g. acute reactions) is possible: What measures are planned?</w:t>
             </w:r>
           </w:p>
           <w:p>
@@ -3280,75 +2966,11 @@
             <w:r>
               <w:rPr>
                 <w:rFonts w:cstheme="minorHAnsi"/>
-                <w:noProof/>
-                <w:sz w:val="22"/>
-                <w:szCs w:val="22"/>
-                <w:lang w:val="de-DE"/>
-              </w:rPr>
-              <w:lastRenderedPageBreak/>
-              <mc:AlternateContent>
-                <mc:Choice Requires="wpg">
-                  <w:drawing>
-                    <wp:anchor distT="0" distB="0" distL="114300" distR="114300" simplePos="0" relativeHeight="251670528" behindDoc="0" locked="0" layoutInCell="1" allowOverlap="1">
-                      <wp:simplePos x="0" y="0"/>
-                      <wp:positionH relativeFrom="column">
-                        <wp:posOffset>-6350</wp:posOffset>
-                      </wp:positionH>
-                      <wp:positionV relativeFrom="paragraph">
-                        <wp:posOffset>39661</wp:posOffset>
-                      </wp:positionV>
-                      <wp:extent cx="148590" cy="148590"/>
-                      <wp:effectExtent l="0" t="0" r="16510" b="16510"/>
-                      <wp:wrapNone/>
-                      <wp:docPr id="7" name="Rechteck 47"/>
-                      <wp:cNvGraphicFramePr/>
-                      <a:graphic xmlns:a="http://schemas.openxmlformats.org/drawingml/2006/main">
-                        <a:graphicData uri="http://schemas.microsoft.com/office/word/2010/wordprocessingShape">
-                          <wps:wsp>
-                            <wps:cNvSpPr/>
-                            <wps:spPr bwMode="auto">
-                              <a:xfrm>
-                                <a:off x="0" y="0"/>
-                                <a:ext cx="148590" cy="148590"/>
-                              </a:xfrm>
-                              <a:prstGeom prst="rect">
-                                <a:avLst/>
-                              </a:prstGeom>
-                            </wps:spPr>
-                            <wps:style>
-                              <a:lnRef idx="2">
-                                <a:schemeClr val="dk1"/>
-                              </a:lnRef>
-                              <a:fillRef idx="1">
-                                <a:schemeClr val="lt1"/>
-                              </a:fillRef>
-                              <a:effectRef idx="0">
-                                <a:schemeClr val="dk1"/>
-                              </a:effectRef>
-                              <a:fontRef idx="minor">
-                                <a:schemeClr val="dk1"/>
-                              </a:fontRef>
-                            </wps:style>
-                            <wps:bodyPr rot="0">
-                              <a:prstTxWarp prst="textNoShape">
-                                <a:avLst/>
-                              </a:prstTxWarp>
-                              <a:noAutofit/>
-                            </wps:bodyPr>
-                          </wps:wsp>
-                        </a:graphicData>
-                      </a:graphic>
-                    </wp:anchor>
-                  </w:drawing>
-                </mc:Choice>
-                <mc:Fallback xmlns:a="http://schemas.openxmlformats.org/drawingml/2006/main">
-                  <w:pict>
-                    <v:shape id="shape 6" o:spid="_x0000_s6" o:spt="1" type="#_x0000_t1" style="position:absolute;z-index:251816960;o:allowoverlap:true;o:allowincell:true;mso-position-horizontal-relative:text;margin-left:-0.50pt;mso-position-horizontal:absolute;mso-position-vertical-relative:text;margin-top:3.12pt;mso-position-vertical:absolute;width:11.70pt;height:11.70pt;mso-wrap-distance-left:9.00pt;mso-wrap-distance-top:0.00pt;mso-wrap-distance-right:9.00pt;mso-wrap-distance-bottom:0.00pt;visibility:visible;" fillcolor="#FFFFFF" strokecolor="#000000" strokeweight="1.00pt">
-                      <v:stroke dashstyle="solid"/>
-                    </v:shape>
-                  </w:pict>
-                </mc:Fallback>
-              </mc:AlternateContent>
+                <w:sz w:val="22"/>
+                <w:szCs w:val="22"/>
+                <w:lang w:val="en-US"/>
+              </w:rPr>
+              <w:t>X</w:t>
             </w:r>
             <w:r>
               <w:rPr>
@@ -3467,7 +3089,7 @@
               <mc:AlternateContent>
                 <mc:Choice Requires="wpg">
                   <w:drawing>
-                    <wp:anchor distT="0" distB="0" distL="114300" distR="114300" simplePos="0" relativeHeight="251671552" behindDoc="0" locked="0" layoutInCell="1" allowOverlap="1">
+                    <wp:anchor distT="0" distB="0" distL="114300" distR="114300" simplePos="0" relativeHeight="251671552" behindDoc="0" locked="0" layoutInCell="1" allowOverlap="1" wp14:anchorId="2404548D" wp14:editId="552C7DB6">
                       <wp:simplePos x="0" y="0"/>
                       <wp:positionH relativeFrom="column">
                         <wp:posOffset>-6350</wp:posOffset>
@@ -3519,7 +3141,7 @@
                     </wp:anchor>
                   </w:drawing>
                 </mc:Choice>
-                <mc:Fallback xmlns:a="http://schemas.openxmlformats.org/drawingml/2006/main">
+                <mc:Fallback xmlns:a="http://schemas.openxmlformats.org/drawingml/2006/main" xmlns:w16sdtfl="http://schemas.microsoft.com/office/word/2024/wordml/sdtformatlock" xmlns:w16du="http://schemas.microsoft.com/office/word/2023/wordml/word16du">
                   <w:pict>
                     <v:shape id="shape 7" o:spid="_x0000_s7" o:spt="1" type="#_x0000_t1" style="position:absolute;z-index:251819008;o:allowoverlap:true;o:allowincell:true;mso-position-horizontal-relative:text;margin-left:-0.50pt;mso-position-horizontal:absolute;mso-position-vertical-relative:text;margin-top:0.40pt;mso-position-vertical:absolute;width:11.70pt;height:11.70pt;mso-wrap-distance-left:9.00pt;mso-wrap-distance-top:0.00pt;mso-wrap-distance-right:9.00pt;mso-wrap-distance-bottom:0.00pt;visibility:visible;" fillcolor="#FFFFFF" strokecolor="#000000" strokeweight="1.00pt">
                       <v:stroke dashstyle="solid"/>
@@ -3649,24 +3271,20 @@
           </w:tcPr>
           <w:p>
             <w:pPr>
-              <w:rPr>
-                <w:rFonts w:cstheme="minorHAnsi"/>
-                <w:sz w:val="22"/>
-                <w:szCs w:val="22"/>
-                <w:lang w:val="de-DE"/>
-              </w:rPr>
-            </w:pPr>
-            <w:r>
+              <w:pStyle w:val="Listenabsatz"/>
+              <w:numPr>
+                <w:ilvl w:val="0"/>
+                <w:numId w:val="20"/>
+              </w:numPr>
               <w:rPr>
                 <w:rFonts w:cstheme="minorHAnsi"/>
                 <w:i/>
                 <w:color w:val="808080" w:themeColor="background1" w:themeShade="80"/>
                 <w:sz w:val="22"/>
                 <w:szCs w:val="22"/>
-                <w:lang w:val="de-DE"/>
-              </w:rPr>
-              <w:t>z.B. Alter, Geschlecht, Erkrankungen</w:t>
-            </w:r>
+                <w:lang w:val="en-US"/>
+              </w:rPr>
+            </w:pPr>
             <w:r>
               <w:rPr>
                 <w:rFonts w:cstheme="minorHAnsi"/>
@@ -3674,10 +3292,9 @@
                 <w:color w:val="808080" w:themeColor="background1" w:themeShade="80"/>
                 <w:sz w:val="22"/>
                 <w:szCs w:val="22"/>
-                <w:lang w:val="de-DE"/>
-              </w:rPr>
-              <w:br/>
-              <w:t xml:space="preserve">e.g. </w:t>
+                <w:lang w:val="en-US"/>
+              </w:rPr>
+              <w:t xml:space="preserve">Nickname (will be displayed on the </w:t>
             </w:r>
             <w:proofErr w:type="spellStart"/>
             <w:r>
@@ -3687,9 +3304,9 @@
                 <w:color w:val="808080" w:themeColor="background1" w:themeShade="80"/>
                 <w:sz w:val="22"/>
                 <w:szCs w:val="22"/>
-                <w:lang w:val="de-DE"/>
-              </w:rPr>
-              <w:t>age</w:t>
+                <w:lang w:val="en-US"/>
+              </w:rPr>
+              <w:t>GutheR</w:t>
             </w:r>
             <w:proofErr w:type="spellEnd"/>
             <w:r>
@@ -3699,23 +3316,27 @@
                 <w:color w:val="808080" w:themeColor="background1" w:themeShade="80"/>
                 <w:sz w:val="22"/>
                 <w:szCs w:val="22"/>
-                <w:lang w:val="de-DE"/>
-              </w:rPr>
-              <w:t xml:space="preserve">, </w:t>
-            </w:r>
-            <w:proofErr w:type="spellStart"/>
-            <w:r>
+                <w:lang w:val="en-US"/>
+              </w:rPr>
+              <w:t xml:space="preserve"> leaderboard)</w:t>
+            </w:r>
+          </w:p>
+          <w:p>
+            <w:pPr>
+              <w:pStyle w:val="Listenabsatz"/>
+              <w:numPr>
+                <w:ilvl w:val="0"/>
+                <w:numId w:val="20"/>
+              </w:numPr>
               <w:rPr>
                 <w:rFonts w:cstheme="minorHAnsi"/>
                 <w:i/>
                 <w:color w:val="808080" w:themeColor="background1" w:themeShade="80"/>
                 <w:sz w:val="22"/>
                 <w:szCs w:val="22"/>
-                <w:lang w:val="de-DE"/>
-              </w:rPr>
-              <w:t>gender</w:t>
-            </w:r>
-            <w:proofErr w:type="spellEnd"/>
+                <w:lang w:val="en-US"/>
+              </w:rPr>
+            </w:pPr>
             <w:r>
               <w:rPr>
                 <w:rFonts w:cstheme="minorHAnsi"/>
@@ -3723,9 +3344,9 @@
                 <w:color w:val="808080" w:themeColor="background1" w:themeShade="80"/>
                 <w:sz w:val="22"/>
                 <w:szCs w:val="22"/>
-                <w:lang w:val="de-DE"/>
-              </w:rPr>
-              <w:t xml:space="preserve">, </w:t>
+                <w:lang w:val="en-US"/>
+              </w:rPr>
+              <w:t xml:space="preserve">Personal code (generated from letters of the city of birth, </w:t>
             </w:r>
             <w:proofErr w:type="spellStart"/>
             <w:r>
@@ -3735,11 +3356,118 @@
                 <w:color w:val="808080" w:themeColor="background1" w:themeShade="80"/>
                 <w:sz w:val="22"/>
                 <w:szCs w:val="22"/>
-                <w:lang w:val="de-DE"/>
-              </w:rPr>
-              <w:t>diseases</w:t>
+                <w:lang w:val="en-US"/>
+              </w:rPr>
+              <w:t>fathre’s</w:t>
             </w:r>
             <w:proofErr w:type="spellEnd"/>
+            <w:r>
+              <w:rPr>
+                <w:rFonts w:cstheme="minorHAnsi"/>
+                <w:i/>
+                <w:color w:val="808080" w:themeColor="background1" w:themeShade="80"/>
+                <w:sz w:val="22"/>
+                <w:szCs w:val="22"/>
+                <w:lang w:val="en-US"/>
+              </w:rPr>
+              <w:t xml:space="preserve"> first name, digits from the birth year, and day of birthday)</w:t>
+            </w:r>
+          </w:p>
+          <w:p>
+            <w:pPr>
+              <w:pStyle w:val="Listenabsatz"/>
+              <w:numPr>
+                <w:ilvl w:val="0"/>
+                <w:numId w:val="20"/>
+              </w:numPr>
+              <w:rPr>
+                <w:rFonts w:cstheme="minorHAnsi"/>
+                <w:i/>
+                <w:color w:val="808080" w:themeColor="background1" w:themeShade="80"/>
+                <w:sz w:val="22"/>
+                <w:szCs w:val="22"/>
+                <w:lang w:val="en-US"/>
+              </w:rPr>
+            </w:pPr>
+            <w:r>
+              <w:rPr>
+                <w:rFonts w:cstheme="minorHAnsi"/>
+                <w:i/>
+                <w:color w:val="808080" w:themeColor="background1" w:themeShade="80"/>
+                <w:sz w:val="22"/>
+                <w:szCs w:val="22"/>
+                <w:lang w:val="en-US"/>
+              </w:rPr>
+              <w:t>Professional status (e.g., PhD student, postdoc, professor)</w:t>
+            </w:r>
+          </w:p>
+          <w:p>
+            <w:pPr>
+              <w:pStyle w:val="Listenabsatz"/>
+              <w:numPr>
+                <w:ilvl w:val="0"/>
+                <w:numId w:val="20"/>
+              </w:numPr>
+              <w:rPr>
+                <w:rFonts w:cstheme="minorHAnsi"/>
+                <w:i/>
+                <w:color w:val="808080" w:themeColor="background1" w:themeShade="80"/>
+                <w:sz w:val="22"/>
+                <w:szCs w:val="22"/>
+                <w:lang w:val="en-US"/>
+              </w:rPr>
+            </w:pPr>
+            <w:r>
+              <w:rPr>
+                <w:rFonts w:cstheme="minorHAnsi"/>
+                <w:i/>
+                <w:color w:val="808080" w:themeColor="background1" w:themeShade="80"/>
+                <w:sz w:val="22"/>
+                <w:szCs w:val="22"/>
+                <w:lang w:val="en-US"/>
+              </w:rPr>
+              <w:t>Level of education (e.g., apprenticeship, university degree)</w:t>
+            </w:r>
+          </w:p>
+          <w:p>
+            <w:pPr>
+              <w:pStyle w:val="Listenabsatz"/>
+              <w:numPr>
+                <w:ilvl w:val="0"/>
+                <w:numId w:val="20"/>
+              </w:numPr>
+              <w:rPr>
+                <w:rFonts w:cstheme="minorHAnsi"/>
+                <w:i/>
+                <w:color w:val="808080" w:themeColor="background1" w:themeShade="80"/>
+                <w:sz w:val="22"/>
+                <w:szCs w:val="22"/>
+                <w:lang w:val="en-US"/>
+              </w:rPr>
+            </w:pPr>
+            <w:r>
+              <w:rPr>
+                <w:rFonts w:cstheme="minorHAnsi"/>
+                <w:i/>
+                <w:color w:val="808080" w:themeColor="background1" w:themeShade="80"/>
+                <w:sz w:val="22"/>
+                <w:szCs w:val="22"/>
+                <w:lang w:val="en-US"/>
+              </w:rPr>
+              <w:t>Familiarity with social research (e.g., read, conduct, publish studies)</w:t>
+            </w:r>
+          </w:p>
+          <w:p>
+            <w:pPr>
+              <w:rPr>
+                <w:rFonts w:cstheme="minorHAnsi"/>
+                <w:i/>
+                <w:color w:val="808080" w:themeColor="background1" w:themeShade="80"/>
+                <w:sz w:val="22"/>
+                <w:szCs w:val="22"/>
+                <w:lang w:val="en-US"/>
+              </w:rPr>
+            </w:pPr>
           </w:p>
         </w:tc>
         <w:tc>
@@ -3754,7 +3482,7 @@
                 <w:rFonts w:cstheme="minorHAnsi"/>
                 <w:sz w:val="22"/>
                 <w:szCs w:val="22"/>
-                <w:lang w:val="de-DE"/>
+                <w:lang w:val="en-US"/>
               </w:rPr>
             </w:pPr>
           </w:p>
@@ -3910,83 +3638,20 @@
             <w:r>
               <w:rPr>
                 <w:rFonts w:cstheme="minorHAnsi"/>
-                <w:noProof/>
-                <w:sz w:val="22"/>
-                <w:szCs w:val="22"/>
-                <w:lang w:val="de-DE"/>
-              </w:rPr>
-              <mc:AlternateContent>
-                <mc:Choice Requires="wpg">
-                  <w:drawing>
-                    <wp:anchor distT="0" distB="0" distL="114300" distR="114300" simplePos="0" relativeHeight="251657216" behindDoc="0" locked="0" layoutInCell="1" allowOverlap="1">
-                      <wp:simplePos x="0" y="0"/>
-                      <wp:positionH relativeFrom="column">
-                        <wp:posOffset>-926</wp:posOffset>
-                      </wp:positionH>
-                      <wp:positionV relativeFrom="paragraph">
-                        <wp:posOffset>19685</wp:posOffset>
-                      </wp:positionV>
-                      <wp:extent cx="149087" cy="149087"/>
-                      <wp:effectExtent l="0" t="0" r="16510" b="16510"/>
-                      <wp:wrapNone/>
-                      <wp:docPr id="9" name="Rechteck 38"/>
-                      <wp:cNvGraphicFramePr/>
-                      <a:graphic xmlns:a="http://schemas.openxmlformats.org/drawingml/2006/main">
-                        <a:graphicData uri="http://schemas.microsoft.com/office/word/2010/wordprocessingShape">
-                          <wps:wsp>
-                            <wps:cNvSpPr/>
-                            <wps:spPr bwMode="auto">
-                              <a:xfrm>
-                                <a:off x="0" y="0"/>
-                                <a:ext cx="149087" cy="149087"/>
-                              </a:xfrm>
-                              <a:prstGeom prst="rect">
-                                <a:avLst/>
-                              </a:prstGeom>
-                            </wps:spPr>
-                            <wps:style>
-                              <a:lnRef idx="2">
-                                <a:schemeClr val="dk1"/>
-                              </a:lnRef>
-                              <a:fillRef idx="1">
-                                <a:schemeClr val="lt1"/>
-                              </a:fillRef>
-                              <a:effectRef idx="0">
-                                <a:schemeClr val="dk1"/>
-                              </a:effectRef>
-                              <a:fontRef idx="minor">
-                                <a:schemeClr val="dk1"/>
-                              </a:fontRef>
-                            </wps:style>
-                            <wps:bodyPr rot="0">
-                              <a:prstTxWarp prst="textNoShape">
-                                <a:avLst/>
-                              </a:prstTxWarp>
-                              <a:noAutofit/>
-                            </wps:bodyPr>
-                          </wps:wsp>
-                        </a:graphicData>
-                      </a:graphic>
-                    </wp:anchor>
-                  </w:drawing>
-                </mc:Choice>
-                <mc:Fallback xmlns:a="http://schemas.openxmlformats.org/drawingml/2006/main">
-                  <w:pict>
-                    <v:shape id="shape 8" o:spid="_x0000_s8" o:spt="1" type="#_x0000_t1" style="position:absolute;z-index:251773952;o:allowoverlap:true;o:allowincell:true;mso-position-horizontal-relative:text;margin-left:-0.07pt;mso-position-horizontal:absolute;mso-position-vertical-relative:text;margin-top:1.55pt;mso-position-vertical:absolute;width:11.74pt;height:11.74pt;mso-wrap-distance-left:9.00pt;mso-wrap-distance-top:0.00pt;mso-wrap-distance-right:9.00pt;mso-wrap-distance-bottom:0.00pt;visibility:visible;" fillcolor="#FFFFFF" strokecolor="#000000" strokeweight="1.00pt">
-                      <v:stroke dashstyle="solid"/>
-                    </v:shape>
-                  </w:pict>
-                </mc:Fallback>
-              </mc:AlternateContent>
-            </w:r>
-            <w:r>
-              <w:rPr>
-                <w:rFonts w:cstheme="minorHAnsi"/>
-                <w:sz w:val="22"/>
-                <w:szCs w:val="22"/>
-                <w:lang w:val="en-US"/>
-              </w:rPr>
-              <w:t xml:space="preserve">      </w:t>
+                <w:sz w:val="22"/>
+                <w:szCs w:val="22"/>
+                <w:lang w:val="en-US"/>
+              </w:rPr>
+              <w:t>X</w:t>
+            </w:r>
+            <w:r>
+              <w:rPr>
+                <w:rFonts w:cstheme="minorHAnsi"/>
+                <w:sz w:val="22"/>
+                <w:szCs w:val="22"/>
+                <w:lang w:val="en-US"/>
+              </w:rPr>
+              <w:t xml:space="preserve">     </w:t>
             </w:r>
             <w:r>
               <w:rPr>
@@ -4091,7 +3756,7 @@
               <mc:AlternateContent>
                 <mc:Choice Requires="wpg">
                   <w:drawing>
-                    <wp:anchor distT="0" distB="0" distL="114300" distR="114300" simplePos="0" relativeHeight="251658240" behindDoc="0" locked="0" layoutInCell="1" allowOverlap="1">
+                    <wp:anchor distT="0" distB="0" distL="114300" distR="114300" simplePos="0" relativeHeight="251658240" behindDoc="0" locked="0" layoutInCell="1" allowOverlap="1" wp14:anchorId="02229344" wp14:editId="03785646">
                       <wp:simplePos x="0" y="0"/>
                       <wp:positionH relativeFrom="column">
                         <wp:posOffset>2884</wp:posOffset>
@@ -4143,7 +3808,7 @@
                     </wp:anchor>
                   </w:drawing>
                 </mc:Choice>
-                <mc:Fallback xmlns:a="http://schemas.openxmlformats.org/drawingml/2006/main">
+                <mc:Fallback xmlns:a="http://schemas.openxmlformats.org/drawingml/2006/main" xmlns:w16sdtfl="http://schemas.microsoft.com/office/word/2024/wordml/sdtformatlock" xmlns:w16du="http://schemas.microsoft.com/office/word/2023/wordml/word16du">
                   <w:pict>
                     <v:shape id="shape 9" o:spid="_x0000_s9" o:spt="1" type="#_x0000_t1" style="position:absolute;z-index:251774976;o:allowoverlap:true;o:allowincell:true;mso-position-horizontal-relative:text;margin-left:0.23pt;mso-position-horizontal:absolute;mso-position-vertical-relative:text;margin-top:0.95pt;mso-position-vertical:absolute;width:11.70pt;height:12.52pt;mso-wrap-distance-left:9.00pt;mso-wrap-distance-top:0.00pt;mso-wrap-distance-right:9.00pt;mso-wrap-distance-bottom:0.00pt;visibility:visible;" fillcolor="#FFFFFF" strokecolor="#000000" strokeweight="1.00pt">
                       <v:stroke dashstyle="solid"/>
@@ -4394,6 +4059,7 @@
                 <w:szCs w:val="22"/>
                 <w:lang w:val="en"/>
               </w:rPr>
+              <w:lastRenderedPageBreak/>
               <w:t>Are the study participants deceived about the goals or procedures of the study? If 'yes': Justification as to whether the use of the deception is justified by the probable gain in knowledge.</w:t>
             </w:r>
           </w:p>
@@ -4426,83 +4092,21 @@
             <w:r>
               <w:rPr>
                 <w:rFonts w:cstheme="minorHAnsi"/>
-                <w:noProof/>
-                <w:sz w:val="22"/>
-                <w:szCs w:val="22"/>
-                <w:lang w:val="de-DE"/>
-              </w:rPr>
-              <mc:AlternateContent>
-                <mc:Choice Requires="wpg">
-                  <w:drawing>
-                    <wp:anchor distT="0" distB="0" distL="114300" distR="114300" simplePos="0" relativeHeight="251653120" behindDoc="0" locked="0" layoutInCell="1" allowOverlap="1">
-                      <wp:simplePos x="0" y="0"/>
-                      <wp:positionH relativeFrom="column">
-                        <wp:posOffset>7964</wp:posOffset>
-                      </wp:positionH>
-                      <wp:positionV relativeFrom="paragraph">
-                        <wp:posOffset>19685</wp:posOffset>
-                      </wp:positionV>
-                      <wp:extent cx="149087" cy="149087"/>
-                      <wp:effectExtent l="0" t="0" r="16510" b="16510"/>
-                      <wp:wrapNone/>
-                      <wp:docPr id="11" name="Rechteck 2"/>
-                      <wp:cNvGraphicFramePr/>
-                      <a:graphic xmlns:a="http://schemas.openxmlformats.org/drawingml/2006/main">
-                        <a:graphicData uri="http://schemas.microsoft.com/office/word/2010/wordprocessingShape">
-                          <wps:wsp>
-                            <wps:cNvSpPr/>
-                            <wps:spPr bwMode="auto">
-                              <a:xfrm>
-                                <a:off x="0" y="0"/>
-                                <a:ext cx="149087" cy="149087"/>
-                              </a:xfrm>
-                              <a:prstGeom prst="rect">
-                                <a:avLst/>
-                              </a:prstGeom>
-                            </wps:spPr>
-                            <wps:style>
-                              <a:lnRef idx="2">
-                                <a:schemeClr val="dk1"/>
-                              </a:lnRef>
-                              <a:fillRef idx="1">
-                                <a:schemeClr val="lt1"/>
-                              </a:fillRef>
-                              <a:effectRef idx="0">
-                                <a:schemeClr val="dk1"/>
-                              </a:effectRef>
-                              <a:fontRef idx="minor">
-                                <a:schemeClr val="dk1"/>
-                              </a:fontRef>
-                            </wps:style>
-                            <wps:bodyPr rot="0">
-                              <a:prstTxWarp prst="textNoShape">
-                                <a:avLst/>
-                              </a:prstTxWarp>
-                              <a:noAutofit/>
-                            </wps:bodyPr>
-                          </wps:wsp>
-                        </a:graphicData>
-                      </a:graphic>
-                    </wp:anchor>
-                  </w:drawing>
-                </mc:Choice>
-                <mc:Fallback xmlns:a="http://schemas.openxmlformats.org/drawingml/2006/main">
-                  <w:pict>
-                    <v:shape id="shape 10" o:spid="_x0000_s10" o:spt="1" type="#_x0000_t1" style="position:absolute;z-index:251769856;o:allowoverlap:true;o:allowincell:true;mso-position-horizontal-relative:text;margin-left:0.63pt;mso-position-horizontal:absolute;mso-position-vertical-relative:text;margin-top:1.55pt;mso-position-vertical:absolute;width:11.74pt;height:11.74pt;mso-wrap-distance-left:9.00pt;mso-wrap-distance-top:0.00pt;mso-wrap-distance-right:9.00pt;mso-wrap-distance-bottom:0.00pt;visibility:visible;" fillcolor="#FFFFFF" strokecolor="#000000" strokeweight="1.00pt">
-                      <v:stroke dashstyle="solid"/>
-                    </v:shape>
-                  </w:pict>
-                </mc:Fallback>
-              </mc:AlternateContent>
-            </w:r>
-            <w:r>
-              <w:rPr>
-                <w:rFonts w:cstheme="minorHAnsi"/>
-                <w:sz w:val="22"/>
-                <w:szCs w:val="22"/>
-                <w:lang w:val="en-US"/>
-              </w:rPr>
-              <w:t xml:space="preserve">      </w:t>
+                <w:sz w:val="22"/>
+                <w:szCs w:val="22"/>
+                <w:lang w:val="en-US"/>
+              </w:rPr>
+              <w:lastRenderedPageBreak/>
+              <w:t>X</w:t>
+            </w:r>
+            <w:r>
+              <w:rPr>
+                <w:rFonts w:cstheme="minorHAnsi"/>
+                <w:sz w:val="22"/>
+                <w:szCs w:val="22"/>
+                <w:lang w:val="en-US"/>
+              </w:rPr>
+              <w:t xml:space="preserve">     </w:t>
             </w:r>
             <w:r>
               <w:rPr>
@@ -4606,7 +4210,7 @@
               <mc:AlternateContent>
                 <mc:Choice Requires="wpg">
                   <w:drawing>
-                    <wp:anchor distT="0" distB="0" distL="114300" distR="114300" simplePos="0" relativeHeight="251654144" behindDoc="0" locked="0" layoutInCell="1" allowOverlap="1">
+                    <wp:anchor distT="0" distB="0" distL="114300" distR="114300" simplePos="0" relativeHeight="251654144" behindDoc="0" locked="0" layoutInCell="1" allowOverlap="1" wp14:anchorId="6CBD1DCA" wp14:editId="2E2CCF1C">
                       <wp:simplePos x="0" y="0"/>
                       <wp:positionH relativeFrom="column">
                         <wp:posOffset>-6006</wp:posOffset>
@@ -4658,7 +4262,7 @@
                     </wp:anchor>
                   </w:drawing>
                 </mc:Choice>
-                <mc:Fallback xmlns:a="http://schemas.openxmlformats.org/drawingml/2006/main">
+                <mc:Fallback xmlns:a="http://schemas.openxmlformats.org/drawingml/2006/main" xmlns:w16sdtfl="http://schemas.microsoft.com/office/word/2024/wordml/sdtformatlock" xmlns:w16du="http://schemas.microsoft.com/office/word/2023/wordml/word16du">
                   <w:pict>
                     <v:shape id="shape 11" o:spid="_x0000_s11" o:spt="1" type="#_x0000_t1" style="position:absolute;z-index:251770880;o:allowoverlap:true;o:allowincell:true;mso-position-horizontal-relative:text;margin-left:-0.47pt;mso-position-horizontal:absolute;mso-position-vertical-relative:text;margin-top:0.95pt;mso-position-vertical:absolute;width:11.70pt;height:12.52pt;mso-wrap-distance-left:9.00pt;mso-wrap-distance-top:0.00pt;mso-wrap-distance-right:9.00pt;mso-wrap-distance-bottom:0.00pt;visibility:visible;" fillcolor="#FFFFFF" strokecolor="#000000" strokeweight="1.00pt">
                       <v:stroke dashstyle="solid"/>
@@ -4834,17 +4438,7 @@
                 <w:lang w:val="de-DE"/>
               </w:rPr>
               <w:br/>
-              <w:t xml:space="preserve">Siehe Informationspapier zum </w:t>
-            </w:r>
-            <w:r>
-              <w:rPr>
-                <w:rFonts w:cstheme="minorHAnsi"/>
-                <w:sz w:val="22"/>
-                <w:szCs w:val="22"/>
-                <w:lang w:val="de-DE"/>
-              </w:rPr>
-              <w:lastRenderedPageBreak/>
-              <w:t>Thema Prävention sexualisierter Gewalt (siehe EK-</w:t>
+              <w:t>Siehe Informationspapier zum Thema Prävention sexualisierter Gewalt (siehe EK-</w:t>
             </w:r>
             <w:proofErr w:type="spellStart"/>
             <w:r>
@@ -4957,7 +4551,7 @@
               </w:rPr>
               <w:t xml:space="preserve">(see EK-Confluence: </w:t>
             </w:r>
-            <w:hyperlink r:id="rId10" w:tooltip="https://confluence.uni-muenster.de/x/XB4ZCw" w:history="1">
+            <w:hyperlink r:id="rId11" w:tooltip="https://confluence.uni-muenster.de/x/XB4ZCw" w:history="1">
               <w:r>
                 <w:rPr>
                   <w:rStyle w:val="Hyperlink"/>
@@ -4998,185 +4592,6 @@
           </w:tcPr>
           <w:p>
             <w:pPr>
-              <w:rPr>
-                <w:rFonts w:cstheme="minorHAnsi"/>
-                <w:sz w:val="22"/>
-                <w:szCs w:val="22"/>
-                <w:lang w:val="de-DE"/>
-              </w:rPr>
-            </w:pPr>
-            <w:r>
-              <w:rPr>
-                <w:rFonts w:cstheme="minorHAnsi"/>
-                <w:sz w:val="22"/>
-                <w:szCs w:val="22"/>
-              </w:rPr>
-              <w:lastRenderedPageBreak/>
-              <w:t>  </w:t>
-            </w:r>
-            <w:r>
-              <w:rPr>
-                <w:rFonts w:cstheme="minorHAnsi"/>
-                <w:noProof/>
-                <w:sz w:val="22"/>
-                <w:szCs w:val="22"/>
-                <w:lang w:val="de-DE"/>
-              </w:rPr>
-              <mc:AlternateContent>
-                <mc:Choice Requires="wpg">
-                  <w:drawing>
-                    <wp:anchor distT="0" distB="0" distL="114300" distR="114300" simplePos="0" relativeHeight="251674624" behindDoc="0" locked="0" layoutInCell="1" allowOverlap="1">
-                      <wp:simplePos x="0" y="0"/>
-                      <wp:positionH relativeFrom="column">
-                        <wp:posOffset>-1905</wp:posOffset>
-                      </wp:positionH>
-                      <wp:positionV relativeFrom="paragraph">
-                        <wp:posOffset>11430</wp:posOffset>
-                      </wp:positionV>
-                      <wp:extent cx="148590" cy="159026"/>
-                      <wp:effectExtent l="0" t="0" r="16510" b="19050"/>
-                      <wp:wrapNone/>
-                      <wp:docPr id="13" name="Rechteck 3"/>
-                      <wp:cNvGraphicFramePr/>
-                      <a:graphic xmlns:a="http://schemas.openxmlformats.org/drawingml/2006/main">
-                        <a:graphicData uri="http://schemas.microsoft.com/office/word/2010/wordprocessingShape">
-                          <wps:wsp>
-                            <wps:cNvSpPr/>
-                            <wps:spPr bwMode="auto">
-                              <a:xfrm>
-                                <a:off x="0" y="0"/>
-                                <a:ext cx="148590" cy="159026"/>
-                              </a:xfrm>
-                              <a:prstGeom prst="rect">
-                                <a:avLst/>
-                              </a:prstGeom>
-                            </wps:spPr>
-                            <wps:style>
-                              <a:lnRef idx="2">
-                                <a:schemeClr val="dk1"/>
-                              </a:lnRef>
-                              <a:fillRef idx="1">
-                                <a:schemeClr val="lt1"/>
-                              </a:fillRef>
-                              <a:effectRef idx="0">
-                                <a:schemeClr val="dk1"/>
-                              </a:effectRef>
-                              <a:fontRef idx="minor">
-                                <a:schemeClr val="dk1"/>
-                              </a:fontRef>
-                            </wps:style>
-                            <wps:bodyPr rot="0">
-                              <a:prstTxWarp prst="textNoShape">
-                                <a:avLst/>
-                              </a:prstTxWarp>
-                              <a:noAutofit/>
-                            </wps:bodyPr>
-                          </wps:wsp>
-                        </a:graphicData>
-                      </a:graphic>
-                    </wp:anchor>
-                  </w:drawing>
-                </mc:Choice>
-                <mc:Fallback xmlns:a="http://schemas.openxmlformats.org/drawingml/2006/main">
-                  <w:pict>
-                    <v:shape id="shape 12" o:spid="_x0000_s12" o:spt="1" type="#_x0000_t1" style="position:absolute;z-index:251824128;o:allowoverlap:true;o:allowincell:true;mso-position-horizontal-relative:text;margin-left:-0.15pt;mso-position-horizontal:absolute;mso-position-vertical-relative:text;margin-top:0.90pt;mso-position-vertical:absolute;width:11.70pt;height:12.52pt;mso-wrap-distance-left:9.00pt;mso-wrap-distance-top:0.00pt;mso-wrap-distance-right:9.00pt;mso-wrap-distance-bottom:0.00pt;visibility:visible;" fillcolor="#FFFFFF" strokecolor="#000000" strokeweight="1.00pt">
-                      <v:stroke dashstyle="solid"/>
-                    </v:shape>
-                  </w:pict>
-                </mc:Fallback>
-              </mc:AlternateContent>
-            </w:r>
-            <w:r>
-              <w:rPr>
-                <w:rFonts w:cstheme="minorHAnsi"/>
-                <w:sz w:val="22"/>
-                <w:szCs w:val="22"/>
-              </w:rPr>
-              <w:t xml:space="preserve">    </w:t>
-            </w:r>
-            <w:proofErr w:type="spellStart"/>
-            <w:r>
-              <w:rPr>
-                <w:rFonts w:cstheme="minorHAnsi"/>
-                <w:sz w:val="22"/>
-                <w:szCs w:val="22"/>
-              </w:rPr>
-              <w:t>Nein</w:t>
-            </w:r>
-            <w:proofErr w:type="spellEnd"/>
-            <w:r>
-              <w:rPr>
-                <w:rFonts w:cstheme="minorHAnsi"/>
-                <w:sz w:val="22"/>
-                <w:szCs w:val="22"/>
-              </w:rPr>
-              <w:t xml:space="preserve">. </w:t>
-            </w:r>
-            <w:proofErr w:type="spellStart"/>
-            <w:r>
-              <w:rPr>
-                <w:rFonts w:cstheme="minorHAnsi"/>
-                <w:sz w:val="22"/>
-                <w:szCs w:val="22"/>
-              </w:rPr>
-              <w:t>Begründung</w:t>
-            </w:r>
-            <w:proofErr w:type="spellEnd"/>
-            <w:r>
-              <w:rPr>
-                <w:rFonts w:cstheme="minorHAnsi"/>
-                <w:sz w:val="22"/>
-                <w:szCs w:val="22"/>
-              </w:rPr>
-              <w:t xml:space="preserve">: </w:t>
-            </w:r>
-            <w:proofErr w:type="spellStart"/>
-            <w:r>
-              <w:rPr>
-                <w:rFonts w:cstheme="minorHAnsi"/>
-                <w:color w:val="808080" w:themeColor="background1" w:themeShade="80"/>
-                <w:sz w:val="22"/>
-                <w:szCs w:val="22"/>
-                <w:lang w:val="de-DE"/>
-              </w:rPr>
-              <w:t>No</w:t>
-            </w:r>
-            <w:proofErr w:type="spellEnd"/>
-            <w:r>
-              <w:rPr>
-                <w:rFonts w:cstheme="minorHAnsi"/>
-                <w:color w:val="808080" w:themeColor="background1" w:themeShade="80"/>
-                <w:sz w:val="22"/>
-                <w:szCs w:val="22"/>
-                <w:lang w:val="de-DE"/>
-              </w:rPr>
-              <w:t xml:space="preserve">. </w:t>
-            </w:r>
-            <w:proofErr w:type="spellStart"/>
-            <w:r>
-              <w:rPr>
-                <w:rFonts w:cstheme="minorHAnsi"/>
-                <w:color w:val="808080" w:themeColor="background1" w:themeShade="80"/>
-                <w:sz w:val="22"/>
-                <w:szCs w:val="22"/>
-                <w:lang w:val="de-DE"/>
-              </w:rPr>
-              <w:t>Justification</w:t>
-            </w:r>
-            <w:proofErr w:type="spellEnd"/>
-            <w:r>
-              <w:rPr>
-                <w:rFonts w:cstheme="minorHAnsi"/>
-                <w:color w:val="808080" w:themeColor="background1" w:themeShade="80"/>
-                <w:sz w:val="22"/>
-                <w:szCs w:val="22"/>
-                <w:lang w:val="de-DE"/>
-              </w:rPr>
-              <w:t>:</w:t>
-            </w:r>
-          </w:p>
-          <w:p>
-            <w:pPr>
               <w:pBdr>
                 <w:top w:val="none" w:sz="4" w:space="0" w:color="000000"/>
                 <w:left w:val="none" w:sz="4" w:space="0" w:color="000000"/>
@@ -5187,8 +4602,76 @@
                 <w:rFonts w:cstheme="minorHAnsi"/>
                 <w:sz w:val="22"/>
                 <w:szCs w:val="22"/>
-              </w:rPr>
-            </w:pPr>
+                <w:lang w:val="en-US"/>
+              </w:rPr>
+            </w:pPr>
+            <w:r>
+              <w:rPr>
+                <w:rFonts w:cstheme="minorHAnsi"/>
+                <w:sz w:val="22"/>
+                <w:szCs w:val="22"/>
+                <w:lang w:val="en-US"/>
+              </w:rPr>
+              <w:t>  </w:t>
+            </w:r>
+            <w:r>
+              <w:rPr>
+                <w:rFonts w:cstheme="minorHAnsi"/>
+                <w:sz w:val="22"/>
+                <w:szCs w:val="22"/>
+                <w:lang w:val="en-US"/>
+              </w:rPr>
+              <w:t>X</w:t>
+            </w:r>
+            <w:r>
+              <w:rPr>
+                <w:rFonts w:cstheme="minorHAnsi"/>
+                <w:sz w:val="22"/>
+                <w:szCs w:val="22"/>
+                <w:lang w:val="en-US"/>
+              </w:rPr>
+              <w:t>   </w:t>
+            </w:r>
+            <w:proofErr w:type="spellStart"/>
+            <w:r>
+              <w:rPr>
+                <w:rFonts w:cstheme="minorHAnsi"/>
+                <w:sz w:val="22"/>
+                <w:szCs w:val="22"/>
+                <w:lang w:val="de-DE"/>
+              </w:rPr>
+              <w:t>Does</w:t>
+            </w:r>
+            <w:proofErr w:type="spellEnd"/>
+            <w:r>
+              <w:rPr>
+                <w:rFonts w:cstheme="minorHAnsi"/>
+                <w:sz w:val="22"/>
+                <w:szCs w:val="22"/>
+                <w:lang w:val="de-DE"/>
+              </w:rPr>
+              <w:t xml:space="preserve"> not </w:t>
+            </w:r>
+            <w:proofErr w:type="spellStart"/>
+            <w:r>
+              <w:rPr>
+                <w:rFonts w:cstheme="minorHAnsi"/>
+                <w:sz w:val="22"/>
+                <w:szCs w:val="22"/>
+                <w:lang w:val="de-DE"/>
+              </w:rPr>
+              <w:t>apply</w:t>
+            </w:r>
+            <w:proofErr w:type="spellEnd"/>
+            <w:r>
+              <w:rPr>
+                <w:rFonts w:cstheme="minorHAnsi"/>
+                <w:sz w:val="22"/>
+                <w:szCs w:val="22"/>
+                <w:lang w:val="de-DE"/>
+              </w:rPr>
+              <w:t>.</w:t>
+            </w:r>
           </w:p>
           <w:p>
             <w:pPr>
@@ -5202,13 +4685,15 @@
                 <w:rFonts w:cstheme="minorHAnsi"/>
                 <w:sz w:val="22"/>
                 <w:szCs w:val="22"/>
-              </w:rPr>
-            </w:pPr>
-            <w:r>
-              <w:rPr>
-                <w:rFonts w:cstheme="minorHAnsi"/>
-                <w:sz w:val="22"/>
-                <w:szCs w:val="22"/>
+                <w:lang w:val="en-US"/>
+              </w:rPr>
+            </w:pPr>
+            <w:r>
+              <w:rPr>
+                <w:rFonts w:cstheme="minorHAnsi"/>
+                <w:sz w:val="22"/>
+                <w:szCs w:val="22"/>
+                <w:lang w:val="en-US"/>
               </w:rPr>
               <w:t> </w:t>
             </w:r>
@@ -5225,13 +4710,15 @@
                 <w:rFonts w:cstheme="minorHAnsi"/>
                 <w:sz w:val="22"/>
                 <w:szCs w:val="22"/>
-              </w:rPr>
-            </w:pPr>
-            <w:r>
-              <w:rPr>
-                <w:rFonts w:cstheme="minorHAnsi"/>
-                <w:sz w:val="22"/>
-                <w:szCs w:val="22"/>
+                <w:lang w:val="en-US"/>
+              </w:rPr>
+            </w:pPr>
+            <w:r>
+              <w:rPr>
+                <w:rFonts w:cstheme="minorHAnsi"/>
+                <w:sz w:val="22"/>
+                <w:szCs w:val="22"/>
+                <w:lang w:val="en-US"/>
               </w:rPr>
               <w:t> </w:t>
             </w:r>
@@ -5248,6 +4735,7 @@
                 <w:rFonts w:cstheme="minorHAnsi"/>
                 <w:sz w:val="22"/>
                 <w:szCs w:val="22"/>
+                <w:lang w:val="en-US"/>
               </w:rPr>
             </w:pPr>
           </w:p>
@@ -5263,13 +4751,15 @@
                 <w:rFonts w:cstheme="minorHAnsi"/>
                 <w:sz w:val="22"/>
                 <w:szCs w:val="22"/>
-              </w:rPr>
-            </w:pPr>
-            <w:r>
-              <w:rPr>
-                <w:rFonts w:cstheme="minorHAnsi"/>
-                <w:sz w:val="22"/>
-                <w:szCs w:val="22"/>
+                <w:lang w:val="en-US"/>
+              </w:rPr>
+            </w:pPr>
+            <w:r>
+              <w:rPr>
+                <w:rFonts w:cstheme="minorHAnsi"/>
+                <w:sz w:val="22"/>
+                <w:szCs w:val="22"/>
+                <w:lang w:val="en-US"/>
               </w:rPr>
               <w:t> </w:t>
             </w:r>
@@ -5294,13 +4784,15 @@
                 <w:rFonts w:cstheme="minorHAnsi"/>
                 <w:sz w:val="22"/>
                 <w:szCs w:val="22"/>
-              </w:rPr>
-            </w:pPr>
-            <w:r>
-              <w:rPr>
-                <w:rFonts w:cstheme="minorHAnsi"/>
-                <w:sz w:val="22"/>
-                <w:szCs w:val="22"/>
+                <w:lang w:val="en-US"/>
+              </w:rPr>
+            </w:pPr>
+            <w:r>
+              <w:rPr>
+                <w:rFonts w:cstheme="minorHAnsi"/>
+                <w:sz w:val="22"/>
+                <w:szCs w:val="22"/>
+                <w:lang w:val="en-US"/>
               </w:rPr>
               <w:t> </w:t>
             </w:r>
@@ -5323,6 +4815,7 @@
                 <w:rFonts w:cstheme="minorHAnsi"/>
                 <w:sz w:val="22"/>
                 <w:szCs w:val="22"/>
+                <w:lang w:val="en-US"/>
               </w:rPr>
             </w:pPr>
           </w:p>
@@ -5357,7 +4850,7 @@
               <mc:AlternateContent>
                 <mc:Choice Requires="wpg">
                   <w:drawing>
-                    <wp:anchor distT="0" distB="0" distL="114300" distR="114300" simplePos="0" relativeHeight="251675648" behindDoc="0" locked="0" layoutInCell="1" allowOverlap="1">
+                    <wp:anchor distT="0" distB="0" distL="114300" distR="114300" simplePos="0" relativeHeight="251675648" behindDoc="0" locked="0" layoutInCell="1" allowOverlap="1" wp14:anchorId="7FB779BA" wp14:editId="3CC5D526">
                       <wp:simplePos x="0" y="0"/>
                       <wp:positionH relativeFrom="column">
                         <wp:posOffset>-1905</wp:posOffset>
@@ -5409,7 +4902,7 @@
                     </wp:anchor>
                   </w:drawing>
                 </mc:Choice>
-                <mc:Fallback xmlns:a="http://schemas.openxmlformats.org/drawingml/2006/main">
+                <mc:Fallback xmlns:a="http://schemas.openxmlformats.org/drawingml/2006/main" xmlns:w16sdtfl="http://schemas.microsoft.com/office/word/2024/wordml/sdtformatlock" xmlns:w16du="http://schemas.microsoft.com/office/word/2023/wordml/word16du">
                   <w:pict>
                     <v:shape id="shape 13" o:spid="_x0000_s13" o:spt="1" type="#_x0000_t1" style="position:absolute;z-index:251826176;o:allowoverlap:true;o:allowincell:true;mso-position-horizontal-relative:text;margin-left:-0.15pt;mso-position-horizontal:absolute;mso-position-vertical-relative:text;margin-top:0.80pt;mso-position-vertical:absolute;width:11.70pt;height:12.52pt;mso-wrap-distance-left:9.00pt;mso-wrap-distance-top:0.00pt;mso-wrap-distance-right:9.00pt;mso-wrap-distance-bottom:0.00pt;visibility:visible;" fillcolor="#FFFFFF" strokecolor="#000000" strokeweight="1.00pt">
                       <v:stroke dashstyle="solid"/>
@@ -5423,8 +4916,17 @@
                 <w:rFonts w:cstheme="minorHAnsi"/>
                 <w:sz w:val="22"/>
                 <w:szCs w:val="22"/>
-              </w:rPr>
-              <w:t xml:space="preserve">      Ja </w:t>
+                <w:lang w:val="en-US"/>
+              </w:rPr>
+              <w:t xml:space="preserve">      </w:t>
+            </w:r>
+            <w:r>
+              <w:rPr>
+                <w:rFonts w:cstheme="minorHAnsi"/>
+                <w:sz w:val="22"/>
+                <w:szCs w:val="22"/>
+              </w:rPr>
+              <w:t xml:space="preserve">Ja </w:t>
             </w:r>
             <w:r>
               <w:rPr>
@@ -5650,29 +5152,7 @@
                 <w:szCs w:val="22"/>
                 <w:lang w:val="en-US"/>
               </w:rPr>
-              <w:t xml:space="preserve">Are </w:t>
-            </w:r>
-            <w:proofErr w:type="gramStart"/>
-            <w:r>
-              <w:rPr>
-                <w:rFonts w:cstheme="minorHAnsi"/>
-                <w:color w:val="808080" w:themeColor="background1" w:themeShade="80"/>
-                <w:sz w:val="22"/>
-                <w:szCs w:val="22"/>
-                <w:lang w:val="en-US"/>
-              </w:rPr>
-              <w:t>there</w:t>
-            </w:r>
-            <w:proofErr w:type="gramEnd"/>
-            <w:r>
-              <w:rPr>
-                <w:rFonts w:cstheme="minorHAnsi"/>
-                <w:color w:val="808080" w:themeColor="background1" w:themeShade="80"/>
-                <w:sz w:val="22"/>
-                <w:szCs w:val="22"/>
-                <w:lang w:val="en-US"/>
-              </w:rPr>
-              <w:t xml:space="preserve"> prevention measures for </w:t>
+              <w:t xml:space="preserve">Are there prevention measures for </w:t>
             </w:r>
             <w:proofErr w:type="spellStart"/>
             <w:r>
@@ -5729,7 +5209,7 @@
               </w:rPr>
               <w:t xml:space="preserve"> Violence (see EK-Confluence </w:t>
             </w:r>
-            <w:hyperlink r:id="rId11" w:tooltip="https://confluence.uni-muenster.de/x/XB4ZCw" w:history="1">
+            <w:hyperlink r:id="rId12" w:tooltip="https://confluence.uni-muenster.de/x/XB4ZCw" w:history="1">
               <w:r>
                 <w:rPr>
                   <w:rStyle w:val="Hyperlink"/>
@@ -5780,85 +5260,24 @@
                 <w:rFonts w:cstheme="minorHAnsi"/>
                 <w:sz w:val="22"/>
                 <w:szCs w:val="22"/>
-              </w:rPr>
-            </w:pPr>
-            <w:r>
-              <w:rPr>
-                <w:rFonts w:cstheme="minorHAnsi"/>
-                <w:noProof/>
-                <w:sz w:val="22"/>
-                <w:szCs w:val="22"/>
-                <w:lang w:val="de-DE"/>
-              </w:rPr>
-              <mc:AlternateContent>
-                <mc:Choice Requires="wpg">
-                  <w:drawing>
-                    <wp:anchor distT="0" distB="0" distL="114300" distR="114300" simplePos="0" relativeHeight="251676672" behindDoc="0" locked="0" layoutInCell="1" allowOverlap="1">
-                      <wp:simplePos x="0" y="0"/>
-                      <wp:positionH relativeFrom="column">
-                        <wp:posOffset>-1905</wp:posOffset>
-                      </wp:positionH>
-                      <wp:positionV relativeFrom="paragraph">
-                        <wp:posOffset>9525</wp:posOffset>
-                      </wp:positionV>
-                      <wp:extent cx="148590" cy="159026"/>
-                      <wp:effectExtent l="0" t="0" r="16510" b="19050"/>
-                      <wp:wrapNone/>
-                      <wp:docPr id="15" name="Rechteck 3"/>
-                      <wp:cNvGraphicFramePr/>
-                      <a:graphic xmlns:a="http://schemas.openxmlformats.org/drawingml/2006/main">
-                        <a:graphicData uri="http://schemas.microsoft.com/office/word/2010/wordprocessingShape">
-                          <wps:wsp>
-                            <wps:cNvSpPr/>
-                            <wps:spPr bwMode="auto">
-                              <a:xfrm>
-                                <a:off x="0" y="0"/>
-                                <a:ext cx="148590" cy="159026"/>
-                              </a:xfrm>
-                              <a:prstGeom prst="rect">
-                                <a:avLst/>
-                              </a:prstGeom>
-                            </wps:spPr>
-                            <wps:style>
-                              <a:lnRef idx="2">
-                                <a:schemeClr val="dk1"/>
-                              </a:lnRef>
-                              <a:fillRef idx="1">
-                                <a:schemeClr val="lt1"/>
-                              </a:fillRef>
-                              <a:effectRef idx="0">
-                                <a:schemeClr val="dk1"/>
-                              </a:effectRef>
-                              <a:fontRef idx="minor">
-                                <a:schemeClr val="dk1"/>
-                              </a:fontRef>
-                            </wps:style>
-                            <wps:bodyPr rot="0">
-                              <a:prstTxWarp prst="textNoShape">
-                                <a:avLst/>
-                              </a:prstTxWarp>
-                              <a:noAutofit/>
-                            </wps:bodyPr>
-                          </wps:wsp>
-                        </a:graphicData>
-                      </a:graphic>
-                    </wp:anchor>
-                  </w:drawing>
-                </mc:Choice>
-                <mc:Fallback xmlns:a="http://schemas.openxmlformats.org/drawingml/2006/main">
-                  <w:pict>
-                    <v:shape id="shape 14" o:spid="_x0000_s14" o:spt="1" type="#_x0000_t1" style="position:absolute;z-index:251828224;o:allowoverlap:true;o:allowincell:true;mso-position-horizontal-relative:text;margin-left:-0.15pt;mso-position-horizontal:absolute;mso-position-vertical-relative:text;margin-top:0.75pt;mso-position-vertical:absolute;width:11.70pt;height:12.52pt;mso-wrap-distance-left:9.00pt;mso-wrap-distance-top:0.00pt;mso-wrap-distance-right:9.00pt;mso-wrap-distance-bottom:0.00pt;visibility:visible;" fillcolor="#FFFFFF" strokecolor="#000000" strokeweight="1.00pt">
-                      <v:stroke dashstyle="solid"/>
-                    </v:shape>
-                  </w:pict>
-                </mc:Fallback>
-              </mc:AlternateContent>
-            </w:r>
-            <w:r>
-              <w:rPr>
-                <w:rFonts w:cstheme="minorHAnsi"/>
-                <w:sz w:val="22"/>
-                <w:szCs w:val="22"/>
+                <w:lang w:val="de-DE"/>
+              </w:rPr>
+            </w:pPr>
+            <w:r>
+              <w:rPr>
+                <w:rFonts w:cstheme="minorHAnsi"/>
+                <w:sz w:val="22"/>
+                <w:szCs w:val="22"/>
+                <w:lang w:val="de-DE"/>
+              </w:rPr>
+              <w:t>X</w:t>
+            </w:r>
+            <w:r>
+              <w:rPr>
+                <w:rFonts w:cstheme="minorHAnsi"/>
+                <w:sz w:val="22"/>
+                <w:szCs w:val="22"/>
+                <w:lang w:val="de-DE"/>
               </w:rPr>
               <w:t xml:space="preserve">      </w:t>
             </w:r>
@@ -5868,8 +5287,9 @@
                 <w:rFonts w:cstheme="minorHAnsi"/>
                 <w:sz w:val="22"/>
                 <w:szCs w:val="22"/>
-              </w:rPr>
-              <w:t>Nein</w:t>
+                <w:lang w:val="de-DE"/>
+              </w:rPr>
+              <w:t>Does</w:t>
             </w:r>
             <w:proofErr w:type="spellEnd"/>
             <w:r>
@@ -5877,8 +5297,9 @@
                 <w:rFonts w:cstheme="minorHAnsi"/>
                 <w:sz w:val="22"/>
                 <w:szCs w:val="22"/>
-              </w:rPr>
-              <w:t xml:space="preserve">. </w:t>
+                <w:lang w:val="de-DE"/>
+              </w:rPr>
+              <w:t xml:space="preserve"> not </w:t>
             </w:r>
             <w:proofErr w:type="spellStart"/>
             <w:r>
@@ -5886,8 +5307,9 @@
                 <w:rFonts w:cstheme="minorHAnsi"/>
                 <w:sz w:val="22"/>
                 <w:szCs w:val="22"/>
-              </w:rPr>
-              <w:t>Begründung</w:t>
+                <w:lang w:val="de-DE"/>
+              </w:rPr>
+              <w:t>apply</w:t>
             </w:r>
             <w:proofErr w:type="spellEnd"/>
             <w:r>
@@ -5895,52 +5317,9 @@
                 <w:rFonts w:cstheme="minorHAnsi"/>
                 <w:sz w:val="22"/>
                 <w:szCs w:val="22"/>
-              </w:rPr>
-              <w:t xml:space="preserve">: </w:t>
-            </w:r>
-            <w:proofErr w:type="spellStart"/>
-            <w:r>
-              <w:rPr>
-                <w:rFonts w:cstheme="minorHAnsi"/>
-                <w:color w:val="808080" w:themeColor="background1" w:themeShade="80"/>
-                <w:sz w:val="22"/>
-                <w:szCs w:val="22"/>
-                <w:lang w:val="de-DE"/>
-              </w:rPr>
-              <w:t>No</w:t>
-            </w:r>
-            <w:proofErr w:type="spellEnd"/>
-            <w:r>
-              <w:rPr>
-                <w:rFonts w:cstheme="minorHAnsi"/>
-                <w:color w:val="808080" w:themeColor="background1" w:themeShade="80"/>
-                <w:sz w:val="22"/>
-                <w:szCs w:val="22"/>
-                <w:lang w:val="de-DE"/>
-              </w:rPr>
-              <w:t xml:space="preserve">. </w:t>
-            </w:r>
-            <w:proofErr w:type="spellStart"/>
-            <w:r>
-              <w:rPr>
-                <w:rFonts w:cstheme="minorHAnsi"/>
-                <w:color w:val="808080" w:themeColor="background1" w:themeShade="80"/>
-                <w:sz w:val="22"/>
-                <w:szCs w:val="22"/>
-                <w:lang w:val="de-DE"/>
-              </w:rPr>
-              <w:t>Justification</w:t>
-            </w:r>
-            <w:proofErr w:type="spellEnd"/>
-            <w:r>
-              <w:rPr>
-                <w:rFonts w:cstheme="minorHAnsi"/>
-                <w:color w:val="808080" w:themeColor="background1" w:themeShade="80"/>
-                <w:sz w:val="22"/>
-                <w:szCs w:val="22"/>
-                <w:lang w:val="de-DE"/>
-              </w:rPr>
-              <w:t>:</w:t>
+                <w:lang w:val="de-DE"/>
+              </w:rPr>
+              <w:t>.</w:t>
             </w:r>
           </w:p>
           <w:p>
@@ -5955,13 +5334,15 @@
                 <w:rFonts w:cstheme="minorHAnsi"/>
                 <w:sz w:val="22"/>
                 <w:szCs w:val="22"/>
-              </w:rPr>
-            </w:pPr>
-            <w:r>
-              <w:rPr>
-                <w:rFonts w:cstheme="minorHAnsi"/>
-                <w:sz w:val="22"/>
-                <w:szCs w:val="22"/>
+                <w:lang w:val="de-DE"/>
+              </w:rPr>
+            </w:pPr>
+            <w:r>
+              <w:rPr>
+                <w:rFonts w:cstheme="minorHAnsi"/>
+                <w:sz w:val="22"/>
+                <w:szCs w:val="22"/>
+                <w:lang w:val="de-DE"/>
               </w:rPr>
               <w:t> </w:t>
             </w:r>
@@ -5978,13 +5359,15 @@
                 <w:rFonts w:cstheme="minorHAnsi"/>
                 <w:sz w:val="22"/>
                 <w:szCs w:val="22"/>
-              </w:rPr>
-            </w:pPr>
-            <w:r>
-              <w:rPr>
-                <w:rFonts w:cstheme="minorHAnsi"/>
-                <w:sz w:val="22"/>
-                <w:szCs w:val="22"/>
+                <w:lang w:val="de-DE"/>
+              </w:rPr>
+            </w:pPr>
+            <w:r>
+              <w:rPr>
+                <w:rFonts w:cstheme="minorHAnsi"/>
+                <w:sz w:val="22"/>
+                <w:szCs w:val="22"/>
+                <w:lang w:val="de-DE"/>
               </w:rPr>
               <w:t> </w:t>
             </w:r>
@@ -6001,6 +5384,7 @@
                 <w:rFonts w:cstheme="minorHAnsi"/>
                 <w:sz w:val="22"/>
                 <w:szCs w:val="22"/>
+                <w:lang w:val="de-DE"/>
               </w:rPr>
             </w:pPr>
           </w:p>
@@ -6016,13 +5400,15 @@
                 <w:rFonts w:cstheme="minorHAnsi"/>
                 <w:sz w:val="22"/>
                 <w:szCs w:val="22"/>
-              </w:rPr>
-            </w:pPr>
-            <w:r>
-              <w:rPr>
-                <w:rFonts w:cstheme="minorHAnsi"/>
-                <w:sz w:val="22"/>
-                <w:szCs w:val="22"/>
+                <w:lang w:val="de-DE"/>
+              </w:rPr>
+            </w:pPr>
+            <w:r>
+              <w:rPr>
+                <w:rFonts w:cstheme="minorHAnsi"/>
+                <w:sz w:val="22"/>
+                <w:szCs w:val="22"/>
+                <w:lang w:val="de-DE"/>
               </w:rPr>
               <w:t> </w:t>
             </w:r>
@@ -6047,13 +5433,15 @@
                 <w:rFonts w:cstheme="minorHAnsi"/>
                 <w:sz w:val="22"/>
                 <w:szCs w:val="22"/>
-              </w:rPr>
-            </w:pPr>
-            <w:r>
-              <w:rPr>
-                <w:rFonts w:cstheme="minorHAnsi"/>
-                <w:sz w:val="22"/>
-                <w:szCs w:val="22"/>
+                <w:lang w:val="de-DE"/>
+              </w:rPr>
+            </w:pPr>
+            <w:r>
+              <w:rPr>
+                <w:rFonts w:cstheme="minorHAnsi"/>
+                <w:sz w:val="22"/>
+                <w:szCs w:val="22"/>
+                <w:lang w:val="de-DE"/>
               </w:rPr>
               <w:t> </w:t>
             </w:r>
@@ -6076,6 +5464,7 @@
                 <w:rFonts w:cstheme="minorHAnsi"/>
                 <w:sz w:val="22"/>
                 <w:szCs w:val="22"/>
+                <w:lang w:val="de-DE"/>
               </w:rPr>
             </w:pPr>
           </w:p>
@@ -6110,7 +5499,7 @@
               <mc:AlternateContent>
                 <mc:Choice Requires="wpg">
                   <w:drawing>
-                    <wp:anchor distT="0" distB="0" distL="114300" distR="114300" simplePos="0" relativeHeight="251677696" behindDoc="0" locked="0" layoutInCell="1" allowOverlap="1">
+                    <wp:anchor distT="0" distB="0" distL="114300" distR="114300" simplePos="0" relativeHeight="251677696" behindDoc="0" locked="0" layoutInCell="1" allowOverlap="1" wp14:anchorId="4BF4A47B" wp14:editId="0356E332">
                       <wp:simplePos x="0" y="0"/>
                       <wp:positionH relativeFrom="column">
                         <wp:posOffset>-1905</wp:posOffset>
@@ -6162,7 +5551,7 @@
                     </wp:anchor>
                   </w:drawing>
                 </mc:Choice>
-                <mc:Fallback xmlns:a="http://schemas.openxmlformats.org/drawingml/2006/main">
+                <mc:Fallback xmlns:a="http://schemas.openxmlformats.org/drawingml/2006/main" xmlns:w16sdtfl="http://schemas.microsoft.com/office/word/2024/wordml/sdtformatlock" xmlns:w16du="http://schemas.microsoft.com/office/word/2023/wordml/word16du">
                   <w:pict>
                     <v:shape id="shape 15" o:spid="_x0000_s15" o:spt="1" type="#_x0000_t1" style="position:absolute;z-index:251830272;o:allowoverlap:true;o:allowincell:true;mso-position-horizontal-relative:text;margin-left:-0.15pt;mso-position-horizontal:absolute;mso-position-vertical-relative:text;margin-top:0.65pt;mso-position-vertical:absolute;width:11.70pt;height:12.52pt;mso-wrap-distance-left:9.00pt;mso-wrap-distance-top:0.00pt;mso-wrap-distance-right:9.00pt;mso-wrap-distance-bottom:0.00pt;visibility:visible;" fillcolor="#FFFFFF" strokecolor="#000000" strokeweight="1.00pt">
                       <v:stroke dashstyle="solid"/>
@@ -6176,8 +5565,17 @@
                 <w:rFonts w:cstheme="minorHAnsi"/>
                 <w:sz w:val="22"/>
                 <w:szCs w:val="22"/>
-              </w:rPr>
-              <w:t xml:space="preserve">      Ja </w:t>
+                <w:lang w:val="de-DE"/>
+              </w:rPr>
+              <w:t xml:space="preserve">      </w:t>
+            </w:r>
+            <w:r>
+              <w:rPr>
+                <w:rFonts w:cstheme="minorHAnsi"/>
+                <w:sz w:val="22"/>
+                <w:szCs w:val="22"/>
+              </w:rPr>
+              <w:t xml:space="preserve">Ja </w:t>
             </w:r>
             <w:r>
               <w:rPr>
@@ -6341,6 +5739,25 @@
             <w:pPr>
               <w:rPr>
                 <w:rFonts w:cstheme="minorHAnsi"/>
+                <w:sz w:val="22"/>
+                <w:szCs w:val="22"/>
+                <w:lang w:val="en-US"/>
+              </w:rPr>
+            </w:pPr>
+            <w:r>
+              <w:rPr>
+                <w:rFonts w:cstheme="minorHAnsi"/>
+                <w:sz w:val="22"/>
+                <w:szCs w:val="22"/>
+                <w:lang w:val="en-US"/>
+              </w:rPr>
+              <w:t>Data is collected anonymously and no protection is needed.</w:t>
+            </w:r>
+          </w:p>
+          <w:p>
+            <w:pPr>
+              <w:rPr>
+                <w:rFonts w:cstheme="minorHAnsi"/>
                 <w:i/>
                 <w:color w:val="808080" w:themeColor="background1" w:themeShade="80"/>
                 <w:sz w:val="22"/>
@@ -6348,99 +5765,54 @@
                 <w:lang w:val="en-US"/>
               </w:rPr>
             </w:pPr>
-            <w:r>
-              <w:rPr>
-                <w:rFonts w:cstheme="minorHAnsi"/>
-                <w:i/>
-                <w:color w:val="808080" w:themeColor="background1" w:themeShade="80"/>
-                <w:sz w:val="22"/>
-                <w:szCs w:val="22"/>
-                <w:lang w:val="de-DE"/>
-              </w:rPr>
-              <w:t>z.B. Pseudonymisierung, Anonymisierung; Fristen</w:t>
-            </w:r>
-            <w:r>
-              <w:rPr>
-                <w:rFonts w:cstheme="minorHAnsi"/>
-                <w:i/>
-                <w:color w:val="808080" w:themeColor="background1" w:themeShade="80"/>
-                <w:sz w:val="22"/>
-                <w:szCs w:val="22"/>
-                <w:lang w:val="de-DE"/>
-              </w:rPr>
-              <w:br/>
-            </w:r>
-            <w:r>
-              <w:rPr>
-                <w:rFonts w:cstheme="minorHAnsi"/>
-                <w:i/>
-                <w:color w:val="808080" w:themeColor="background1" w:themeShade="80"/>
-                <w:sz w:val="22"/>
-                <w:szCs w:val="22"/>
-                <w:lang w:val="en"/>
-              </w:rPr>
-              <w:t>e.g. pseudonymization, anonymization; deadlines</w:t>
-            </w:r>
-          </w:p>
-          <w:p>
-            <w:pPr>
-              <w:rPr>
-                <w:rFonts w:cstheme="minorHAnsi"/>
-                <w:i/>
-                <w:color w:val="808080" w:themeColor="background1" w:themeShade="80"/>
-                <w:sz w:val="22"/>
-                <w:szCs w:val="22"/>
-                <w:lang w:val="de-DE"/>
-              </w:rPr>
-            </w:pPr>
-          </w:p>
-          <w:p>
-            <w:pPr>
-              <w:rPr>
-                <w:rFonts w:cstheme="minorHAnsi"/>
-                <w:sz w:val="22"/>
-                <w:szCs w:val="22"/>
-                <w:lang w:val="de-DE"/>
-              </w:rPr>
-            </w:pPr>
-          </w:p>
-          <w:p>
-            <w:pPr>
-              <w:rPr>
-                <w:rFonts w:cstheme="minorHAnsi"/>
-                <w:sz w:val="22"/>
-                <w:szCs w:val="22"/>
-                <w:lang w:val="de-DE"/>
-              </w:rPr>
-            </w:pPr>
-          </w:p>
-          <w:p>
-            <w:pPr>
-              <w:rPr>
-                <w:rFonts w:cstheme="minorHAnsi"/>
-                <w:sz w:val="22"/>
-                <w:szCs w:val="22"/>
-                <w:lang w:val="de-DE"/>
-              </w:rPr>
-            </w:pPr>
-          </w:p>
-          <w:p>
-            <w:pPr>
-              <w:rPr>
-                <w:rFonts w:cstheme="minorHAnsi"/>
-                <w:sz w:val="22"/>
-                <w:szCs w:val="22"/>
-                <w:lang w:val="de-DE"/>
-              </w:rPr>
-            </w:pPr>
-          </w:p>
-          <w:p>
-            <w:pPr>
-              <w:rPr>
-                <w:rFonts w:cstheme="minorHAnsi"/>
-                <w:sz w:val="22"/>
-                <w:szCs w:val="22"/>
-                <w:lang w:val="de-DE"/>
+          </w:p>
+          <w:p>
+            <w:pPr>
+              <w:rPr>
+                <w:rFonts w:cstheme="minorHAnsi"/>
+                <w:sz w:val="22"/>
+                <w:szCs w:val="22"/>
+                <w:lang w:val="en-US"/>
+              </w:rPr>
+            </w:pPr>
+          </w:p>
+          <w:p>
+            <w:pPr>
+              <w:rPr>
+                <w:rFonts w:cstheme="minorHAnsi"/>
+                <w:sz w:val="22"/>
+                <w:szCs w:val="22"/>
+                <w:lang w:val="en-US"/>
+              </w:rPr>
+            </w:pPr>
+          </w:p>
+          <w:p>
+            <w:pPr>
+              <w:rPr>
+                <w:rFonts w:cstheme="minorHAnsi"/>
+                <w:sz w:val="22"/>
+                <w:szCs w:val="22"/>
+                <w:lang w:val="en-US"/>
+              </w:rPr>
+            </w:pPr>
+          </w:p>
+          <w:p>
+            <w:pPr>
+              <w:rPr>
+                <w:rFonts w:cstheme="minorHAnsi"/>
+                <w:sz w:val="22"/>
+                <w:szCs w:val="22"/>
+                <w:lang w:val="en-US"/>
+              </w:rPr>
+            </w:pPr>
+          </w:p>
+          <w:p>
+            <w:pPr>
+              <w:rPr>
+                <w:rFonts w:cstheme="minorHAnsi"/>
+                <w:sz w:val="22"/>
+                <w:szCs w:val="22"/>
+                <w:lang w:val="en-US"/>
               </w:rPr>
             </w:pPr>
           </w:p>
@@ -6456,7 +5828,7 @@
                 <w:rFonts w:cstheme="minorHAnsi"/>
                 <w:sz w:val="22"/>
                 <w:szCs w:val="22"/>
-                <w:lang w:val="de-DE"/>
+                <w:lang w:val="en-US"/>
               </w:rPr>
             </w:pPr>
           </w:p>
@@ -6493,6 +5865,7 @@
                 <w:szCs w:val="22"/>
                 <w:lang w:val="de-DE"/>
               </w:rPr>
+              <w:lastRenderedPageBreak/>
               <w:t xml:space="preserve">Wird die </w:t>
             </w:r>
             <w:proofErr w:type="spellStart"/>
@@ -6515,14 +5888,25 @@
               </w:rPr>
               <w:t xml:space="preserve"> ausschließlich auf Papier oder einem gesondert verwahrten Speichermedium gesichert? </w:t>
             </w:r>
-            <w:r>
-              <w:rPr>
-                <w:rFonts w:cstheme="minorHAnsi"/>
-                <w:sz w:val="22"/>
-                <w:szCs w:val="22"/>
-                <w:lang w:val="en-US"/>
-              </w:rPr>
-              <w:t>Wenn '</w:t>
+            <w:proofErr w:type="spellStart"/>
+            <w:r>
+              <w:rPr>
+                <w:rFonts w:cstheme="minorHAnsi"/>
+                <w:sz w:val="22"/>
+                <w:szCs w:val="22"/>
+                <w:lang w:val="en-US"/>
+              </w:rPr>
+              <w:t>Wenn</w:t>
+            </w:r>
+            <w:proofErr w:type="spellEnd"/>
+            <w:r>
+              <w:rPr>
+                <w:rFonts w:cstheme="minorHAnsi"/>
+                <w:sz w:val="22"/>
+                <w:szCs w:val="22"/>
+                <w:lang w:val="en-US"/>
+              </w:rPr>
+              <w:t xml:space="preserve"> '</w:t>
             </w:r>
             <w:proofErr w:type="spellStart"/>
             <w:r>
@@ -6624,7 +6008,7 @@
               <mc:AlternateContent>
                 <mc:Choice Requires="wpg">
                   <w:drawing>
-                    <wp:anchor distT="0" distB="0" distL="114300" distR="114300" simplePos="0" relativeHeight="251639808" behindDoc="0" locked="0" layoutInCell="1" allowOverlap="1">
+                    <wp:anchor distT="0" distB="0" distL="114300" distR="114300" simplePos="0" relativeHeight="251639808" behindDoc="0" locked="0" layoutInCell="1" allowOverlap="1" wp14:anchorId="3756A6D8" wp14:editId="124B705B">
                       <wp:simplePos x="0" y="0"/>
                       <wp:positionH relativeFrom="column">
                         <wp:posOffset>30480</wp:posOffset>
@@ -6682,7 +6066,7 @@
                     </wp:anchor>
                   </w:drawing>
                 </mc:Choice>
-                <mc:Fallback xmlns:a="http://schemas.openxmlformats.org/drawingml/2006/main">
+                <mc:Fallback xmlns:a="http://schemas.openxmlformats.org/drawingml/2006/main" xmlns:w16sdtfl="http://schemas.microsoft.com/office/word/2024/wordml/sdtformatlock" xmlns:w16du="http://schemas.microsoft.com/office/word/2023/wordml/word16du">
                   <w:pict>
                     <v:shape id="shape 16" o:spid="_x0000_s16" o:spt="1" type="#_x0000_t1" style="position:absolute;z-index:251751424;o:allowoverlap:true;o:allowincell:true;mso-position-horizontal-relative:text;margin-left:2.40pt;mso-position-horizontal:absolute;mso-position-vertical-relative:text;margin-top:-1.80pt;mso-position-vertical:absolute;width:11.70pt;height:11.70pt;mso-wrap-distance-left:9.00pt;mso-wrap-distance-top:0.00pt;mso-wrap-distance-right:9.00pt;mso-wrap-distance-bottom:0.00pt;visibility:visible;" fillcolor="#FFFFFF" strokecolor="#000000" strokeweight="1.00pt">
                       <v:stroke dashstyle="solid"/>
@@ -6891,142 +6275,65 @@
                 <w:rFonts w:cstheme="minorHAnsi"/>
                 <w:sz w:val="22"/>
                 <w:szCs w:val="22"/>
-                <w:lang w:val="de-DE"/>
-              </w:rPr>
-            </w:pPr>
-            <w:r>
-              <w:rPr>
-                <w:rFonts w:cstheme="minorHAnsi"/>
-                <w:noProof/>
-                <w:sz w:val="22"/>
-                <w:szCs w:val="22"/>
-                <w:lang w:val="de-DE"/>
-              </w:rPr>
-              <mc:AlternateContent>
-                <mc:Choice Requires="wpg">
-                  <w:drawing>
-                    <wp:anchor distT="0" distB="0" distL="114300" distR="114300" simplePos="0" relativeHeight="251640832" behindDoc="0" locked="0" layoutInCell="1" allowOverlap="1">
-                      <wp:simplePos x="0" y="0"/>
-                      <wp:positionH relativeFrom="column">
-                        <wp:posOffset>14061</wp:posOffset>
-                      </wp:positionH>
-                      <wp:positionV relativeFrom="paragraph">
-                        <wp:posOffset>62865</wp:posOffset>
-                      </wp:positionV>
-                      <wp:extent cx="148590" cy="148590"/>
-                      <wp:effectExtent l="0" t="0" r="16510" b="16510"/>
-                      <wp:wrapNone/>
-                      <wp:docPr id="18" name="Rechteck 12"/>
-                      <wp:cNvGraphicFramePr/>
-                      <a:graphic xmlns:a="http://schemas.openxmlformats.org/drawingml/2006/main">
-                        <a:graphicData uri="http://schemas.microsoft.com/office/word/2010/wordprocessingShape">
-                          <wps:wsp>
-                            <wps:cNvSpPr/>
-                            <wps:spPr bwMode="auto">
-                              <a:xfrm>
-                                <a:off x="0" y="0"/>
-                                <a:ext cx="148590" cy="148590"/>
-                              </a:xfrm>
-                              <a:prstGeom prst="rect">
-                                <a:avLst/>
-                              </a:prstGeom>
-                            </wps:spPr>
-                            <wps:style>
-                              <a:lnRef idx="2">
-                                <a:schemeClr val="dk1"/>
-                              </a:lnRef>
-                              <a:fillRef idx="1">
-                                <a:schemeClr val="lt1"/>
-                              </a:fillRef>
-                              <a:effectRef idx="0">
-                                <a:schemeClr val="dk1"/>
-                              </a:effectRef>
-                              <a:fontRef idx="minor">
-                                <a:schemeClr val="dk1"/>
-                              </a:fontRef>
-                            </wps:style>
-                            <wps:bodyPr rot="0">
-                              <a:prstTxWarp prst="textNoShape">
-                                <a:avLst/>
-                              </a:prstTxWarp>
-                              <a:noAutofit/>
-                            </wps:bodyPr>
-                          </wps:wsp>
-                        </a:graphicData>
-                      </a:graphic>
-                    </wp:anchor>
-                  </w:drawing>
-                </mc:Choice>
-                <mc:Fallback xmlns:a="http://schemas.openxmlformats.org/drawingml/2006/main">
-                  <w:pict>
-                    <v:shape id="shape 17" o:spid="_x0000_s17" o:spt="1" type="#_x0000_t1" style="position:absolute;z-index:251752448;o:allowoverlap:true;o:allowincell:true;mso-position-horizontal-relative:text;margin-left:1.11pt;mso-position-horizontal:absolute;mso-position-vertical-relative:text;margin-top:4.95pt;mso-position-vertical:absolute;width:11.70pt;height:11.70pt;mso-wrap-distance-left:9.00pt;mso-wrap-distance-top:0.00pt;mso-wrap-distance-right:9.00pt;mso-wrap-distance-bottom:0.00pt;visibility:visible;" fillcolor="#FFFFFF" strokecolor="#000000" strokeweight="1.00pt">
-                      <v:stroke dashstyle="solid"/>
-                    </v:shape>
-                  </w:pict>
-                </mc:Fallback>
-              </mc:AlternateContent>
-            </w:r>
-            <w:r>
-              <w:rPr>
-                <w:rFonts w:cstheme="minorHAnsi"/>
-                <w:sz w:val="22"/>
-                <w:szCs w:val="22"/>
-                <w:lang w:val="en-US"/>
-              </w:rPr>
-              <w:t xml:space="preserve">       </w:t>
-            </w:r>
-            <w:r>
-              <w:rPr>
-                <w:rFonts w:cstheme="minorHAnsi"/>
-                <w:sz w:val="22"/>
-                <w:szCs w:val="22"/>
-                <w:lang w:val="de-DE"/>
-              </w:rPr>
-              <w:t xml:space="preserve">Nein. Begründung: </w:t>
-            </w:r>
-            <w:proofErr w:type="spellStart"/>
+                <w:lang w:val="en-US"/>
+              </w:rPr>
+            </w:pPr>
+            <w:r>
+              <w:rPr>
+                <w:rFonts w:cstheme="minorHAnsi"/>
+                <w:sz w:val="22"/>
+                <w:szCs w:val="22"/>
+                <w:lang w:val="en-US"/>
+              </w:rPr>
+              <w:t xml:space="preserve">    </w:t>
+            </w:r>
+            <w:r>
+              <w:rPr>
+                <w:rFonts w:cstheme="minorHAnsi"/>
+                <w:sz w:val="22"/>
+                <w:szCs w:val="22"/>
+                <w:lang w:val="en-US"/>
+              </w:rPr>
+              <w:t>X</w:t>
+            </w:r>
+            <w:r>
+              <w:rPr>
+                <w:rFonts w:cstheme="minorHAnsi"/>
+                <w:sz w:val="22"/>
+                <w:szCs w:val="22"/>
+                <w:lang w:val="en-US"/>
+              </w:rPr>
+              <w:t xml:space="preserve"> </w:t>
+            </w:r>
             <w:r>
               <w:rPr>
                 <w:rFonts w:cstheme="minorHAnsi"/>
                 <w:color w:val="808080" w:themeColor="background1" w:themeShade="80"/>
                 <w:sz w:val="22"/>
                 <w:szCs w:val="22"/>
-                <w:lang w:val="de-DE"/>
-              </w:rPr>
-              <w:t>No</w:t>
-            </w:r>
-            <w:proofErr w:type="spellEnd"/>
+                <w:lang w:val="en-US"/>
+              </w:rPr>
+              <w:t xml:space="preserve">No. </w:t>
+            </w:r>
             <w:r>
               <w:rPr>
                 <w:rFonts w:cstheme="minorHAnsi"/>
                 <w:color w:val="808080" w:themeColor="background1" w:themeShade="80"/>
                 <w:sz w:val="22"/>
                 <w:szCs w:val="22"/>
-                <w:lang w:val="de-DE"/>
-              </w:rPr>
-              <w:t xml:space="preserve">. </w:t>
-            </w:r>
-            <w:proofErr w:type="spellStart"/>
+                <w:lang w:val="en-US"/>
+              </w:rPr>
+              <w:t xml:space="preserve">Collected data do not allow </w:t>
+            </w:r>
             <w:r>
               <w:rPr>
                 <w:rFonts w:cstheme="minorHAnsi"/>
                 <w:color w:val="808080" w:themeColor="background1" w:themeShade="80"/>
                 <w:sz w:val="22"/>
                 <w:szCs w:val="22"/>
-                <w:lang w:val="de-DE"/>
-              </w:rPr>
-              <w:t>Justification</w:t>
-            </w:r>
-            <w:proofErr w:type="spellEnd"/>
-            <w:r>
-              <w:rPr>
-                <w:rFonts w:cstheme="minorHAnsi"/>
-                <w:color w:val="808080" w:themeColor="background1" w:themeShade="80"/>
-                <w:sz w:val="22"/>
-                <w:szCs w:val="22"/>
-                <w:lang w:val="de-DE"/>
-              </w:rPr>
-              <w:t>:</w:t>
+                <w:lang w:val="en-US"/>
+              </w:rPr>
+              <w:t>inference of identities.</w:t>
             </w:r>
           </w:p>
         </w:tc>
@@ -7042,7 +6349,7 @@
                 <w:rFonts w:cstheme="minorHAnsi"/>
                 <w:sz w:val="22"/>
                 <w:szCs w:val="22"/>
-                <w:lang w:val="de-DE"/>
+                <w:lang w:val="en-US"/>
               </w:rPr>
             </w:pPr>
           </w:p>
@@ -7101,15 +6408,6 @@
               </w:rPr>
               <w:t xml:space="preserve">? </w:t>
             </w:r>
-            <w:r>
-              <w:rPr>
-                <w:rFonts w:cstheme="minorHAnsi"/>
-                <w:sz w:val="22"/>
-                <w:szCs w:val="22"/>
-                <w:lang w:val="en-US"/>
-              </w:rPr>
-              <w:t xml:space="preserve">Wenn 'Ja': </w:t>
-            </w:r>
             <w:proofErr w:type="spellStart"/>
             <w:r>
               <w:rPr>
@@ -7118,6 +6416,26 @@
                 <w:szCs w:val="22"/>
                 <w:lang w:val="en-US"/>
               </w:rPr>
+              <w:t>Wenn</w:t>
+            </w:r>
+            <w:proofErr w:type="spellEnd"/>
+            <w:r>
+              <w:rPr>
+                <w:rFonts w:cstheme="minorHAnsi"/>
+                <w:sz w:val="22"/>
+                <w:szCs w:val="22"/>
+                <w:lang w:val="en-US"/>
+              </w:rPr>
+              <w:t xml:space="preserve"> 'Ja': </w:t>
+            </w:r>
+            <w:proofErr w:type="spellStart"/>
+            <w:r>
+              <w:rPr>
+                <w:rFonts w:cstheme="minorHAnsi"/>
+                <w:sz w:val="22"/>
+                <w:szCs w:val="22"/>
+                <w:lang w:val="en-US"/>
+              </w:rPr>
               <w:t>Wer</w:t>
             </w:r>
             <w:proofErr w:type="spellEnd"/>
@@ -7147,18 +6465,7 @@
                 <w:szCs w:val="22"/>
                 <w:lang w:val="en"/>
               </w:rPr>
-              <w:t xml:space="preserve">In addition to the person conducting the experiment, do </w:t>
-            </w:r>
-            <w:r>
-              <w:rPr>
-                <w:rFonts w:cstheme="minorHAnsi"/>
-                <w:color w:val="808080" w:themeColor="background1" w:themeShade="80"/>
-                <w:sz w:val="22"/>
-                <w:szCs w:val="22"/>
-                <w:lang w:val="en"/>
-              </w:rPr>
-              <w:lastRenderedPageBreak/>
-              <w:t>other persons have access to the coding list? If 'yes': Who?</w:t>
+              <w:t>In addition to the person conducting the experiment, do other persons have access to the coding list? If 'yes': Who?</w:t>
             </w:r>
           </w:p>
           <w:p>
@@ -7185,120 +6492,37 @@
                 <w:rFonts w:cstheme="minorHAnsi"/>
                 <w:sz w:val="22"/>
                 <w:szCs w:val="22"/>
-                <w:lang w:val="de-DE"/>
-              </w:rPr>
-            </w:pPr>
-            <w:r>
-              <w:rPr>
-                <w:rFonts w:cstheme="minorHAnsi"/>
-                <w:noProof/>
-                <w:sz w:val="22"/>
-                <w:szCs w:val="22"/>
-                <w:lang w:val="de-DE"/>
-              </w:rPr>
-              <w:lastRenderedPageBreak/>
-              <mc:AlternateContent>
-                <mc:Choice Requires="wpg">
-                  <w:drawing>
-                    <wp:anchor distT="0" distB="0" distL="114300" distR="114300" simplePos="0" relativeHeight="251664384" behindDoc="0" locked="0" layoutInCell="1" allowOverlap="1">
-                      <wp:simplePos x="0" y="0"/>
-                      <wp:positionH relativeFrom="column">
-                        <wp:posOffset>25400</wp:posOffset>
-                      </wp:positionH>
-                      <wp:positionV relativeFrom="paragraph">
-                        <wp:posOffset>61251</wp:posOffset>
-                      </wp:positionV>
-                      <wp:extent cx="149087" cy="149087"/>
-                      <wp:effectExtent l="0" t="0" r="16510" b="16510"/>
-                      <wp:wrapNone/>
-                      <wp:docPr id="19" name="Rechteck 17"/>
-                      <wp:cNvGraphicFramePr/>
-                      <a:graphic xmlns:a="http://schemas.openxmlformats.org/drawingml/2006/main">
-                        <a:graphicData uri="http://schemas.microsoft.com/office/word/2010/wordprocessingShape">
-                          <wps:wsp>
-                            <wps:cNvSpPr/>
-                            <wps:spPr bwMode="auto">
-                              <a:xfrm>
-                                <a:off x="0" y="0"/>
-                                <a:ext cx="149087" cy="149087"/>
-                              </a:xfrm>
-                              <a:prstGeom prst="rect">
-                                <a:avLst/>
-                              </a:prstGeom>
-                            </wps:spPr>
-                            <wps:style>
-                              <a:lnRef idx="2">
-                                <a:schemeClr val="dk1"/>
-                              </a:lnRef>
-                              <a:fillRef idx="1">
-                                <a:schemeClr val="lt1"/>
-                              </a:fillRef>
-                              <a:effectRef idx="0">
-                                <a:schemeClr val="dk1"/>
-                              </a:effectRef>
-                              <a:fontRef idx="minor">
-                                <a:schemeClr val="dk1"/>
-                              </a:fontRef>
-                            </wps:style>
-                            <wps:bodyPr rot="0">
-                              <a:prstTxWarp prst="textNoShape">
-                                <a:avLst/>
-                              </a:prstTxWarp>
-                              <a:noAutofit/>
-                            </wps:bodyPr>
-                          </wps:wsp>
-                        </a:graphicData>
-                      </a:graphic>
-                    </wp:anchor>
-                  </w:drawing>
-                </mc:Choice>
-                <mc:Fallback xmlns:a="http://schemas.openxmlformats.org/drawingml/2006/main">
-                  <w:pict>
-                    <v:shape id="shape 18" o:spid="_x0000_s18" o:spt="1" type="#_x0000_t1" style="position:absolute;z-index:251793408;o:allowoverlap:true;o:allowincell:true;mso-position-horizontal-relative:text;margin-left:2.00pt;mso-position-horizontal:absolute;mso-position-vertical-relative:text;margin-top:4.82pt;mso-position-vertical:absolute;width:11.74pt;height:11.74pt;mso-wrap-distance-left:9.00pt;mso-wrap-distance-top:0.00pt;mso-wrap-distance-right:9.00pt;mso-wrap-distance-bottom:0.00pt;visibility:visible;" fillcolor="#FFFFFF" strokecolor="#000000" strokeweight="1.00pt">
-                      <v:stroke dashstyle="solid"/>
-                    </v:shape>
-                  </w:pict>
-                </mc:Fallback>
-              </mc:AlternateContent>
-            </w:r>
-            <w:r>
-              <w:rPr>
-                <w:rFonts w:cstheme="minorHAnsi"/>
-                <w:sz w:val="22"/>
-                <w:szCs w:val="22"/>
-                <w:lang w:val="en-US"/>
-              </w:rPr>
-              <w:t xml:space="preserve">       </w:t>
-            </w:r>
-            <w:r>
-              <w:rPr>
-                <w:rFonts w:cstheme="minorHAnsi"/>
-                <w:sz w:val="22"/>
-                <w:szCs w:val="22"/>
-                <w:lang w:val="de-DE"/>
-              </w:rPr>
-              <w:t xml:space="preserve">Nein </w:t>
-            </w:r>
-            <w:proofErr w:type="spellStart"/>
+                <w:lang w:val="en-US"/>
+              </w:rPr>
+            </w:pPr>
             <w:r>
               <w:rPr>
                 <w:rFonts w:cstheme="minorHAnsi"/>
                 <w:color w:val="808080" w:themeColor="background1" w:themeShade="80"/>
                 <w:sz w:val="22"/>
                 <w:szCs w:val="22"/>
-                <w:lang w:val="de-DE"/>
-              </w:rPr>
-              <w:t>No</w:t>
-            </w:r>
-            <w:proofErr w:type="spellEnd"/>
-          </w:p>
-          <w:p>
-            <w:pPr>
-              <w:rPr>
-                <w:rFonts w:cstheme="minorHAnsi"/>
-                <w:sz w:val="22"/>
-                <w:szCs w:val="22"/>
-                <w:lang w:val="de-DE"/>
+                <w:lang w:val="en-US"/>
+              </w:rPr>
+              <w:t>Does not app</w:t>
+            </w:r>
+            <w:r>
+              <w:rPr>
+                <w:rFonts w:cstheme="minorHAnsi"/>
+                <w:color w:val="808080" w:themeColor="background1" w:themeShade="80"/>
+                <w:sz w:val="22"/>
+                <w:szCs w:val="22"/>
+                <w:lang w:val="en-US"/>
+              </w:rPr>
+              <w:t>ly.</w:t>
+            </w:r>
+          </w:p>
+          <w:p>
+            <w:pPr>
+              <w:rPr>
+                <w:rFonts w:cstheme="minorHAnsi"/>
+                <w:sz w:val="22"/>
+                <w:szCs w:val="22"/>
+                <w:lang w:val="en-US"/>
               </w:rPr>
             </w:pPr>
           </w:p>
@@ -7315,7 +6539,7 @@
                 <w:rFonts w:cstheme="minorHAnsi"/>
                 <w:sz w:val="22"/>
                 <w:szCs w:val="22"/>
-                <w:lang w:val="de-DE"/>
+                <w:lang w:val="en-US"/>
               </w:rPr>
             </w:pPr>
           </w:p>
@@ -7342,7 +6566,7 @@
                 <w:rFonts w:cstheme="minorHAnsi"/>
                 <w:sz w:val="22"/>
                 <w:szCs w:val="22"/>
-                <w:lang w:val="de-DE"/>
+                <w:lang w:val="en-US"/>
               </w:rPr>
             </w:pPr>
           </w:p>
@@ -7371,7 +6595,7 @@
               <mc:AlternateContent>
                 <mc:Choice Requires="wpg">
                   <w:drawing>
-                    <wp:anchor distT="0" distB="0" distL="114300" distR="114300" simplePos="0" relativeHeight="251665408" behindDoc="0" locked="0" layoutInCell="1" allowOverlap="1">
+                    <wp:anchor distT="0" distB="0" distL="114300" distR="114300" simplePos="0" relativeHeight="251665408" behindDoc="0" locked="0" layoutInCell="1" allowOverlap="1" wp14:anchorId="3F939C6D" wp14:editId="1CE4D299">
                       <wp:simplePos x="0" y="0"/>
                       <wp:positionH relativeFrom="column">
                         <wp:posOffset>25400</wp:posOffset>
@@ -7423,7 +6647,7 @@
                     </wp:anchor>
                   </w:drawing>
                 </mc:Choice>
-                <mc:Fallback xmlns:a="http://schemas.openxmlformats.org/drawingml/2006/main">
+                <mc:Fallback xmlns:a="http://schemas.openxmlformats.org/drawingml/2006/main" xmlns:w16sdtfl="http://schemas.microsoft.com/office/word/2024/wordml/sdtformatlock" xmlns:w16du="http://schemas.microsoft.com/office/word/2023/wordml/word16du">
                   <w:pict>
                     <v:shape id="shape 19" o:spid="_x0000_s19" o:spt="1" type="#_x0000_t1" style="position:absolute;z-index:251795456;o:allowoverlap:true;o:allowincell:true;mso-position-horizontal-relative:text;margin-left:2.00pt;mso-position-horizontal:absolute;mso-position-vertical-relative:text;margin-top:4.17pt;mso-position-vertical:absolute;width:11.74pt;height:11.74pt;mso-wrap-distance-left:9.00pt;mso-wrap-distance-top:0.00pt;mso-wrap-distance-right:9.00pt;mso-wrap-distance-bottom:0.00pt;visibility:visible;" fillcolor="#FFFFFF" strokecolor="#000000" strokeweight="1.00pt">
                       <v:stroke dashstyle="solid"/>
@@ -7437,9 +6661,18 @@
                 <w:rFonts w:cstheme="minorHAnsi"/>
                 <w:sz w:val="22"/>
                 <w:szCs w:val="22"/>
-                <w:lang w:val="de-DE"/>
-              </w:rPr>
-              <w:t xml:space="preserve">       Ja, nämlich: </w:t>
+                <w:lang w:val="en-US"/>
+              </w:rPr>
+              <w:t xml:space="preserve">       </w:t>
+            </w:r>
+            <w:r>
+              <w:rPr>
+                <w:rFonts w:cstheme="minorHAnsi"/>
+                <w:sz w:val="22"/>
+                <w:szCs w:val="22"/>
+                <w:lang w:val="de-DE"/>
+              </w:rPr>
+              <w:t xml:space="preserve">Ja, nämlich: </w:t>
             </w:r>
             <w:r>
               <w:rPr>
@@ -7602,7 +6835,7 @@
               <mc:AlternateContent>
                 <mc:Choice Requires="wpg">
                   <w:drawing>
-                    <wp:anchor distT="0" distB="0" distL="114300" distR="114300" simplePos="0" relativeHeight="251635712" behindDoc="0" locked="0" layoutInCell="1" allowOverlap="1">
+                    <wp:anchor distT="0" distB="0" distL="114300" distR="114300" simplePos="0" relativeHeight="251635712" behindDoc="0" locked="0" layoutInCell="1" allowOverlap="1" wp14:anchorId="116FF89F" wp14:editId="0FA1B8B7">
                       <wp:simplePos x="0" y="0"/>
                       <wp:positionH relativeFrom="column">
                         <wp:posOffset>22860</wp:posOffset>
@@ -7660,7 +6893,7 @@
                     </wp:anchor>
                   </w:drawing>
                 </mc:Choice>
-                <mc:Fallback xmlns:a="http://schemas.openxmlformats.org/drawingml/2006/main">
+                <mc:Fallback xmlns:a="http://schemas.openxmlformats.org/drawingml/2006/main" xmlns:w16sdtfl="http://schemas.microsoft.com/office/word/2024/wordml/sdtformatlock" xmlns:w16du="http://schemas.microsoft.com/office/word/2023/wordml/word16du">
                   <w:pict>
                     <v:shape id="shape 20" o:spid="_x0000_s20" o:spt="1" type="#_x0000_t1" style="position:absolute;z-index:251747328;o:allowoverlap:true;o:allowincell:true;mso-position-horizontal-relative:text;margin-left:1.80pt;mso-position-horizontal:absolute;mso-position-vertical-relative:text;margin-top:1.05pt;mso-position-vertical:absolute;width:11.70pt;height:11.70pt;mso-wrap-distance-left:9.00pt;mso-wrap-distance-top:0.00pt;mso-wrap-distance-right:9.00pt;mso-wrap-distance-bottom:0.00pt;visibility:visible;" fillcolor="#FFFFFF" strokecolor="#000000" strokeweight="1.00pt">
                       <v:stroke dashstyle="solid"/>
@@ -7760,127 +6993,69 @@
             <w:r>
               <w:rPr>
                 <w:rFonts w:cstheme="minorHAnsi"/>
-                <w:noProof/>
-                <w:sz w:val="22"/>
-                <w:szCs w:val="22"/>
-                <w:lang w:val="de-DE"/>
-              </w:rPr>
-              <mc:AlternateContent>
-                <mc:Choice Requires="wpg">
-                  <w:drawing>
-                    <wp:anchor distT="0" distB="0" distL="114300" distR="114300" simplePos="0" relativeHeight="251636736" behindDoc="0" locked="0" layoutInCell="1" allowOverlap="1">
-                      <wp:simplePos x="0" y="0"/>
-                      <wp:positionH relativeFrom="column">
-                        <wp:posOffset>14061</wp:posOffset>
-                      </wp:positionH>
-                      <wp:positionV relativeFrom="paragraph">
-                        <wp:posOffset>62865</wp:posOffset>
-                      </wp:positionV>
-                      <wp:extent cx="148590" cy="148590"/>
-                      <wp:effectExtent l="0" t="0" r="16510" b="16510"/>
-                      <wp:wrapNone/>
-                      <wp:docPr id="22" name="Rechteck 8"/>
-                      <wp:cNvGraphicFramePr/>
-                      <a:graphic xmlns:a="http://schemas.openxmlformats.org/drawingml/2006/main">
-                        <a:graphicData uri="http://schemas.microsoft.com/office/word/2010/wordprocessingShape">
-                          <wps:wsp>
-                            <wps:cNvSpPr/>
-                            <wps:spPr bwMode="auto">
-                              <a:xfrm>
-                                <a:off x="0" y="0"/>
-                                <a:ext cx="148590" cy="148590"/>
-                              </a:xfrm>
-                              <a:prstGeom prst="rect">
-                                <a:avLst/>
-                              </a:prstGeom>
-                            </wps:spPr>
-                            <wps:style>
-                              <a:lnRef idx="2">
-                                <a:schemeClr val="dk1"/>
-                              </a:lnRef>
-                              <a:fillRef idx="1">
-                                <a:schemeClr val="lt1"/>
-                              </a:fillRef>
-                              <a:effectRef idx="0">
-                                <a:schemeClr val="dk1"/>
-                              </a:effectRef>
-                              <a:fontRef idx="minor">
-                                <a:schemeClr val="dk1"/>
-                              </a:fontRef>
-                            </wps:style>
-                            <wps:bodyPr rot="0">
-                              <a:prstTxWarp prst="textNoShape">
-                                <a:avLst/>
-                              </a:prstTxWarp>
-                              <a:noAutofit/>
-                            </wps:bodyPr>
-                          </wps:wsp>
-                        </a:graphicData>
-                      </a:graphic>
-                    </wp:anchor>
-                  </w:drawing>
-                </mc:Choice>
-                <mc:Fallback xmlns:a="http://schemas.openxmlformats.org/drawingml/2006/main">
-                  <w:pict>
-                    <v:shape id="shape 21" o:spid="_x0000_s21" o:spt="1" type="#_x0000_t1" style="position:absolute;z-index:251748352;o:allowoverlap:true;o:allowincell:true;mso-position-horizontal-relative:text;margin-left:1.11pt;mso-position-horizontal:absolute;mso-position-vertical-relative:text;margin-top:4.95pt;mso-position-vertical:absolute;width:11.70pt;height:11.70pt;mso-wrap-distance-left:9.00pt;mso-wrap-distance-top:0.00pt;mso-wrap-distance-right:9.00pt;mso-wrap-distance-bottom:0.00pt;visibility:visible;" fillcolor="#FFFFFF" strokecolor="#000000" strokeweight="1.00pt">
-                      <v:stroke dashstyle="solid"/>
-                    </v:shape>
-                  </w:pict>
-                </mc:Fallback>
-              </mc:AlternateContent>
-            </w:r>
-            <w:r>
-              <w:rPr>
-                <w:rFonts w:cstheme="minorHAnsi"/>
-                <w:sz w:val="22"/>
-                <w:szCs w:val="22"/>
-                <w:lang w:val="de-DE"/>
-              </w:rPr>
-              <w:t xml:space="preserve">       Nein. Begründung: </w:t>
+                <w:sz w:val="22"/>
+                <w:szCs w:val="22"/>
+                <w:lang w:val="de-DE"/>
+              </w:rPr>
+              <w:t xml:space="preserve">    </w:t>
+            </w:r>
+            <w:r>
+              <w:rPr>
+                <w:rFonts w:cstheme="minorHAnsi"/>
+                <w:sz w:val="22"/>
+                <w:szCs w:val="22"/>
+                <w:lang w:val="de-DE"/>
+              </w:rPr>
+              <w:t>X</w:t>
+            </w:r>
+            <w:r>
+              <w:rPr>
+                <w:rFonts w:cstheme="minorHAnsi"/>
+                <w:sz w:val="22"/>
+                <w:szCs w:val="22"/>
+                <w:lang w:val="de-DE"/>
+              </w:rPr>
+              <w:t xml:space="preserve">  </w:t>
             </w:r>
             <w:proofErr w:type="spellStart"/>
             <w:r>
               <w:rPr>
                 <w:rFonts w:cstheme="minorHAnsi"/>
-                <w:color w:val="808080" w:themeColor="background1" w:themeShade="80"/>
-                <w:sz w:val="22"/>
-                <w:szCs w:val="22"/>
-                <w:lang w:val="de-DE"/>
-              </w:rPr>
-              <w:t>No</w:t>
+                <w:sz w:val="22"/>
+                <w:szCs w:val="22"/>
+                <w:lang w:val="de-DE"/>
+              </w:rPr>
+              <w:t>Does</w:t>
             </w:r>
             <w:proofErr w:type="spellEnd"/>
             <w:r>
               <w:rPr>
                 <w:rFonts w:cstheme="minorHAnsi"/>
-                <w:color w:val="808080" w:themeColor="background1" w:themeShade="80"/>
-                <w:sz w:val="22"/>
-                <w:szCs w:val="22"/>
-                <w:lang w:val="de-DE"/>
-              </w:rPr>
-              <w:t xml:space="preserve">. </w:t>
+                <w:sz w:val="22"/>
+                <w:szCs w:val="22"/>
+                <w:lang w:val="de-DE"/>
+              </w:rPr>
+              <w:t xml:space="preserve"> not </w:t>
             </w:r>
             <w:proofErr w:type="spellStart"/>
             <w:r>
               <w:rPr>
                 <w:rFonts w:cstheme="minorHAnsi"/>
-                <w:color w:val="808080" w:themeColor="background1" w:themeShade="80"/>
-                <w:sz w:val="22"/>
-                <w:szCs w:val="22"/>
-                <w:lang w:val="de-DE"/>
-              </w:rPr>
-              <w:t>Justification</w:t>
+                <w:sz w:val="22"/>
+                <w:szCs w:val="22"/>
+                <w:lang w:val="de-DE"/>
+              </w:rPr>
+              <w:t>apply</w:t>
             </w:r>
             <w:proofErr w:type="spellEnd"/>
             <w:r>
               <w:rPr>
                 <w:rFonts w:cstheme="minorHAnsi"/>
-                <w:color w:val="808080" w:themeColor="background1" w:themeShade="80"/>
-                <w:sz w:val="22"/>
-                <w:szCs w:val="22"/>
-                <w:lang w:val="de-DE"/>
-              </w:rPr>
-              <w:t>:</w:t>
+                <w:sz w:val="22"/>
+                <w:szCs w:val="22"/>
+                <w:lang w:val="de-DE"/>
+              </w:rPr>
+              <w:t>.</w:t>
             </w:r>
           </w:p>
         </w:tc>
@@ -7968,114 +7143,64 @@
                 <w:rFonts w:cstheme="minorHAnsi"/>
                 <w:sz w:val="22"/>
                 <w:szCs w:val="22"/>
-                <w:lang w:val="de-DE"/>
-              </w:rPr>
-            </w:pPr>
-            <w:r>
-              <w:rPr>
-                <w:rFonts w:cstheme="minorHAnsi"/>
-                <w:noProof/>
-                <w:sz w:val="22"/>
-                <w:szCs w:val="22"/>
-                <w:lang w:val="de-DE"/>
-              </w:rPr>
-              <mc:AlternateContent>
-                <mc:Choice Requires="wpg">
-                  <w:drawing>
-                    <wp:anchor distT="0" distB="0" distL="114300" distR="114300" simplePos="0" relativeHeight="251637760" behindDoc="0" locked="0" layoutInCell="1" allowOverlap="1">
-                      <wp:simplePos x="0" y="0"/>
-                      <wp:positionH relativeFrom="column">
-                        <wp:posOffset>20320</wp:posOffset>
-                      </wp:positionH>
-                      <wp:positionV relativeFrom="paragraph">
-                        <wp:posOffset>-635</wp:posOffset>
-                      </wp:positionV>
-                      <wp:extent cx="148590" cy="148590"/>
-                      <wp:effectExtent l="0" t="0" r="16510" b="16510"/>
-                      <wp:wrapNone/>
-                      <wp:docPr id="23" name="Rechteck 9"/>
-                      <wp:cNvGraphicFramePr/>
-                      <a:graphic xmlns:a="http://schemas.openxmlformats.org/drawingml/2006/main">
-                        <a:graphicData uri="http://schemas.microsoft.com/office/word/2010/wordprocessingShape">
-                          <wps:wsp>
-                            <wps:cNvSpPr/>
-                            <wps:spPr bwMode="auto">
-                              <a:xfrm>
-                                <a:off x="0" y="0"/>
-                                <a:ext cx="148590" cy="148590"/>
-                              </a:xfrm>
-                              <a:prstGeom prst="rect">
-                                <a:avLst/>
-                              </a:prstGeom>
-                            </wps:spPr>
-                            <wps:style>
-                              <a:lnRef idx="2">
-                                <a:schemeClr val="dk1"/>
-                              </a:lnRef>
-                              <a:fillRef idx="1">
-                                <a:schemeClr val="lt1"/>
-                              </a:fillRef>
-                              <a:effectRef idx="0">
-                                <a:schemeClr val="dk1"/>
-                              </a:effectRef>
-                              <a:fontRef idx="minor">
-                                <a:schemeClr val="dk1"/>
-                              </a:fontRef>
-                            </wps:style>
-                            <wps:bodyPr rot="0">
-                              <a:prstTxWarp prst="textNoShape">
-                                <a:avLst/>
-                              </a:prstTxWarp>
-                              <a:noAutofit/>
-                            </wps:bodyPr>
-                          </wps:wsp>
-                        </a:graphicData>
-                      </a:graphic>
-                      <wp14:sizeRelH relativeFrom="margin">
-                        <wp14:pctWidth>0</wp14:pctWidth>
-                      </wp14:sizeRelH>
-                      <wp14:sizeRelV relativeFrom="margin">
-                        <wp14:pctHeight>0</wp14:pctHeight>
-                      </wp14:sizeRelV>
-                    </wp:anchor>
-                  </w:drawing>
-                </mc:Choice>
-                <mc:Fallback xmlns:a="http://schemas.openxmlformats.org/drawingml/2006/main">
-                  <w:pict>
-                    <v:shape id="shape 22" o:spid="_x0000_s22" o:spt="1" type="#_x0000_t1" style="position:absolute;z-index:251749376;o:allowoverlap:true;o:allowincell:true;mso-position-horizontal-relative:text;margin-left:1.60pt;mso-position-horizontal:absolute;mso-position-vertical-relative:text;margin-top:-0.05pt;mso-position-vertical:absolute;width:11.70pt;height:11.70pt;mso-wrap-distance-left:9.00pt;mso-wrap-distance-top:0.00pt;mso-wrap-distance-right:9.00pt;mso-wrap-distance-bottom:0.00pt;visibility:visible;" fillcolor="#FFFFFF" strokecolor="#000000" strokeweight="1.00pt">
-                      <v:stroke dashstyle="solid"/>
-                    </v:shape>
-                  </w:pict>
-                </mc:Fallback>
-              </mc:AlternateContent>
-            </w:r>
-            <w:r>
-              <w:rPr>
-                <w:rFonts w:cstheme="minorHAnsi"/>
-                <w:sz w:val="22"/>
-                <w:szCs w:val="22"/>
-                <w:lang w:val="en-US"/>
-              </w:rPr>
-              <w:t xml:space="preserve">       </w:t>
-            </w:r>
-            <w:r>
-              <w:rPr>
-                <w:rFonts w:cstheme="minorHAnsi"/>
-                <w:sz w:val="22"/>
-                <w:szCs w:val="22"/>
-                <w:lang w:val="de-DE"/>
-              </w:rPr>
-              <w:t xml:space="preserve">Ja </w:t>
-            </w:r>
-            <w:r>
-              <w:rPr>
-                <w:rFonts w:cstheme="minorHAnsi"/>
-                <w:color w:val="808080" w:themeColor="background1" w:themeShade="80"/>
+                <w:lang w:val="en-US"/>
+              </w:rPr>
+            </w:pPr>
+            <w:r>
+              <w:rPr>
+                <w:rFonts w:cstheme="minorHAnsi"/>
+                <w:sz w:val="22"/>
+                <w:szCs w:val="22"/>
+                <w:lang w:val="en-US"/>
+              </w:rPr>
+              <w:t>X</w:t>
+            </w:r>
+            <w:r>
+              <w:rPr>
+                <w:rFonts w:cstheme="minorHAnsi"/>
+                <w:sz w:val="22"/>
+                <w:szCs w:val="22"/>
+                <w:lang w:val="en-US"/>
+              </w:rPr>
+              <w:t xml:space="preserve">     </w:t>
+            </w:r>
+            <w:r>
+              <w:rPr>
+                <w:rFonts w:cstheme="minorHAnsi"/>
                 <w:sz w:val="22"/>
                 <w:szCs w:val="22"/>
                 <w:lang w:val="en"/>
               </w:rPr>
               <w:t>Yes</w:t>
+            </w:r>
+            <w:r>
+              <w:rPr>
+                <w:rFonts w:cstheme="minorHAnsi"/>
+                <w:sz w:val="22"/>
+                <w:szCs w:val="22"/>
+                <w:lang w:val="en"/>
+              </w:rPr>
+              <w:t xml:space="preserve">. Data will be stored in raw and processed format on OSF or </w:t>
+            </w:r>
+            <w:proofErr w:type="spellStart"/>
+            <w:r>
+              <w:rPr>
+                <w:rFonts w:cstheme="minorHAnsi"/>
+                <w:sz w:val="22"/>
+                <w:szCs w:val="22"/>
+                <w:lang w:val="en"/>
+              </w:rPr>
+              <w:t>Zenodo</w:t>
+            </w:r>
+            <w:proofErr w:type="spellEnd"/>
+            <w:r>
+              <w:rPr>
+                <w:rFonts w:cstheme="minorHAnsi"/>
+                <w:sz w:val="22"/>
+                <w:szCs w:val="22"/>
+                <w:lang w:val="en"/>
+              </w:rPr>
+              <w:t>, which both have a long term archival policy of at least 10 years.</w:t>
             </w:r>
           </w:p>
         </w:tc>
@@ -8091,7 +7216,7 @@
                 <w:rFonts w:cstheme="minorHAnsi"/>
                 <w:sz w:val="22"/>
                 <w:szCs w:val="22"/>
-                <w:lang w:val="de-DE"/>
+                <w:lang w:val="en-US"/>
               </w:rPr>
             </w:pPr>
           </w:p>
@@ -8118,7 +7243,7 @@
                 <w:rFonts w:cstheme="minorHAnsi"/>
                 <w:sz w:val="22"/>
                 <w:szCs w:val="22"/>
-                <w:lang w:val="de-DE"/>
+                <w:lang w:val="en-US"/>
               </w:rPr>
             </w:pPr>
           </w:p>
@@ -8149,7 +7274,7 @@
               <mc:AlternateContent>
                 <mc:Choice Requires="wpg">
                   <w:drawing>
-                    <wp:anchor distT="0" distB="0" distL="114300" distR="114300" simplePos="0" relativeHeight="251638784" behindDoc="0" locked="0" layoutInCell="1" allowOverlap="1">
+                    <wp:anchor distT="0" distB="0" distL="114300" distR="114300" simplePos="0" relativeHeight="251638784" behindDoc="0" locked="0" layoutInCell="1" allowOverlap="1" wp14:anchorId="673408AA" wp14:editId="523D59DE">
                       <wp:simplePos x="0" y="0"/>
                       <wp:positionH relativeFrom="column">
                         <wp:posOffset>14061</wp:posOffset>
@@ -8201,7 +7326,7 @@
                     </wp:anchor>
                   </w:drawing>
                 </mc:Choice>
-                <mc:Fallback xmlns:a="http://schemas.openxmlformats.org/drawingml/2006/main">
+                <mc:Fallback xmlns:a="http://schemas.openxmlformats.org/drawingml/2006/main" xmlns:w16sdtfl="http://schemas.microsoft.com/office/word/2024/wordml/sdtformatlock" xmlns:w16du="http://schemas.microsoft.com/office/word/2023/wordml/word16du">
                   <w:pict>
                     <v:shape id="shape 23" o:spid="_x0000_s23" o:spt="1" type="#_x0000_t1" style="position:absolute;z-index:251750400;o:allowoverlap:true;o:allowincell:true;mso-position-horizontal-relative:text;margin-left:1.11pt;mso-position-horizontal:absolute;mso-position-vertical-relative:text;margin-top:4.95pt;mso-position-vertical:absolute;width:11.70pt;height:11.70pt;mso-wrap-distance-left:9.00pt;mso-wrap-distance-top:0.00pt;mso-wrap-distance-right:9.00pt;mso-wrap-distance-bottom:0.00pt;visibility:visible;" fillcolor="#FFFFFF" strokecolor="#000000" strokeweight="1.00pt">
                       <v:stroke dashstyle="solid"/>
@@ -8215,9 +7340,18 @@
                 <w:rFonts w:cstheme="minorHAnsi"/>
                 <w:sz w:val="22"/>
                 <w:szCs w:val="22"/>
-                <w:lang w:val="de-DE"/>
-              </w:rPr>
-              <w:t xml:space="preserve">       Nein. Begründung: </w:t>
+                <w:lang w:val="en-US"/>
+              </w:rPr>
+              <w:t xml:space="preserve">       </w:t>
+            </w:r>
+            <w:r>
+              <w:rPr>
+                <w:rFonts w:cstheme="minorHAnsi"/>
+                <w:sz w:val="22"/>
+                <w:szCs w:val="22"/>
+                <w:lang w:val="de-DE"/>
+              </w:rPr>
+              <w:t xml:space="preserve">Nein. Begründung: </w:t>
             </w:r>
             <w:proofErr w:type="spellStart"/>
             <w:r>
@@ -8345,137 +7479,15 @@
               </w:rPr>
               <w:br/>
             </w:r>
-            <w:proofErr w:type="spellStart"/>
             <w:r>
               <w:rPr>
                 <w:rFonts w:cstheme="minorHAnsi"/>
                 <w:color w:val="808080" w:themeColor="background1" w:themeShade="80"/>
                 <w:sz w:val="22"/>
                 <w:szCs w:val="22"/>
-                <w:lang w:val="de-DE"/>
-              </w:rPr>
-              <w:t>How</w:t>
-            </w:r>
-            <w:proofErr w:type="spellEnd"/>
-            <w:r>
-              <w:rPr>
-                <w:rFonts w:cstheme="minorHAnsi"/>
-                <w:color w:val="808080" w:themeColor="background1" w:themeShade="80"/>
-                <w:sz w:val="22"/>
-                <w:szCs w:val="22"/>
-                <w:lang w:val="de-DE"/>
-              </w:rPr>
-              <w:t xml:space="preserve"> </w:t>
-            </w:r>
-            <w:proofErr w:type="spellStart"/>
-            <w:r>
-              <w:rPr>
-                <w:rFonts w:cstheme="minorHAnsi"/>
-                <w:color w:val="808080" w:themeColor="background1" w:themeShade="80"/>
-                <w:sz w:val="22"/>
-                <w:szCs w:val="22"/>
-                <w:lang w:val="de-DE"/>
-              </w:rPr>
-              <w:t>are</w:t>
-            </w:r>
-            <w:proofErr w:type="spellEnd"/>
-            <w:r>
-              <w:rPr>
-                <w:rFonts w:cstheme="minorHAnsi"/>
-                <w:color w:val="808080" w:themeColor="background1" w:themeShade="80"/>
-                <w:sz w:val="22"/>
-                <w:szCs w:val="22"/>
-                <w:lang w:val="de-DE"/>
-              </w:rPr>
-              <w:t xml:space="preserve"> </w:t>
-            </w:r>
-            <w:proofErr w:type="spellStart"/>
-            <w:r>
-              <w:rPr>
-                <w:rFonts w:cstheme="minorHAnsi"/>
-                <w:color w:val="808080" w:themeColor="background1" w:themeShade="80"/>
-                <w:sz w:val="22"/>
-                <w:szCs w:val="22"/>
-                <w:lang w:val="de-DE"/>
-              </w:rPr>
-              <w:t>the</w:t>
-            </w:r>
-            <w:proofErr w:type="spellEnd"/>
-            <w:r>
-              <w:rPr>
-                <w:rFonts w:cstheme="minorHAnsi"/>
-                <w:color w:val="808080" w:themeColor="background1" w:themeShade="80"/>
-                <w:sz w:val="22"/>
-                <w:szCs w:val="22"/>
-                <w:lang w:val="de-DE"/>
-              </w:rPr>
-              <w:t xml:space="preserve"> </w:t>
-            </w:r>
-            <w:proofErr w:type="spellStart"/>
-            <w:r>
-              <w:rPr>
-                <w:rFonts w:cstheme="minorHAnsi"/>
-                <w:color w:val="808080" w:themeColor="background1" w:themeShade="80"/>
-                <w:sz w:val="22"/>
-                <w:szCs w:val="22"/>
-                <w:lang w:val="de-DE"/>
-              </w:rPr>
-              <w:t>study</w:t>
-            </w:r>
-            <w:proofErr w:type="spellEnd"/>
-            <w:r>
-              <w:rPr>
-                <w:rFonts w:cstheme="minorHAnsi"/>
-                <w:color w:val="808080" w:themeColor="background1" w:themeShade="80"/>
-                <w:sz w:val="22"/>
-                <w:szCs w:val="22"/>
-                <w:lang w:val="de-DE"/>
-              </w:rPr>
-              <w:t xml:space="preserve"> </w:t>
-            </w:r>
-            <w:proofErr w:type="spellStart"/>
-            <w:r>
-              <w:rPr>
-                <w:rFonts w:cstheme="minorHAnsi"/>
-                <w:color w:val="808080" w:themeColor="background1" w:themeShade="80"/>
-                <w:sz w:val="22"/>
-                <w:szCs w:val="22"/>
-                <w:lang w:val="de-DE"/>
-              </w:rPr>
-              <w:t>participants</w:t>
-            </w:r>
-            <w:proofErr w:type="spellEnd"/>
-            <w:r>
-              <w:rPr>
-                <w:rFonts w:cstheme="minorHAnsi"/>
-                <w:color w:val="808080" w:themeColor="background1" w:themeShade="80"/>
-                <w:sz w:val="22"/>
-                <w:szCs w:val="22"/>
-                <w:lang w:val="de-DE"/>
-              </w:rPr>
-              <w:t xml:space="preserve"> </w:t>
-            </w:r>
-            <w:proofErr w:type="spellStart"/>
-            <w:r>
-              <w:rPr>
-                <w:rFonts w:cstheme="minorHAnsi"/>
-                <w:color w:val="808080" w:themeColor="background1" w:themeShade="80"/>
-                <w:sz w:val="22"/>
-                <w:szCs w:val="22"/>
-                <w:lang w:val="de-DE"/>
-              </w:rPr>
-              <w:t>recruited</w:t>
-            </w:r>
-            <w:proofErr w:type="spellEnd"/>
-            <w:r>
-              <w:rPr>
-                <w:rFonts w:cstheme="minorHAnsi"/>
-                <w:color w:val="808080" w:themeColor="background1" w:themeShade="80"/>
-                <w:sz w:val="22"/>
-                <w:szCs w:val="22"/>
-                <w:lang w:val="de-DE"/>
-              </w:rPr>
-              <w:t xml:space="preserve">? </w:t>
+                <w:lang w:val="en-US"/>
+              </w:rPr>
+              <w:t xml:space="preserve">How are the study participants recruited? </w:t>
             </w:r>
             <w:r>
               <w:rPr>
@@ -8514,6 +7526,15 @@
                 <w:lang w:val="en-US"/>
               </w:rPr>
             </w:pPr>
+            <w:r>
+              <w:rPr>
+                <w:rFonts w:cstheme="minorHAnsi"/>
+                <w:sz w:val="22"/>
+                <w:szCs w:val="22"/>
+                <w:lang w:val="en-US"/>
+              </w:rPr>
+              <w:t>Participants will be recruited from the mailing lists such as the FORRT newsletter, German Reproducibility Network, Network of Open Science Officers in Germany, and the FORRT Open Research Games portal.</w:t>
+            </w:r>
           </w:p>
         </w:tc>
         <w:tc>
@@ -8643,9 +7664,19 @@
                 <w:rFonts w:cstheme="minorHAnsi"/>
                 <w:sz w:val="22"/>
                 <w:szCs w:val="22"/>
-                <w:lang w:val="de-DE"/>
-              </w:rPr>
-            </w:pPr>
+                <w:lang w:val="en-US"/>
+              </w:rPr>
+            </w:pPr>
+            <w:r>
+              <w:rPr>
+                <w:rFonts w:cstheme="minorHAnsi"/>
+                <w:sz w:val="22"/>
+                <w:szCs w:val="22"/>
+                <w:lang w:val="en-US"/>
+              </w:rPr>
+              <w:lastRenderedPageBreak/>
+              <w:t>Anybody can play the game and thereby participate in the study.</w:t>
+            </w:r>
           </w:p>
         </w:tc>
         <w:tc>
@@ -8659,7 +7690,7 @@
                 <w:rFonts w:cstheme="minorHAnsi"/>
                 <w:sz w:val="22"/>
                 <w:szCs w:val="22"/>
-                <w:lang w:val="de-DE"/>
+                <w:lang w:val="en-US"/>
               </w:rPr>
             </w:pPr>
           </w:p>
@@ -8808,9 +7839,18 @@
                 <w:rFonts w:cstheme="minorHAnsi"/>
                 <w:sz w:val="22"/>
                 <w:szCs w:val="22"/>
-                <w:lang w:val="de-DE"/>
-              </w:rPr>
-            </w:pPr>
+                <w:lang w:val="en-US"/>
+              </w:rPr>
+            </w:pPr>
+            <w:r>
+              <w:rPr>
+                <w:rFonts w:cstheme="minorHAnsi"/>
+                <w:sz w:val="22"/>
+                <w:szCs w:val="22"/>
+                <w:lang w:val="en-US"/>
+              </w:rPr>
+              <w:t>Respondents must be at least 18 years.</w:t>
+            </w:r>
           </w:p>
         </w:tc>
         <w:tc>
@@ -8824,7 +7864,7 @@
                 <w:rFonts w:cstheme="minorHAnsi"/>
                 <w:sz w:val="22"/>
                 <w:szCs w:val="22"/>
-                <w:lang w:val="de-DE"/>
+                <w:lang w:val="en-US"/>
               </w:rPr>
             </w:pPr>
           </w:p>
@@ -8915,83 +7955,20 @@
             <w:r>
               <w:rPr>
                 <w:rFonts w:cstheme="minorHAnsi"/>
-                <w:noProof/>
-                <w:sz w:val="22"/>
-                <w:szCs w:val="22"/>
-                <w:lang w:val="de-DE"/>
-              </w:rPr>
-              <mc:AlternateContent>
-                <mc:Choice Requires="wpg">
-                  <w:drawing>
-                    <wp:anchor distT="0" distB="0" distL="114300" distR="114300" simplePos="0" relativeHeight="251672576" behindDoc="0" locked="0" layoutInCell="1" allowOverlap="1">
-                      <wp:simplePos x="0" y="0"/>
-                      <wp:positionH relativeFrom="column">
-                        <wp:posOffset>25621</wp:posOffset>
-                      </wp:positionH>
-                      <wp:positionV relativeFrom="paragraph">
-                        <wp:posOffset>19685</wp:posOffset>
-                      </wp:positionV>
-                      <wp:extent cx="149087" cy="149087"/>
-                      <wp:effectExtent l="0" t="0" r="16510" b="16510"/>
-                      <wp:wrapNone/>
-                      <wp:docPr id="25" name="Rechteck 45"/>
-                      <wp:cNvGraphicFramePr/>
-                      <a:graphic xmlns:a="http://schemas.openxmlformats.org/drawingml/2006/main">
-                        <a:graphicData uri="http://schemas.microsoft.com/office/word/2010/wordprocessingShape">
-                          <wps:wsp>
-                            <wps:cNvSpPr/>
-                            <wps:spPr bwMode="auto">
-                              <a:xfrm>
-                                <a:off x="0" y="0"/>
-                                <a:ext cx="149087" cy="149087"/>
-                              </a:xfrm>
-                              <a:prstGeom prst="rect">
-                                <a:avLst/>
-                              </a:prstGeom>
-                            </wps:spPr>
-                            <wps:style>
-                              <a:lnRef idx="2">
-                                <a:schemeClr val="dk1"/>
-                              </a:lnRef>
-                              <a:fillRef idx="1">
-                                <a:schemeClr val="lt1"/>
-                              </a:fillRef>
-                              <a:effectRef idx="0">
-                                <a:schemeClr val="dk1"/>
-                              </a:effectRef>
-                              <a:fontRef idx="minor">
-                                <a:schemeClr val="dk1"/>
-                              </a:fontRef>
-                            </wps:style>
-                            <wps:bodyPr rot="0">
-                              <a:prstTxWarp prst="textNoShape">
-                                <a:avLst/>
-                              </a:prstTxWarp>
-                              <a:noAutofit/>
-                            </wps:bodyPr>
-                          </wps:wsp>
-                        </a:graphicData>
-                      </a:graphic>
-                    </wp:anchor>
-                  </w:drawing>
-                </mc:Choice>
-                <mc:Fallback xmlns:a="http://schemas.openxmlformats.org/drawingml/2006/main">
-                  <w:pict>
-                    <v:shape id="shape 24" o:spid="_x0000_s24" o:spt="1" type="#_x0000_t1" style="position:absolute;z-index:251821056;o:allowoverlap:true;o:allowincell:true;mso-position-horizontal-relative:text;margin-left:2.02pt;mso-position-horizontal:absolute;mso-position-vertical-relative:text;margin-top:1.55pt;mso-position-vertical:absolute;width:11.74pt;height:11.74pt;mso-wrap-distance-left:9.00pt;mso-wrap-distance-top:0.00pt;mso-wrap-distance-right:9.00pt;mso-wrap-distance-bottom:0.00pt;visibility:visible;" fillcolor="#FFFFFF" strokecolor="#000000" strokeweight="1.00pt">
-                      <v:stroke dashstyle="solid"/>
-                    </v:shape>
-                  </w:pict>
-                </mc:Fallback>
-              </mc:AlternateContent>
-            </w:r>
-            <w:r>
-              <w:rPr>
-                <w:rFonts w:cstheme="minorHAnsi"/>
-                <w:sz w:val="22"/>
-                <w:szCs w:val="22"/>
-                <w:lang w:val="en-US"/>
-              </w:rPr>
-              <w:t xml:space="preserve">       </w:t>
+                <w:sz w:val="22"/>
+                <w:szCs w:val="22"/>
+                <w:lang w:val="en-US"/>
+              </w:rPr>
+              <w:t>X</w:t>
+            </w:r>
+            <w:r>
+              <w:rPr>
+                <w:rFonts w:cstheme="minorHAnsi"/>
+                <w:sz w:val="22"/>
+                <w:szCs w:val="22"/>
+                <w:lang w:val="en-US"/>
+              </w:rPr>
+              <w:t xml:space="preserve">      </w:t>
             </w:r>
             <w:r>
               <w:rPr>
@@ -9084,7 +8061,7 @@
               <mc:AlternateContent>
                 <mc:Choice Requires="wpg">
                   <w:drawing>
-                    <wp:anchor distT="0" distB="0" distL="114300" distR="114300" simplePos="0" relativeHeight="251673600" behindDoc="0" locked="0" layoutInCell="1" allowOverlap="1">
+                    <wp:anchor distT="0" distB="0" distL="114300" distR="114300" simplePos="0" relativeHeight="251673600" behindDoc="0" locked="0" layoutInCell="1" allowOverlap="1" wp14:anchorId="47787F82" wp14:editId="74C066AE">
                       <wp:simplePos x="0" y="0"/>
                       <wp:positionH relativeFrom="column">
                         <wp:posOffset>14061</wp:posOffset>
@@ -9136,7 +8113,7 @@
                     </wp:anchor>
                   </w:drawing>
                 </mc:Choice>
-                <mc:Fallback xmlns:a="http://schemas.openxmlformats.org/drawingml/2006/main">
+                <mc:Fallback xmlns:a="http://schemas.openxmlformats.org/drawingml/2006/main" xmlns:w16sdtfl="http://schemas.microsoft.com/office/word/2024/wordml/sdtformatlock" xmlns:w16du="http://schemas.microsoft.com/office/word/2023/wordml/word16du">
                   <w:pict>
                     <v:shape id="shape 25" o:spid="_x0000_s25" o:spt="1" type="#_x0000_t1" style="position:absolute;z-index:251822080;o:allowoverlap:true;o:allowincell:true;mso-position-horizontal-relative:text;margin-left:1.11pt;mso-position-horizontal:absolute;mso-position-vertical-relative:text;margin-top:4.95pt;mso-position-vertical:absolute;width:11.70pt;height:11.70pt;mso-wrap-distance-left:9.00pt;mso-wrap-distance-top:0.00pt;mso-wrap-distance-right:9.00pt;mso-wrap-distance-bottom:0.00pt;visibility:visible;" fillcolor="#FFFFFF" strokecolor="#000000" strokeweight="1.00pt">
                       <v:stroke dashstyle="solid"/>
@@ -9238,7 +8215,6 @@
                 <w:szCs w:val="22"/>
                 <w:lang w:val="de-DE"/>
               </w:rPr>
-              <w:lastRenderedPageBreak/>
               <w:t>Nehmen an der Studie Personen mit eingeschränkter Geschäftsfähigkeit teil (</w:t>
             </w:r>
             <w:r>
@@ -9298,80 +8274,11 @@
             <w:r>
               <w:rPr>
                 <w:rFonts w:cstheme="minorHAnsi"/>
-                <w:noProof/>
-                <w:sz w:val="22"/>
-                <w:szCs w:val="22"/>
-                <w:lang w:val="de-DE"/>
-              </w:rPr>
-              <mc:AlternateContent>
-                <mc:Choice Requires="wpg">
-                  <w:drawing>
-                    <wp:anchor distT="0" distB="0" distL="114300" distR="114300" simplePos="0" relativeHeight="251659264" behindDoc="0" locked="0" layoutInCell="1" allowOverlap="1">
-                      <wp:simplePos x="0" y="0"/>
-                      <wp:positionH relativeFrom="column">
-                        <wp:posOffset>26670</wp:posOffset>
-                      </wp:positionH>
-                      <wp:positionV relativeFrom="paragraph">
-                        <wp:posOffset>14605</wp:posOffset>
-                      </wp:positionV>
-                      <wp:extent cx="148590" cy="148590"/>
-                      <wp:effectExtent l="0" t="0" r="16510" b="16510"/>
-                      <wp:wrapNone/>
-                      <wp:docPr id="27" name="Rechteck 40"/>
-                      <wp:cNvGraphicFramePr/>
-                      <a:graphic xmlns:a="http://schemas.openxmlformats.org/drawingml/2006/main">
-                        <a:graphicData uri="http://schemas.microsoft.com/office/word/2010/wordprocessingShape">
-                          <wps:wsp>
-                            <wps:cNvSpPr/>
-                            <wps:spPr bwMode="auto">
-                              <a:xfrm>
-                                <a:off x="0" y="0"/>
-                                <a:ext cx="148590" cy="148590"/>
-                              </a:xfrm>
-                              <a:prstGeom prst="rect">
-                                <a:avLst/>
-                              </a:prstGeom>
-                            </wps:spPr>
-                            <wps:style>
-                              <a:lnRef idx="2">
-                                <a:schemeClr val="dk1"/>
-                              </a:lnRef>
-                              <a:fillRef idx="1">
-                                <a:schemeClr val="lt1"/>
-                              </a:fillRef>
-                              <a:effectRef idx="0">
-                                <a:schemeClr val="dk1"/>
-                              </a:effectRef>
-                              <a:fontRef idx="minor">
-                                <a:schemeClr val="dk1"/>
-                              </a:fontRef>
-                            </wps:style>
-                            <wps:bodyPr rot="0">
-                              <a:prstTxWarp prst="textNoShape">
-                                <a:avLst/>
-                              </a:prstTxWarp>
-                              <a:noAutofit/>
-                            </wps:bodyPr>
-                          </wps:wsp>
-                        </a:graphicData>
-                      </a:graphic>
-                      <wp14:sizeRelH relativeFrom="margin">
-                        <wp14:pctWidth>0</wp14:pctWidth>
-                      </wp14:sizeRelH>
-                      <wp14:sizeRelV relativeFrom="margin">
-                        <wp14:pctHeight>0</wp14:pctHeight>
-                      </wp14:sizeRelV>
-                    </wp:anchor>
-                  </w:drawing>
-                </mc:Choice>
-                <mc:Fallback xmlns:a="http://schemas.openxmlformats.org/drawingml/2006/main">
-                  <w:pict>
-                    <v:shape id="shape 26" o:spid="_x0000_s26" o:spt="1" type="#_x0000_t1" style="position:absolute;z-index:251777024;o:allowoverlap:true;o:allowincell:true;mso-position-horizontal-relative:text;margin-left:2.10pt;mso-position-horizontal:absolute;mso-position-vertical-relative:text;margin-top:1.15pt;mso-position-vertical:absolute;width:11.70pt;height:11.70pt;mso-wrap-distance-left:9.00pt;mso-wrap-distance-top:0.00pt;mso-wrap-distance-right:9.00pt;mso-wrap-distance-bottom:0.00pt;visibility:visible;" fillcolor="#FFFFFF" strokecolor="#000000" strokeweight="1.00pt">
-                      <v:stroke dashstyle="solid"/>
-                    </v:shape>
-                  </w:pict>
-                </mc:Fallback>
-              </mc:AlternateContent>
+                <w:sz w:val="22"/>
+                <w:szCs w:val="22"/>
+                <w:lang w:val="en-US"/>
+              </w:rPr>
+              <w:t>X</w:t>
             </w:r>
             <w:r>
               <w:rPr>
@@ -9474,7 +8381,7 @@
               <mc:AlternateContent>
                 <mc:Choice Requires="wpg">
                   <w:drawing>
-                    <wp:anchor distT="0" distB="0" distL="114300" distR="114300" simplePos="0" relativeHeight="251660288" behindDoc="0" locked="0" layoutInCell="1" allowOverlap="1">
+                    <wp:anchor distT="0" distB="0" distL="114300" distR="114300" simplePos="0" relativeHeight="251660288" behindDoc="0" locked="0" layoutInCell="1" allowOverlap="1" wp14:anchorId="409CECA2" wp14:editId="5F2ED1C0">
                       <wp:simplePos x="0" y="0"/>
                       <wp:positionH relativeFrom="column">
                         <wp:posOffset>14061</wp:posOffset>
@@ -9526,7 +8433,7 @@
                     </wp:anchor>
                   </w:drawing>
                 </mc:Choice>
-                <mc:Fallback xmlns:a="http://schemas.openxmlformats.org/drawingml/2006/main">
+                <mc:Fallback xmlns:a="http://schemas.openxmlformats.org/drawingml/2006/main" xmlns:w16sdtfl="http://schemas.microsoft.com/office/word/2024/wordml/sdtformatlock" xmlns:w16du="http://schemas.microsoft.com/office/word/2023/wordml/word16du">
                   <w:pict>
                     <v:shape id="shape 27" o:spid="_x0000_s27" o:spt="1" type="#_x0000_t1" style="position:absolute;z-index:251778048;o:allowoverlap:true;o:allowincell:true;mso-position-horizontal-relative:text;margin-left:1.11pt;mso-position-horizontal:absolute;mso-position-vertical-relative:text;margin-top:4.95pt;mso-position-vertical:absolute;width:11.70pt;height:11.70pt;mso-wrap-distance-left:9.00pt;mso-wrap-distance-top:0.00pt;mso-wrap-distance-right:9.00pt;mso-wrap-distance-bottom:0.00pt;visibility:visible;" fillcolor="#FFFFFF" strokecolor="#000000" strokeweight="1.00pt">
                       <v:stroke dashstyle="solid"/>
@@ -9618,7 +8525,7 @@
               <mc:AlternateContent>
                 <mc:Choice Requires="wpg">
                   <w:drawing>
-                    <wp:anchor distT="0" distB="0" distL="114300" distR="114300" simplePos="0" relativeHeight="251663360" behindDoc="0" locked="0" layoutInCell="1" allowOverlap="1">
+                    <wp:anchor distT="0" distB="0" distL="114300" distR="114300" simplePos="0" relativeHeight="251663360" behindDoc="0" locked="0" layoutInCell="1" allowOverlap="1" wp14:anchorId="223196DB" wp14:editId="63751CCF">
                       <wp:simplePos x="0" y="0"/>
                       <wp:positionH relativeFrom="column">
                         <wp:posOffset>24492</wp:posOffset>
@@ -9670,7 +8577,7 @@
                     </wp:anchor>
                   </w:drawing>
                 </mc:Choice>
-                <mc:Fallback xmlns:a="http://schemas.openxmlformats.org/drawingml/2006/main">
+                <mc:Fallback xmlns:a="http://schemas.openxmlformats.org/drawingml/2006/main" xmlns:w16sdtfl="http://schemas.microsoft.com/office/word/2024/wordml/sdtformatlock" xmlns:w16du="http://schemas.microsoft.com/office/word/2023/wordml/word16du">
                   <w:pict>
                     <v:shape id="shape 28" o:spid="_x0000_s28" o:spt="1" type="#_x0000_t1" style="position:absolute;z-index:251787264;o:allowoverlap:true;o:allowincell:true;mso-position-horizontal-relative:text;margin-left:1.93pt;mso-position-horizontal:absolute;mso-position-vertical-relative:text;margin-top:4.09pt;mso-position-vertical:absolute;width:11.70pt;height:11.70pt;mso-wrap-distance-left:9.00pt;mso-wrap-distance-top:0.00pt;mso-wrap-distance-right:9.00pt;mso-wrap-distance-bottom:0.00pt;visibility:visible;" fillcolor="#FFFFFF" strokecolor="#000000" strokeweight="1.00pt">
                       <v:stroke dashstyle="solid"/>
@@ -9762,7 +8669,29 @@
                 <w:szCs w:val="22"/>
                 <w:lang w:val="de-DE"/>
               </w:rPr>
-              <w:t xml:space="preserve"> of </w:t>
+              <w:t xml:space="preserve"> </w:t>
+            </w:r>
+            <w:proofErr w:type="spellStart"/>
+            <w:r>
+              <w:rPr>
+                <w:rFonts w:cstheme="minorHAnsi"/>
+                <w:color w:val="808080" w:themeColor="background1" w:themeShade="80"/>
+                <w:sz w:val="22"/>
+                <w:szCs w:val="22"/>
+                <w:lang w:val="de-DE"/>
+              </w:rPr>
+              <w:t>of</w:t>
+            </w:r>
+            <w:proofErr w:type="spellEnd"/>
+            <w:r>
+              <w:rPr>
+                <w:rFonts w:cstheme="minorHAnsi"/>
+                <w:color w:val="808080" w:themeColor="background1" w:themeShade="80"/>
+                <w:sz w:val="22"/>
+                <w:szCs w:val="22"/>
+                <w:lang w:val="de-DE"/>
+              </w:rPr>
+              <w:t xml:space="preserve"> </w:t>
             </w:r>
             <w:proofErr w:type="spellStart"/>
             <w:r>
@@ -10029,74 +8958,11 @@
             <w:r>
               <w:rPr>
                 <w:rFonts w:cstheme="minorHAnsi"/>
-                <w:noProof/>
-                <w:sz w:val="22"/>
-                <w:szCs w:val="22"/>
-                <w:lang w:val="de-DE"/>
-              </w:rPr>
-              <mc:AlternateContent>
-                <mc:Choice Requires="wpg">
-                  <w:drawing>
-                    <wp:anchor distT="0" distB="0" distL="114300" distR="114300" simplePos="0" relativeHeight="251661312" behindDoc="0" locked="0" layoutInCell="1" allowOverlap="1">
-                      <wp:simplePos x="0" y="0"/>
-                      <wp:positionH relativeFrom="column">
-                        <wp:posOffset>25621</wp:posOffset>
-                      </wp:positionH>
-                      <wp:positionV relativeFrom="paragraph">
-                        <wp:posOffset>19685</wp:posOffset>
-                      </wp:positionV>
-                      <wp:extent cx="149087" cy="149087"/>
-                      <wp:effectExtent l="0" t="0" r="16510" b="16510"/>
-                      <wp:wrapNone/>
-                      <wp:docPr id="30" name="Rechteck 45"/>
-                      <wp:cNvGraphicFramePr/>
-                      <a:graphic xmlns:a="http://schemas.openxmlformats.org/drawingml/2006/main">
-                        <a:graphicData uri="http://schemas.microsoft.com/office/word/2010/wordprocessingShape">
-                          <wps:wsp>
-                            <wps:cNvSpPr/>
-                            <wps:spPr bwMode="auto">
-                              <a:xfrm>
-                                <a:off x="0" y="0"/>
-                                <a:ext cx="149087" cy="149087"/>
-                              </a:xfrm>
-                              <a:prstGeom prst="rect">
-                                <a:avLst/>
-                              </a:prstGeom>
-                            </wps:spPr>
-                            <wps:style>
-                              <a:lnRef idx="2">
-                                <a:schemeClr val="dk1"/>
-                              </a:lnRef>
-                              <a:fillRef idx="1">
-                                <a:schemeClr val="lt1"/>
-                              </a:fillRef>
-                              <a:effectRef idx="0">
-                                <a:schemeClr val="dk1"/>
-                              </a:effectRef>
-                              <a:fontRef idx="minor">
-                                <a:schemeClr val="dk1"/>
-                              </a:fontRef>
-                            </wps:style>
-                            <wps:bodyPr rot="0">
-                              <a:prstTxWarp prst="textNoShape">
-                                <a:avLst/>
-                              </a:prstTxWarp>
-                              <a:noAutofit/>
-                            </wps:bodyPr>
-                          </wps:wsp>
-                        </a:graphicData>
-                      </a:graphic>
-                    </wp:anchor>
-                  </w:drawing>
-                </mc:Choice>
-                <mc:Fallback xmlns:a="http://schemas.openxmlformats.org/drawingml/2006/main">
-                  <w:pict>
-                    <v:shape id="shape 29" o:spid="_x0000_s29" o:spt="1" type="#_x0000_t1" style="position:absolute;z-index:251780096;o:allowoverlap:true;o:allowincell:true;mso-position-horizontal-relative:text;margin-left:2.02pt;mso-position-horizontal:absolute;mso-position-vertical-relative:text;margin-top:1.55pt;mso-position-vertical:absolute;width:11.74pt;height:11.74pt;mso-wrap-distance-left:9.00pt;mso-wrap-distance-top:0.00pt;mso-wrap-distance-right:9.00pt;mso-wrap-distance-bottom:0.00pt;visibility:visible;" fillcolor="#FFFFFF" strokecolor="#000000" strokeweight="1.00pt">
-                      <v:stroke dashstyle="solid"/>
-                    </v:shape>
-                  </w:pict>
-                </mc:Fallback>
-              </mc:AlternateContent>
+                <w:sz w:val="22"/>
+                <w:szCs w:val="22"/>
+                <w:lang w:val="en-US"/>
+              </w:rPr>
+              <w:t>X</w:t>
             </w:r>
             <w:r>
               <w:rPr>
@@ -10199,7 +9065,7 @@
               <mc:AlternateContent>
                 <mc:Choice Requires="wpg">
                   <w:drawing>
-                    <wp:anchor distT="0" distB="0" distL="114300" distR="114300" simplePos="0" relativeHeight="251662336" behindDoc="0" locked="0" layoutInCell="1" allowOverlap="1">
+                    <wp:anchor distT="0" distB="0" distL="114300" distR="114300" simplePos="0" relativeHeight="251662336" behindDoc="0" locked="0" layoutInCell="1" allowOverlap="1" wp14:anchorId="0CCC1888" wp14:editId="0CD5CEFC">
                       <wp:simplePos x="0" y="0"/>
                       <wp:positionH relativeFrom="column">
                         <wp:posOffset>14061</wp:posOffset>
@@ -10251,7 +9117,7 @@
                     </wp:anchor>
                   </w:drawing>
                 </mc:Choice>
-                <mc:Fallback xmlns:a="http://schemas.openxmlformats.org/drawingml/2006/main">
+                <mc:Fallback xmlns:a="http://schemas.openxmlformats.org/drawingml/2006/main" xmlns:w16sdtfl="http://schemas.microsoft.com/office/word/2024/wordml/sdtformatlock" xmlns:w16du="http://schemas.microsoft.com/office/word/2023/wordml/word16du">
                   <w:pict>
                     <v:shape id="shape 30" o:spid="_x0000_s30" o:spt="1" type="#_x0000_t1" style="position:absolute;z-index:251783168;o:allowoverlap:true;o:allowincell:true;mso-position-horizontal-relative:text;margin-left:1.11pt;mso-position-horizontal:absolute;mso-position-vertical-relative:text;margin-top:4.95pt;mso-position-vertical:absolute;width:11.70pt;height:11.70pt;mso-wrap-distance-left:9.00pt;mso-wrap-distance-top:0.00pt;mso-wrap-distance-right:9.00pt;mso-wrap-distance-bottom:0.00pt;visibility:visible;" fillcolor="#FFFFFF" strokecolor="#000000" strokeweight="1.00pt">
                       <v:stroke dashstyle="solid"/>
@@ -10371,7 +9237,18 @@
                 <w:szCs w:val="22"/>
                 <w:lang w:val="en"/>
               </w:rPr>
-              <w:t>Is it explicitly stated in the participant information that the study participants can revoke their participation at any time without giving reasons and without negative consequences or disadvantages?</w:t>
+              <w:t xml:space="preserve">Is it explicitly stated in the participant information that the study </w:t>
+            </w:r>
+            <w:r>
+              <w:rPr>
+                <w:rFonts w:cstheme="minorHAnsi"/>
+                <w:color w:val="808080" w:themeColor="background1" w:themeShade="80"/>
+                <w:sz w:val="22"/>
+                <w:szCs w:val="22"/>
+                <w:lang w:val="en"/>
+              </w:rPr>
+              <w:lastRenderedPageBreak/>
+              <w:t>participants can revoke their participation at any time without giving reasons and without negative consequences or disadvantages?</w:t>
             </w:r>
           </w:p>
         </w:tc>
@@ -10396,77 +9273,17 @@
                 <w:szCs w:val="22"/>
                 <w:lang w:val="en-US"/>
               </w:rPr>
+              <w:lastRenderedPageBreak/>
               <w:t xml:space="preserve">  </w:t>
             </w:r>
             <w:r>
               <w:rPr>
                 <w:rFonts w:cstheme="minorHAnsi"/>
-                <w:noProof/>
-                <w:sz w:val="22"/>
-                <w:szCs w:val="22"/>
-                <w:lang w:val="de-DE"/>
-              </w:rPr>
-              <mc:AlternateContent>
-                <mc:Choice Requires="wps">
-                  <w:drawing>
-                    <wp:anchor distT="0" distB="0" distL="114300" distR="114300" simplePos="0" relativeHeight="251688960" behindDoc="0" locked="0" layoutInCell="1" allowOverlap="1" wp14:anchorId="11354FE0" wp14:editId="4545F5E7">
-                      <wp:simplePos x="0" y="0"/>
-                      <wp:positionH relativeFrom="column">
-                        <wp:posOffset>1270</wp:posOffset>
-                      </wp:positionH>
-                      <wp:positionV relativeFrom="paragraph">
-                        <wp:posOffset>4445</wp:posOffset>
-                      </wp:positionV>
-                      <wp:extent cx="149087" cy="149087"/>
-                      <wp:effectExtent l="0" t="0" r="16510" b="16510"/>
-                      <wp:wrapNone/>
-                      <wp:docPr id="1517901634" name="Rechteck 45"/>
-                      <wp:cNvGraphicFramePr/>
-                      <a:graphic xmlns:a="http://schemas.openxmlformats.org/drawingml/2006/main">
-                        <a:graphicData uri="http://schemas.microsoft.com/office/word/2010/wordprocessingShape">
-                          <wps:wsp>
-                            <wps:cNvSpPr/>
-                            <wps:spPr bwMode="auto">
-                              <a:xfrm>
-                                <a:off x="0" y="0"/>
-                                <a:ext cx="149087" cy="149087"/>
-                              </a:xfrm>
-                              <a:prstGeom prst="rect">
-                                <a:avLst/>
-                              </a:prstGeom>
-                            </wps:spPr>
-                            <wps:style>
-                              <a:lnRef idx="2">
-                                <a:schemeClr val="dk1"/>
-                              </a:lnRef>
-                              <a:fillRef idx="1">
-                                <a:schemeClr val="lt1"/>
-                              </a:fillRef>
-                              <a:effectRef idx="0">
-                                <a:schemeClr val="dk1"/>
-                              </a:effectRef>
-                              <a:fontRef idx="minor">
-                                <a:schemeClr val="dk1"/>
-                              </a:fontRef>
-                            </wps:style>
-                            <wps:bodyPr rot="0">
-                              <a:prstTxWarp prst="textNoShape">
-                                <a:avLst/>
-                              </a:prstTxWarp>
-                              <a:noAutofit/>
-                            </wps:bodyPr>
-                          </wps:wsp>
-                        </a:graphicData>
-                      </a:graphic>
-                    </wp:anchor>
-                  </w:drawing>
-                </mc:Choice>
-                <mc:Fallback>
-                  <w:pict>
-                    <v:rect w14:anchorId="77EB503A" id="Rechteck 45" o:spid="_x0000_s1026" style="position:absolute;margin-left:.1pt;margin-top:.35pt;width:11.75pt;height:11.75pt;z-index:251688960;visibility:visible;mso-wrap-style:square;mso-wrap-distance-left:9pt;mso-wrap-distance-top:0;mso-wrap-distance-right:9pt;mso-wrap-distance-bottom:0;mso-position-horizontal:absolute;mso-position-horizontal-relative:text;mso-position-vertical:absolute;mso-position-vertical-relative:text;v-text-anchor:top" o:gfxdata="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" fillcolor="white [3201]" strokecolor="black [3200]" strokeweight="1pt"/>
-                  </w:pict>
-                </mc:Fallback>
-              </mc:AlternateContent>
+                <w:sz w:val="22"/>
+                <w:szCs w:val="22"/>
+                <w:lang w:val="en-US"/>
+              </w:rPr>
+              <w:t>X</w:t>
             </w:r>
             <w:r>
               <w:rPr>
@@ -10566,7 +9383,7 @@
               <mc:AlternateContent>
                 <mc:Choice Requires="wps">
                   <w:drawing>
-                    <wp:anchor distT="0" distB="0" distL="114300" distR="114300" simplePos="0" relativeHeight="251692032" behindDoc="0" locked="0" layoutInCell="1" allowOverlap="1" wp14:anchorId="66D109B6" wp14:editId="301628D6">
+                    <wp:anchor distT="0" distB="0" distL="114300" distR="114300" simplePos="0" relativeHeight="251692032" behindDoc="0" locked="0" layoutInCell="1" allowOverlap="1" wp14:anchorId="710991B1" wp14:editId="17271B0B">
                       <wp:simplePos x="0" y="0"/>
                       <wp:positionH relativeFrom="column">
                         <wp:posOffset>1270</wp:posOffset>
@@ -10618,9 +9435,9 @@
                     </wp:anchor>
                   </w:drawing>
                 </mc:Choice>
-                <mc:Fallback>
+                <mc:Fallback xmlns:w16sdtfl="http://schemas.microsoft.com/office/word/2024/wordml/sdtformatlock" xmlns:w16du="http://schemas.microsoft.com/office/word/2023/wordml/word16du">
                   <w:pict>
-                    <v:rect w14:anchorId="7E433302" id="Rechteck 45" o:spid="_x0000_s1026" style="position:absolute;margin-left:.1pt;margin-top:3.1pt;width:11.75pt;height:11.75pt;z-index:251692032;visibility:visible;mso-wrap-style:square;mso-wrap-distance-left:9pt;mso-wrap-distance-top:0;mso-wrap-distance-right:9pt;mso-wrap-distance-bottom:0;mso-position-horizontal:absolute;mso-position-horizontal-relative:text;mso-position-vertical:absolute;mso-position-vertical-relative:text;v-text-anchor:top" o:gfxdata="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" fillcolor="white [3201]" strokecolor="black [3200]" strokeweight="1pt"/>
+                    <v:rect w14:anchorId="7E433302" id="Rechteck 45" o:spid="_x0000_s1026" style="position:absolute;margin-left:.1pt;margin-top:3.1pt;width:11.75pt;height:11.75pt;z-index:251692032;visibility:visible;mso-wrap-style:square;mso-wrap-distance-left:9pt;mso-wrap-distance-top:0;mso-wrap-distance-right:9pt;mso-wrap-distance-bottom:0;mso-position-horizontal:absolute;mso-position-horizontal-relative:text;mso-position-vertical:absolute;mso-position-vertical-relative:text;v-text-anchor:top" o:gfxdata="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" fillcolor="white [3201]" strokecolor="black [3200]" strokeweight="1pt"/>
                   </w:pict>
                 </mc:Fallback>
               </mc:AlternateContent>
@@ -10734,18 +9551,7 @@
                 <w:szCs w:val="22"/>
                 <w:lang w:val="en"/>
               </w:rPr>
-              <w:t xml:space="preserve">If applicable: Are the study participants adequately informed in the participant information about the possibility of incidental </w:t>
-            </w:r>
-            <w:r>
-              <w:rPr>
-                <w:rFonts w:cstheme="minorHAnsi"/>
-                <w:color w:val="808080" w:themeColor="background1" w:themeShade="80"/>
-                <w:sz w:val="22"/>
-                <w:szCs w:val="22"/>
-                <w:lang w:val="en"/>
-              </w:rPr>
-              <w:lastRenderedPageBreak/>
-              <w:t>findings, their consequences and the associated procedures?</w:t>
+              <w:t>If applicable: Are the study participants adequately informed in the participant information about the possibility of incidental findings, their consequences and the associated procedures?</w:t>
             </w:r>
           </w:p>
         </w:tc>
@@ -10767,84 +9573,20 @@
             <w:r>
               <w:rPr>
                 <w:rFonts w:cstheme="minorHAnsi"/>
-                <w:noProof/>
-                <w:sz w:val="22"/>
-                <w:szCs w:val="22"/>
-                <w:lang w:val="de-DE"/>
-              </w:rPr>
-              <w:lastRenderedPageBreak/>
-              <mc:AlternateContent>
-                <mc:Choice Requires="wpg">
-                  <w:drawing>
-                    <wp:anchor distT="0" distB="0" distL="114300" distR="114300" simplePos="0" relativeHeight="251641856" behindDoc="0" locked="0" layoutInCell="1" allowOverlap="1">
-                      <wp:simplePos x="0" y="0"/>
-                      <wp:positionH relativeFrom="column">
-                        <wp:posOffset>0</wp:posOffset>
-                      </wp:positionH>
-                      <wp:positionV relativeFrom="paragraph">
-                        <wp:posOffset>55789</wp:posOffset>
-                      </wp:positionV>
-                      <wp:extent cx="149087" cy="149087"/>
-                      <wp:effectExtent l="0" t="0" r="16510" b="16510"/>
-                      <wp:wrapNone/>
-                      <wp:docPr id="32" name="Rechteck 13"/>
-                      <wp:cNvGraphicFramePr/>
-                      <a:graphic xmlns:a="http://schemas.openxmlformats.org/drawingml/2006/main">
-                        <a:graphicData uri="http://schemas.microsoft.com/office/word/2010/wordprocessingShape">
-                          <wps:wsp>
-                            <wps:cNvSpPr/>
-                            <wps:spPr bwMode="auto">
-                              <a:xfrm>
-                                <a:off x="0" y="0"/>
-                                <a:ext cx="149087" cy="149087"/>
-                              </a:xfrm>
-                              <a:prstGeom prst="rect">
-                                <a:avLst/>
-                              </a:prstGeom>
-                            </wps:spPr>
-                            <wps:style>
-                              <a:lnRef idx="2">
-                                <a:schemeClr val="dk1"/>
-                              </a:lnRef>
-                              <a:fillRef idx="1">
-                                <a:schemeClr val="lt1"/>
-                              </a:fillRef>
-                              <a:effectRef idx="0">
-                                <a:schemeClr val="dk1"/>
-                              </a:effectRef>
-                              <a:fontRef idx="minor">
-                                <a:schemeClr val="dk1"/>
-                              </a:fontRef>
-                            </wps:style>
-                            <wps:bodyPr rot="0">
-                              <a:prstTxWarp prst="textNoShape">
-                                <a:avLst/>
-                              </a:prstTxWarp>
-                              <a:noAutofit/>
-                            </wps:bodyPr>
-                          </wps:wsp>
-                        </a:graphicData>
-                      </a:graphic>
-                    </wp:anchor>
-                  </w:drawing>
-                </mc:Choice>
-                <mc:Fallback xmlns:a="http://schemas.openxmlformats.org/drawingml/2006/main">
-                  <w:pict>
-                    <v:shape id="shape 31" o:spid="_x0000_s31" o:spt="1" type="#_x0000_t1" style="position:absolute;z-index:251753472;o:allowoverlap:true;o:allowincell:true;mso-position-horizontal-relative:text;margin-left:0.00pt;mso-position-horizontal:absolute;mso-position-vertical-relative:text;margin-top:4.39pt;mso-position-vertical:absolute;width:11.74pt;height:11.74pt;mso-wrap-distance-left:9.00pt;mso-wrap-distance-top:0.00pt;mso-wrap-distance-right:9.00pt;mso-wrap-distance-bottom:0.00pt;visibility:visible;" fillcolor="#FFFFFF" strokecolor="#000000" strokeweight="1.00pt">
-                      <v:stroke dashstyle="solid"/>
-                    </v:shape>
-                  </w:pict>
-                </mc:Fallback>
-              </mc:AlternateContent>
-            </w:r>
-            <w:r>
-              <w:rPr>
-                <w:rFonts w:cstheme="minorHAnsi"/>
-                <w:sz w:val="22"/>
-                <w:szCs w:val="22"/>
-                <w:lang w:val="en-US"/>
-              </w:rPr>
-              <w:t xml:space="preserve">      </w:t>
+                <w:sz w:val="22"/>
+                <w:szCs w:val="22"/>
+                <w:lang w:val="en-US"/>
+              </w:rPr>
+              <w:t>X</w:t>
+            </w:r>
+            <w:r>
+              <w:rPr>
+                <w:rFonts w:cstheme="minorHAnsi"/>
+                <w:sz w:val="22"/>
+                <w:szCs w:val="22"/>
+                <w:lang w:val="en-US"/>
+              </w:rPr>
+              <w:t xml:space="preserve">     </w:t>
             </w:r>
             <w:r>
               <w:rPr>
@@ -10948,7 +9690,7 @@
               <mc:AlternateContent>
                 <mc:Choice Requires="wpg">
                   <w:drawing>
-                    <wp:anchor distT="0" distB="0" distL="114300" distR="114300" simplePos="0" relativeHeight="251642880" behindDoc="0" locked="0" layoutInCell="1" allowOverlap="1">
+                    <wp:anchor distT="0" distB="0" distL="114300" distR="114300" simplePos="0" relativeHeight="251642880" behindDoc="0" locked="0" layoutInCell="1" allowOverlap="1" wp14:anchorId="1A1659C1" wp14:editId="667E0C57">
                       <wp:simplePos x="0" y="0"/>
                       <wp:positionH relativeFrom="column">
                         <wp:posOffset>0</wp:posOffset>
@@ -11000,7 +9742,7 @@
                     </wp:anchor>
                   </w:drawing>
                 </mc:Choice>
-                <mc:Fallback xmlns:a="http://schemas.openxmlformats.org/drawingml/2006/main">
+                <mc:Fallback xmlns:a="http://schemas.openxmlformats.org/drawingml/2006/main" xmlns:w16sdtfl="http://schemas.microsoft.com/office/word/2024/wordml/sdtformatlock" xmlns:w16du="http://schemas.microsoft.com/office/word/2023/wordml/word16du">
                   <w:pict>
                     <v:shape id="shape 32" o:spid="_x0000_s32" o:spt="1" type="#_x0000_t1" style="position:absolute;z-index:251754496;o:allowoverlap:true;o:allowincell:true;mso-position-horizontal-relative:text;margin-left:0.00pt;mso-position-horizontal:absolute;mso-position-vertical-relative:text;margin-top:3.99pt;mso-position-vertical:absolute;width:11.74pt;height:11.74pt;mso-wrap-distance-left:9.00pt;mso-wrap-distance-top:0.00pt;mso-wrap-distance-right:9.00pt;mso-wrap-distance-bottom:0.00pt;visibility:visible;" fillcolor="#FFFFFF" strokecolor="#000000" strokeweight="1.00pt">
                       <v:stroke dashstyle="solid"/>
@@ -11246,74 +9988,11 @@
             <w:r>
               <w:rPr>
                 <w:rFonts w:cstheme="minorHAnsi"/>
-                <w:noProof/>
-                <w:sz w:val="22"/>
-                <w:szCs w:val="22"/>
-                <w:lang w:val="de-DE"/>
-              </w:rPr>
-              <mc:AlternateContent>
-                <mc:Choice Requires="wpg">
-                  <w:drawing>
-                    <wp:anchor distT="0" distB="0" distL="114300" distR="114300" simplePos="0" relativeHeight="251643904" behindDoc="0" locked="0" layoutInCell="1" allowOverlap="1">
-                      <wp:simplePos x="0" y="0"/>
-                      <wp:positionH relativeFrom="column">
-                        <wp:posOffset>0</wp:posOffset>
-                      </wp:positionH>
-                      <wp:positionV relativeFrom="paragraph">
-                        <wp:posOffset>55789</wp:posOffset>
-                      </wp:positionV>
-                      <wp:extent cx="149087" cy="149087"/>
-                      <wp:effectExtent l="0" t="0" r="16510" b="16510"/>
-                      <wp:wrapNone/>
-                      <wp:docPr id="34" name="Rechteck 34"/>
-                      <wp:cNvGraphicFramePr/>
-                      <a:graphic xmlns:a="http://schemas.openxmlformats.org/drawingml/2006/main">
-                        <a:graphicData uri="http://schemas.microsoft.com/office/word/2010/wordprocessingShape">
-                          <wps:wsp>
-                            <wps:cNvSpPr/>
-                            <wps:spPr bwMode="auto">
-                              <a:xfrm>
-                                <a:off x="0" y="0"/>
-                                <a:ext cx="149087" cy="149087"/>
-                              </a:xfrm>
-                              <a:prstGeom prst="rect">
-                                <a:avLst/>
-                              </a:prstGeom>
-                            </wps:spPr>
-                            <wps:style>
-                              <a:lnRef idx="2">
-                                <a:schemeClr val="dk1"/>
-                              </a:lnRef>
-                              <a:fillRef idx="1">
-                                <a:schemeClr val="lt1"/>
-                              </a:fillRef>
-                              <a:effectRef idx="0">
-                                <a:schemeClr val="dk1"/>
-                              </a:effectRef>
-                              <a:fontRef idx="minor">
-                                <a:schemeClr val="dk1"/>
-                              </a:fontRef>
-                            </wps:style>
-                            <wps:bodyPr rot="0">
-                              <a:prstTxWarp prst="textNoShape">
-                                <a:avLst/>
-                              </a:prstTxWarp>
-                              <a:noAutofit/>
-                            </wps:bodyPr>
-                          </wps:wsp>
-                        </a:graphicData>
-                      </a:graphic>
-                    </wp:anchor>
-                  </w:drawing>
-                </mc:Choice>
-                <mc:Fallback xmlns:a="http://schemas.openxmlformats.org/drawingml/2006/main">
-                  <w:pict>
-                    <v:shape id="shape 33" o:spid="_x0000_s33" o:spt="1" type="#_x0000_t1" style="position:absolute;z-index:251757568;o:allowoverlap:true;o:allowincell:true;mso-position-horizontal-relative:text;margin-left:0.00pt;mso-position-horizontal:absolute;mso-position-vertical-relative:text;margin-top:4.39pt;mso-position-vertical:absolute;width:11.74pt;height:11.74pt;mso-wrap-distance-left:9.00pt;mso-wrap-distance-top:0.00pt;mso-wrap-distance-right:9.00pt;mso-wrap-distance-bottom:0.00pt;visibility:visible;" fillcolor="#FFFFFF" strokecolor="#000000" strokeweight="1.00pt">
-                      <v:stroke dashstyle="solid"/>
-                    </v:shape>
-                  </w:pict>
-                </mc:Fallback>
-              </mc:AlternateContent>
+                <w:sz w:val="22"/>
+                <w:szCs w:val="22"/>
+                <w:lang w:val="en-US"/>
+              </w:rPr>
+              <w:t>X</w:t>
             </w:r>
             <w:r>
               <w:rPr>
@@ -11416,7 +10095,7 @@
               <mc:AlternateContent>
                 <mc:Choice Requires="wpg">
                   <w:drawing>
-                    <wp:anchor distT="0" distB="0" distL="114300" distR="114300" simplePos="0" relativeHeight="251644928" behindDoc="0" locked="0" layoutInCell="1" allowOverlap="1">
+                    <wp:anchor distT="0" distB="0" distL="114300" distR="114300" simplePos="0" relativeHeight="251644928" behindDoc="0" locked="0" layoutInCell="1" allowOverlap="1" wp14:anchorId="7FAD4AD3" wp14:editId="361C6EF3">
                       <wp:simplePos x="0" y="0"/>
                       <wp:positionH relativeFrom="column">
                         <wp:posOffset>0</wp:posOffset>
@@ -11468,7 +10147,7 @@
                     </wp:anchor>
                   </w:drawing>
                 </mc:Choice>
-                <mc:Fallback xmlns:a="http://schemas.openxmlformats.org/drawingml/2006/main">
+                <mc:Fallback xmlns:a="http://schemas.openxmlformats.org/drawingml/2006/main" xmlns:w16sdtfl="http://schemas.microsoft.com/office/word/2024/wordml/sdtformatlock" xmlns:w16du="http://schemas.microsoft.com/office/word/2023/wordml/word16du">
                   <w:pict>
                     <v:shape id="shape 34" o:spid="_x0000_s34" o:spt="1" type="#_x0000_t1" style="position:absolute;z-index:251758592;o:allowoverlap:true;o:allowincell:true;mso-position-horizontal-relative:text;margin-left:0.00pt;mso-position-horizontal:absolute;mso-position-vertical-relative:text;margin-top:3.99pt;mso-position-vertical:absolute;width:11.74pt;height:11.74pt;mso-wrap-distance-left:9.00pt;mso-wrap-distance-top:0.00pt;mso-wrap-distance-right:9.00pt;mso-wrap-distance-bottom:0.00pt;visibility:visible;" fillcolor="#FFFFFF" strokecolor="#000000" strokeweight="1.00pt">
                       <v:stroke dashstyle="solid"/>
@@ -11632,74 +10311,11 @@
             <w:r>
               <w:rPr>
                 <w:rFonts w:cstheme="minorHAnsi"/>
-                <w:noProof/>
-                <w:sz w:val="22"/>
-                <w:szCs w:val="22"/>
-                <w:lang w:val="de-DE"/>
-              </w:rPr>
-              <mc:AlternateContent>
-                <mc:Choice Requires="wpg">
-                  <w:drawing>
-                    <wp:anchor distT="0" distB="0" distL="114300" distR="114300" simplePos="0" relativeHeight="251655168" behindDoc="0" locked="0" layoutInCell="1" allowOverlap="1">
-                      <wp:simplePos x="0" y="0"/>
-                      <wp:positionH relativeFrom="column">
-                        <wp:posOffset>0</wp:posOffset>
-                      </wp:positionH>
-                      <wp:positionV relativeFrom="paragraph">
-                        <wp:posOffset>55789</wp:posOffset>
-                      </wp:positionV>
-                      <wp:extent cx="149087" cy="149087"/>
-                      <wp:effectExtent l="0" t="0" r="16510" b="16510"/>
-                      <wp:wrapNone/>
-                      <wp:docPr id="36" name="Rechteck 36"/>
-                      <wp:cNvGraphicFramePr/>
-                      <a:graphic xmlns:a="http://schemas.openxmlformats.org/drawingml/2006/main">
-                        <a:graphicData uri="http://schemas.microsoft.com/office/word/2010/wordprocessingShape">
-                          <wps:wsp>
-                            <wps:cNvSpPr/>
-                            <wps:spPr bwMode="auto">
-                              <a:xfrm>
-                                <a:off x="0" y="0"/>
-                                <a:ext cx="149087" cy="149087"/>
-                              </a:xfrm>
-                              <a:prstGeom prst="rect">
-                                <a:avLst/>
-                              </a:prstGeom>
-                            </wps:spPr>
-                            <wps:style>
-                              <a:lnRef idx="2">
-                                <a:schemeClr val="dk1"/>
-                              </a:lnRef>
-                              <a:fillRef idx="1">
-                                <a:schemeClr val="lt1"/>
-                              </a:fillRef>
-                              <a:effectRef idx="0">
-                                <a:schemeClr val="dk1"/>
-                              </a:effectRef>
-                              <a:fontRef idx="minor">
-                                <a:schemeClr val="dk1"/>
-                              </a:fontRef>
-                            </wps:style>
-                            <wps:bodyPr rot="0">
-                              <a:prstTxWarp prst="textNoShape">
-                                <a:avLst/>
-                              </a:prstTxWarp>
-                              <a:noAutofit/>
-                            </wps:bodyPr>
-                          </wps:wsp>
-                        </a:graphicData>
-                      </a:graphic>
-                    </wp:anchor>
-                  </w:drawing>
-                </mc:Choice>
-                <mc:Fallback xmlns:a="http://schemas.openxmlformats.org/drawingml/2006/main">
-                  <w:pict>
-                    <v:shape id="shape 35" o:spid="_x0000_s35" o:spt="1" type="#_x0000_t1" style="position:absolute;z-index:251771904;o:allowoverlap:true;o:allowincell:true;mso-position-horizontal-relative:text;margin-left:0.00pt;mso-position-horizontal:absolute;mso-position-vertical-relative:text;margin-top:4.39pt;mso-position-vertical:absolute;width:11.74pt;height:11.74pt;mso-wrap-distance-left:9.00pt;mso-wrap-distance-top:0.00pt;mso-wrap-distance-right:9.00pt;mso-wrap-distance-bottom:0.00pt;visibility:visible;" fillcolor="#FFFFFF" strokecolor="#000000" strokeweight="1.00pt">
-                      <v:stroke dashstyle="solid"/>
-                    </v:shape>
-                  </w:pict>
-                </mc:Fallback>
-              </mc:AlternateContent>
+                <w:sz w:val="22"/>
+                <w:szCs w:val="22"/>
+                <w:lang w:val="en-US"/>
+              </w:rPr>
+              <w:t>X</w:t>
             </w:r>
             <w:r>
               <w:rPr>
@@ -11798,7 +10414,7 @@
               <mc:AlternateContent>
                 <mc:Choice Requires="wpg">
                   <w:drawing>
-                    <wp:anchor distT="0" distB="0" distL="114300" distR="114300" simplePos="0" relativeHeight="251656192" behindDoc="0" locked="0" layoutInCell="1" allowOverlap="1">
+                    <wp:anchor distT="0" distB="0" distL="114300" distR="114300" simplePos="0" relativeHeight="251656192" behindDoc="0" locked="0" layoutInCell="1" allowOverlap="1" wp14:anchorId="0DA8F792" wp14:editId="262E4D0B">
                       <wp:simplePos x="0" y="0"/>
                       <wp:positionH relativeFrom="column">
                         <wp:posOffset>0</wp:posOffset>
@@ -11850,7 +10466,7 @@
                     </wp:anchor>
                   </w:drawing>
                 </mc:Choice>
-                <mc:Fallback xmlns:a="http://schemas.openxmlformats.org/drawingml/2006/main">
+                <mc:Fallback xmlns:a="http://schemas.openxmlformats.org/drawingml/2006/main" xmlns:w16sdtfl="http://schemas.microsoft.com/office/word/2024/wordml/sdtformatlock" xmlns:w16du="http://schemas.microsoft.com/office/word/2023/wordml/word16du">
                   <w:pict>
                     <v:shape id="shape 36" o:spid="_x0000_s36" o:spt="1" type="#_x0000_t1" style="position:absolute;z-index:251772928;o:allowoverlap:true;o:allowincell:true;mso-position-horizontal-relative:text;margin-left:0.00pt;mso-position-horizontal:absolute;mso-position-vertical-relative:text;margin-top:3.99pt;mso-position-vertical:absolute;width:11.74pt;height:11.74pt;mso-wrap-distance-left:9.00pt;mso-wrap-distance-top:0.00pt;mso-wrap-distance-right:9.00pt;mso-wrap-distance-bottom:0.00pt;visibility:visible;" fillcolor="#FFFFFF" strokecolor="#000000" strokeweight="1.00pt">
                       <v:stroke dashstyle="solid"/>
@@ -12028,83 +10644,20 @@
             <w:r>
               <w:rPr>
                 <w:rFonts w:cstheme="minorHAnsi"/>
-                <w:noProof/>
-                <w:sz w:val="22"/>
-                <w:szCs w:val="22"/>
-                <w:lang w:val="de-DE"/>
-              </w:rPr>
-              <mc:AlternateContent>
-                <mc:Choice Requires="wpg">
-                  <w:drawing>
-                    <wp:anchor distT="0" distB="0" distL="114300" distR="114300" simplePos="0" relativeHeight="251645952" behindDoc="0" locked="0" layoutInCell="1" allowOverlap="1">
-                      <wp:simplePos x="0" y="0"/>
-                      <wp:positionH relativeFrom="column">
-                        <wp:posOffset>0</wp:posOffset>
-                      </wp:positionH>
-                      <wp:positionV relativeFrom="paragraph">
-                        <wp:posOffset>55789</wp:posOffset>
-                      </wp:positionV>
-                      <wp:extent cx="149087" cy="149087"/>
-                      <wp:effectExtent l="0" t="0" r="16510" b="16510"/>
-                      <wp:wrapNone/>
-                      <wp:docPr id="38" name="Rechteck 19"/>
-                      <wp:cNvGraphicFramePr/>
-                      <a:graphic xmlns:a="http://schemas.openxmlformats.org/drawingml/2006/main">
-                        <a:graphicData uri="http://schemas.microsoft.com/office/word/2010/wordprocessingShape">
-                          <wps:wsp>
-                            <wps:cNvSpPr/>
-                            <wps:spPr bwMode="auto">
-                              <a:xfrm>
-                                <a:off x="0" y="0"/>
-                                <a:ext cx="149087" cy="149087"/>
-                              </a:xfrm>
-                              <a:prstGeom prst="rect">
-                                <a:avLst/>
-                              </a:prstGeom>
-                            </wps:spPr>
-                            <wps:style>
-                              <a:lnRef idx="2">
-                                <a:schemeClr val="dk1"/>
-                              </a:lnRef>
-                              <a:fillRef idx="1">
-                                <a:schemeClr val="lt1"/>
-                              </a:fillRef>
-                              <a:effectRef idx="0">
-                                <a:schemeClr val="dk1"/>
-                              </a:effectRef>
-                              <a:fontRef idx="minor">
-                                <a:schemeClr val="dk1"/>
-                              </a:fontRef>
-                            </wps:style>
-                            <wps:bodyPr rot="0">
-                              <a:prstTxWarp prst="textNoShape">
-                                <a:avLst/>
-                              </a:prstTxWarp>
-                              <a:noAutofit/>
-                            </wps:bodyPr>
-                          </wps:wsp>
-                        </a:graphicData>
-                      </a:graphic>
-                    </wp:anchor>
-                  </w:drawing>
-                </mc:Choice>
-                <mc:Fallback xmlns:a="http://schemas.openxmlformats.org/drawingml/2006/main">
-                  <w:pict>
-                    <v:shape id="shape 37" o:spid="_x0000_s37" o:spt="1" type="#_x0000_t1" style="position:absolute;z-index:251759616;o:allowoverlap:true;o:allowincell:true;mso-position-horizontal-relative:text;margin-left:0.00pt;mso-position-horizontal:absolute;mso-position-vertical-relative:text;margin-top:4.39pt;mso-position-vertical:absolute;width:11.74pt;height:11.74pt;mso-wrap-distance-left:9.00pt;mso-wrap-distance-top:0.00pt;mso-wrap-distance-right:9.00pt;mso-wrap-distance-bottom:0.00pt;visibility:visible;" fillcolor="#FFFFFF" strokecolor="#000000" strokeweight="1.00pt">
-                      <v:stroke dashstyle="solid"/>
-                    </v:shape>
-                  </w:pict>
-                </mc:Fallback>
-              </mc:AlternateContent>
-            </w:r>
-            <w:r>
-              <w:rPr>
-                <w:rFonts w:cstheme="minorHAnsi"/>
-                <w:sz w:val="22"/>
-                <w:szCs w:val="22"/>
-                <w:lang w:val="de-DE"/>
-              </w:rPr>
-              <w:t xml:space="preserve">      Allgemeine TN-Info und Einwilligungserklärung </w:t>
+                <w:sz w:val="22"/>
+                <w:szCs w:val="22"/>
+                <w:lang w:val="de-DE"/>
+              </w:rPr>
+              <w:t>X</w:t>
+            </w:r>
+            <w:r>
+              <w:rPr>
+                <w:rFonts w:cstheme="minorHAnsi"/>
+                <w:sz w:val="22"/>
+                <w:szCs w:val="22"/>
+                <w:lang w:val="de-DE"/>
+              </w:rPr>
+              <w:t xml:space="preserve">    Allgemeine TN-Info und Einwilligungserklärung </w:t>
             </w:r>
             <w:r>
               <w:rPr>
@@ -12287,909 +10840,40 @@
               <w:spacing w:before="60"/>
               <w:rPr>
                 <w:rFonts w:cstheme="minorHAnsi"/>
-                <w:color w:val="808080" w:themeColor="background1" w:themeShade="80"/>
-                <w:sz w:val="22"/>
-                <w:szCs w:val="22"/>
-                <w:lang w:val="de-DE"/>
-              </w:rPr>
-            </w:pPr>
-            <w:r>
-              <w:rPr>
-                <w:rFonts w:cstheme="minorHAnsi"/>
-                <w:noProof/>
-                <w:sz w:val="22"/>
-                <w:szCs w:val="22"/>
-                <w:lang w:val="de-DE"/>
-              </w:rPr>
-              <mc:AlternateContent>
-                <mc:Choice Requires="wpg">
-                  <w:drawing>
-                    <wp:anchor distT="0" distB="0" distL="114300" distR="114300" simplePos="0" relativeHeight="251646976" behindDoc="0" locked="0" layoutInCell="1" allowOverlap="1">
-                      <wp:simplePos x="0" y="0"/>
-                      <wp:positionH relativeFrom="column">
-                        <wp:posOffset>0</wp:posOffset>
-                      </wp:positionH>
-                      <wp:positionV relativeFrom="paragraph">
-                        <wp:posOffset>55789</wp:posOffset>
-                      </wp:positionV>
-                      <wp:extent cx="149087" cy="149087"/>
-                      <wp:effectExtent l="0" t="0" r="16510" b="16510"/>
-                      <wp:wrapNone/>
-                      <wp:docPr id="39" name="Rechteck 20"/>
-                      <wp:cNvGraphicFramePr/>
-                      <a:graphic xmlns:a="http://schemas.openxmlformats.org/drawingml/2006/main">
-                        <a:graphicData uri="http://schemas.microsoft.com/office/word/2010/wordprocessingShape">
-                          <wps:wsp>
-                            <wps:cNvSpPr/>
-                            <wps:spPr bwMode="auto">
-                              <a:xfrm>
-                                <a:off x="0" y="0"/>
-                                <a:ext cx="149086" cy="149086"/>
-                              </a:xfrm>
-                              <a:prstGeom prst="rect">
-                                <a:avLst/>
-                              </a:prstGeom>
-                            </wps:spPr>
-                            <wps:style>
-                              <a:lnRef idx="2">
-                                <a:schemeClr val="dk1"/>
-                              </a:lnRef>
-                              <a:fillRef idx="1">
-                                <a:schemeClr val="lt1"/>
-                              </a:fillRef>
-                              <a:effectRef idx="0">
-                                <a:schemeClr val="dk1"/>
-                              </a:effectRef>
-                              <a:fontRef idx="minor">
-                                <a:schemeClr val="dk1"/>
-                              </a:fontRef>
-                            </wps:style>
-                            <wps:bodyPr rot="0">
-                              <a:prstTxWarp prst="textNoShape">
-                                <a:avLst/>
-                              </a:prstTxWarp>
-                              <a:noAutofit/>
-                            </wps:bodyPr>
-                          </wps:wsp>
-                        </a:graphicData>
-                      </a:graphic>
-                    </wp:anchor>
-                  </w:drawing>
-                </mc:Choice>
-                <mc:Fallback xmlns:a="http://schemas.openxmlformats.org/drawingml/2006/main">
-                  <w:pict>
-                    <v:shape id="shape 38" o:spid="_x0000_s38" o:spt="1" type="#_x0000_t1" style="position:absolute;z-index:251760640;o:allowoverlap:true;o:allowincell:true;mso-position-horizontal-relative:text;margin-left:0.00pt;mso-position-horizontal:absolute;mso-position-vertical-relative:text;margin-top:4.39pt;mso-position-vertical:absolute;width:11.74pt;height:11.74pt;mso-wrap-distance-left:9.00pt;mso-wrap-distance-top:0.00pt;mso-wrap-distance-right:9.00pt;mso-wrap-distance-bottom:0.00pt;visibility:visible;" fillcolor="#FFFFFF" strokecolor="#000000" strokeweight="1.00pt">
-                      <v:stroke dashstyle="solid"/>
-                    </v:shape>
-                  </w:pict>
-                </mc:Fallback>
-              </mc:AlternateContent>
-            </w:r>
-            <w:r>
-              <w:rPr>
-                <w:rFonts w:cstheme="minorHAnsi"/>
-                <w:sz w:val="22"/>
-                <w:szCs w:val="22"/>
-                <w:lang w:val="de-DE"/>
-              </w:rPr>
-              <w:t xml:space="preserve">      Einwilligungserklärung für Bild-, Video- und Tonaufnahmen</w:t>
-            </w:r>
-            <w:r>
-              <w:rPr>
-                <w:rFonts w:cstheme="minorHAnsi"/>
-                <w:sz w:val="22"/>
-                <w:szCs w:val="22"/>
-                <w:lang w:val="de-DE"/>
-              </w:rPr>
-              <w:br/>
-              <w:t xml:space="preserve"> </w:t>
-            </w:r>
-            <w:r>
-              <w:rPr>
-                <w:rFonts w:cstheme="minorHAnsi"/>
-                <w:color w:val="808080" w:themeColor="background1" w:themeShade="80"/>
-                <w:sz w:val="22"/>
-                <w:szCs w:val="22"/>
-                <w:lang w:val="de-DE"/>
-              </w:rPr>
-              <w:t xml:space="preserve">    Declaration of </w:t>
+                <w:sz w:val="22"/>
+                <w:szCs w:val="22"/>
+                <w:lang w:val="de-DE"/>
+              </w:rPr>
+            </w:pPr>
+            <w:r>
+              <w:rPr>
+                <w:rFonts w:cstheme="minorHAnsi"/>
+                <w:sz w:val="22"/>
+                <w:szCs w:val="22"/>
+                <w:lang w:val="de-DE"/>
+              </w:rPr>
+              <w:t xml:space="preserve">      </w:t>
             </w:r>
             <w:proofErr w:type="spellStart"/>
             <w:r>
               <w:rPr>
                 <w:rFonts w:cstheme="minorHAnsi"/>
-                <w:color w:val="808080" w:themeColor="background1" w:themeShade="80"/>
-                <w:sz w:val="22"/>
-                <w:szCs w:val="22"/>
-                <w:lang w:val="de-DE"/>
-              </w:rPr>
-              <w:t>consent</w:t>
+                <w:sz w:val="22"/>
+                <w:szCs w:val="22"/>
+                <w:lang w:val="de-DE"/>
+              </w:rPr>
+              <w:t>Does</w:t>
             </w:r>
             <w:proofErr w:type="spellEnd"/>
             <w:r>
               <w:rPr>
                 <w:rFonts w:cstheme="minorHAnsi"/>
-                <w:color w:val="808080" w:themeColor="background1" w:themeShade="80"/>
-                <w:sz w:val="22"/>
-                <w:szCs w:val="22"/>
-                <w:lang w:val="de-DE"/>
-              </w:rPr>
-              <w:t xml:space="preserve"> </w:t>
-            </w:r>
-            <w:proofErr w:type="spellStart"/>
-            <w:r>
-              <w:rPr>
-                <w:rFonts w:cstheme="minorHAnsi"/>
-                <w:color w:val="808080" w:themeColor="background1" w:themeShade="80"/>
-                <w:sz w:val="22"/>
-                <w:szCs w:val="22"/>
-                <w:lang w:val="de-DE"/>
-              </w:rPr>
-              <w:t>for</w:t>
-            </w:r>
-            <w:proofErr w:type="spellEnd"/>
-            <w:r>
-              <w:rPr>
-                <w:rFonts w:cstheme="minorHAnsi"/>
-                <w:color w:val="808080" w:themeColor="background1" w:themeShade="80"/>
-                <w:sz w:val="22"/>
-                <w:szCs w:val="22"/>
-                <w:lang w:val="de-DE"/>
-              </w:rPr>
-              <w:t xml:space="preserve"> image-, video- and audio-</w:t>
-            </w:r>
-            <w:proofErr w:type="spellStart"/>
-            <w:r>
-              <w:rPr>
-                <w:rFonts w:cstheme="minorHAnsi"/>
-                <w:color w:val="808080" w:themeColor="background1" w:themeShade="80"/>
-                <w:sz w:val="22"/>
-                <w:szCs w:val="22"/>
-                <w:lang w:val="de-DE"/>
-              </w:rPr>
-              <w:t>recordings</w:t>
-            </w:r>
-            <w:proofErr w:type="spellEnd"/>
-          </w:p>
-          <w:p>
-            <w:pPr>
-              <w:spacing w:before="60"/>
-              <w:rPr>
-                <w:rFonts w:cstheme="minorHAnsi"/>
-                <w:color w:val="808080" w:themeColor="background1" w:themeShade="80"/>
-                <w:sz w:val="22"/>
-                <w:szCs w:val="22"/>
-                <w:lang w:val="de-DE"/>
-              </w:rPr>
-            </w:pPr>
-            <w:r>
-              <w:rPr>
-                <w:noProof/>
-              </w:rPr>
-              <mc:AlternateContent>
-                <mc:Choice Requires="wpg">
-                  <w:drawing>
-                    <wp:anchor distT="0" distB="0" distL="114300" distR="114300" simplePos="0" relativeHeight="251648000" behindDoc="0" locked="0" layoutInCell="1" allowOverlap="1">
-                      <wp:simplePos x="0" y="0"/>
-                      <wp:positionH relativeFrom="column">
-                        <wp:posOffset>0</wp:posOffset>
-                      </wp:positionH>
-                      <wp:positionV relativeFrom="paragraph">
-                        <wp:posOffset>189878</wp:posOffset>
-                      </wp:positionV>
-                      <wp:extent cx="149087" cy="149087"/>
-                      <wp:effectExtent l="0" t="0" r="0" b="0"/>
-                      <wp:wrapNone/>
-                      <wp:docPr id="40" name="Rechteck 20"/>
-                      <wp:cNvGraphicFramePr/>
-                      <a:graphic xmlns:a="http://schemas.openxmlformats.org/drawingml/2006/main">
-                        <a:graphicData uri="http://schemas.microsoft.com/office/word/2010/wordprocessingShape">
-                          <wps:wsp>
-                            <wps:cNvSpPr/>
-                            <wps:spPr bwMode="auto">
-                              <a:xfrm>
-                                <a:off x="0" y="0"/>
-                                <a:ext cx="149086" cy="149086"/>
-                              </a:xfrm>
-                              <a:prstGeom prst="rect">
-                                <a:avLst/>
-                              </a:prstGeom>
-                            </wps:spPr>
-                            <wps:style>
-                              <a:lnRef idx="2">
-                                <a:schemeClr val="dk1"/>
-                              </a:lnRef>
-                              <a:fillRef idx="1">
-                                <a:schemeClr val="lt1"/>
-                              </a:fillRef>
-                              <a:effectRef idx="0">
-                                <a:schemeClr val="dk1"/>
-                              </a:effectRef>
-                              <a:fontRef idx="minor">
-                                <a:schemeClr val="dk1"/>
-                              </a:fontRef>
-                            </wps:style>
-                            <wps:bodyPr rot="0">
-                              <a:prstTxWarp prst="textNoShape">
-                                <a:avLst/>
-                              </a:prstTxWarp>
-                              <a:noAutofit/>
-                            </wps:bodyPr>
-                          </wps:wsp>
-                        </a:graphicData>
-                      </a:graphic>
-                    </wp:anchor>
-                  </w:drawing>
-                </mc:Choice>
-                <mc:Fallback xmlns:a="http://schemas.openxmlformats.org/drawingml/2006/main">
-                  <w:pict>
-                    <v:shape id="shape 39" o:spid="_x0000_s39" o:spt="1" type="#_x0000_t1" style="position:absolute;z-index:251760640;o:allowoverlap:true;o:allowincell:true;mso-position-horizontal-relative:text;margin-left:0.00pt;mso-position-horizontal:absolute;mso-position-vertical-relative:text;margin-top:14.95pt;mso-position-vertical:absolute;width:11.74pt;height:11.74pt;mso-wrap-distance-left:9.00pt;mso-wrap-distance-top:0.00pt;mso-wrap-distance-right:9.00pt;mso-wrap-distance-bottom:0.00pt;rotation:0;visibility:visible;" fillcolor="#FFFFFF" strokecolor="#000000" strokeweight="1.00pt">
-                      <v:stroke dashstyle="solid"/>
-                    </v:shape>
-                  </w:pict>
-                </mc:Fallback>
-              </mc:AlternateContent>
-            </w:r>
-          </w:p>
-          <w:p>
-            <w:pPr>
-              <w:rPr>
-                <w:rFonts w:cstheme="minorHAnsi"/>
-                <w:color w:val="808080" w:themeColor="background1" w:themeShade="80"/>
-                <w:sz w:val="22"/>
-                <w:szCs w:val="22"/>
-                <w:lang w:val="en-US"/>
-              </w:rPr>
-            </w:pPr>
-            <w:r>
-              <w:rPr>
-                <w:rFonts w:cstheme="minorHAnsi"/>
-                <w:sz w:val="22"/>
-                <w:szCs w:val="22"/>
-                <w:lang w:val="en-US"/>
-              </w:rPr>
-              <w:t xml:space="preserve">      TN-Info für EEG-</w:t>
-            </w:r>
-            <w:proofErr w:type="spellStart"/>
-            <w:r>
-              <w:rPr>
-                <w:rFonts w:cstheme="minorHAnsi"/>
-                <w:sz w:val="22"/>
-                <w:szCs w:val="22"/>
-                <w:lang w:val="en-US"/>
-              </w:rPr>
-              <w:t>Studien</w:t>
-            </w:r>
-            <w:proofErr w:type="spellEnd"/>
-            <w:r>
-              <w:rPr>
-                <w:rFonts w:cstheme="minorHAnsi"/>
-                <w:sz w:val="22"/>
-                <w:szCs w:val="22"/>
-                <w:lang w:val="en-US"/>
-              </w:rPr>
-              <w:br/>
-              <w:t xml:space="preserve">     </w:t>
-            </w:r>
-            <w:r>
-              <w:rPr>
-                <w:rFonts w:cstheme="minorHAnsi"/>
-                <w:color w:val="808080" w:themeColor="background1" w:themeShade="80"/>
-                <w:sz w:val="22"/>
-                <w:szCs w:val="22"/>
-                <w:lang w:val="en-US"/>
-              </w:rPr>
-              <w:t>Participants information and consent for EEG studies</w:t>
-            </w:r>
-          </w:p>
-          <w:p>
-            <w:r>
-              <w:rPr>
-                <w:noProof/>
-              </w:rPr>
-              <mc:AlternateContent>
-                <mc:Choice Requires="wpg">
-                  <w:drawing>
-                    <wp:anchor distT="0" distB="0" distL="114300" distR="114300" simplePos="0" relativeHeight="251649024" behindDoc="0" locked="0" layoutInCell="1" allowOverlap="1">
-                      <wp:simplePos x="0" y="0"/>
-                      <wp:positionH relativeFrom="column">
-                        <wp:posOffset>0</wp:posOffset>
-                      </wp:positionH>
-                      <wp:positionV relativeFrom="paragraph">
-                        <wp:posOffset>189878</wp:posOffset>
-                      </wp:positionV>
-                      <wp:extent cx="149087" cy="149087"/>
-                      <wp:effectExtent l="0" t="0" r="0" b="0"/>
-                      <wp:wrapNone/>
-                      <wp:docPr id="41" name="Rechteck 20"/>
-                      <wp:cNvGraphicFramePr/>
-                      <a:graphic xmlns:a="http://schemas.openxmlformats.org/drawingml/2006/main">
-                        <a:graphicData uri="http://schemas.microsoft.com/office/word/2010/wordprocessingShape">
-                          <wps:wsp>
-                            <wps:cNvSpPr/>
-                            <wps:spPr bwMode="auto">
-                              <a:xfrm>
-                                <a:off x="0" y="0"/>
-                                <a:ext cx="149086" cy="149086"/>
-                              </a:xfrm>
-                              <a:prstGeom prst="rect">
-                                <a:avLst/>
-                              </a:prstGeom>
-                            </wps:spPr>
-                            <wps:style>
-                              <a:lnRef idx="2">
-                                <a:schemeClr val="dk1"/>
-                              </a:lnRef>
-                              <a:fillRef idx="1">
-                                <a:schemeClr val="lt1"/>
-                              </a:fillRef>
-                              <a:effectRef idx="0">
-                                <a:schemeClr val="dk1"/>
-                              </a:effectRef>
-                              <a:fontRef idx="minor">
-                                <a:schemeClr val="dk1"/>
-                              </a:fontRef>
-                            </wps:style>
-                            <wps:bodyPr rot="0">
-                              <a:prstTxWarp prst="textNoShape">
-                                <a:avLst/>
-                              </a:prstTxWarp>
-                              <a:noAutofit/>
-                            </wps:bodyPr>
-                          </wps:wsp>
-                        </a:graphicData>
-                      </a:graphic>
-                    </wp:anchor>
-                  </w:drawing>
-                </mc:Choice>
-                <mc:Fallback xmlns:a="http://schemas.openxmlformats.org/drawingml/2006/main">
-                  <w:pict>
-                    <v:shape id="shape 40" o:spid="_x0000_s40" o:spt="1" type="#_x0000_t1" style="position:absolute;z-index:251760640;o:allowoverlap:true;o:allowincell:true;mso-position-horizontal-relative:text;margin-left:0.00pt;mso-position-horizontal:absolute;mso-position-vertical-relative:text;margin-top:14.95pt;mso-position-vertical:absolute;width:11.74pt;height:11.74pt;mso-wrap-distance-left:9.00pt;mso-wrap-distance-top:0.00pt;mso-wrap-distance-right:9.00pt;mso-wrap-distance-bottom:0.00pt;rotation:0;visibility:visible;" fillcolor="#FFFFFF" strokecolor="#000000" strokeweight="1.00pt">
-                      <v:stroke dashstyle="solid"/>
-                    </v:shape>
-                  </w:pict>
-                </mc:Fallback>
-              </mc:AlternateContent>
-            </w:r>
-          </w:p>
-          <w:p>
-            <w:pPr>
-              <w:rPr>
-                <w:rFonts w:cstheme="minorHAnsi"/>
-                <w:color w:val="808080" w:themeColor="background1" w:themeShade="80"/>
-                <w:sz w:val="22"/>
-                <w:szCs w:val="22"/>
-                <w:lang w:val="en-US"/>
-              </w:rPr>
-            </w:pPr>
-            <w:r>
-              <w:rPr>
-                <w:rFonts w:cstheme="minorHAnsi"/>
-                <w:sz w:val="22"/>
-                <w:szCs w:val="22"/>
-                <w:lang w:val="en-US"/>
-              </w:rPr>
-              <w:t xml:space="preserve">     TN-Info für MRT-</w:t>
-            </w:r>
-            <w:proofErr w:type="spellStart"/>
-            <w:r>
-              <w:rPr>
-                <w:rFonts w:cstheme="minorHAnsi"/>
-                <w:sz w:val="22"/>
-                <w:szCs w:val="22"/>
-                <w:lang w:val="en-US"/>
-              </w:rPr>
-              <w:t>Studien</w:t>
-            </w:r>
-            <w:proofErr w:type="spellEnd"/>
-            <w:r>
-              <w:rPr>
-                <w:rFonts w:cstheme="minorHAnsi"/>
-                <w:sz w:val="22"/>
-                <w:szCs w:val="22"/>
-                <w:lang w:val="en-US"/>
-              </w:rPr>
-              <w:br/>
-              <w:t xml:space="preserve">     </w:t>
-            </w:r>
-            <w:r>
-              <w:rPr>
-                <w:rFonts w:cstheme="minorHAnsi"/>
-                <w:color w:val="808080" w:themeColor="background1" w:themeShade="80"/>
-                <w:sz w:val="22"/>
-                <w:szCs w:val="22"/>
-                <w:lang w:val="en-US"/>
-              </w:rPr>
-              <w:t>Participants information and consent for MRT studies</w:t>
-            </w:r>
-          </w:p>
-          <w:p>
-            <w:r>
-              <w:rPr>
-                <w:noProof/>
-              </w:rPr>
-              <mc:AlternateContent>
-                <mc:Choice Requires="wpg">
-                  <w:drawing>
-                    <wp:anchor distT="0" distB="0" distL="114300" distR="114300" simplePos="0" relativeHeight="251650048" behindDoc="0" locked="0" layoutInCell="1" allowOverlap="1">
-                      <wp:simplePos x="0" y="0"/>
-                      <wp:positionH relativeFrom="column">
-                        <wp:posOffset>0</wp:posOffset>
-                      </wp:positionH>
-                      <wp:positionV relativeFrom="paragraph">
-                        <wp:posOffset>185413</wp:posOffset>
-                      </wp:positionV>
-                      <wp:extent cx="149087" cy="149087"/>
-                      <wp:effectExtent l="0" t="0" r="0" b="0"/>
-                      <wp:wrapNone/>
-                      <wp:docPr id="42" name="Rechteck 20"/>
-                      <wp:cNvGraphicFramePr/>
-                      <a:graphic xmlns:a="http://schemas.openxmlformats.org/drawingml/2006/main">
-                        <a:graphicData uri="http://schemas.microsoft.com/office/word/2010/wordprocessingShape">
-                          <wps:wsp>
-                            <wps:cNvSpPr/>
-                            <wps:spPr bwMode="auto">
-                              <a:xfrm>
-                                <a:off x="0" y="0"/>
-                                <a:ext cx="149086" cy="149086"/>
-                              </a:xfrm>
-                              <a:prstGeom prst="rect">
-                                <a:avLst/>
-                              </a:prstGeom>
-                            </wps:spPr>
-                            <wps:style>
-                              <a:lnRef idx="2">
-                                <a:schemeClr val="dk1"/>
-                              </a:lnRef>
-                              <a:fillRef idx="1">
-                                <a:schemeClr val="lt1"/>
-                              </a:fillRef>
-                              <a:effectRef idx="0">
-                                <a:schemeClr val="dk1"/>
-                              </a:effectRef>
-                              <a:fontRef idx="minor">
-                                <a:schemeClr val="dk1"/>
-                              </a:fontRef>
-                            </wps:style>
-                            <wps:bodyPr rot="0">
-                              <a:prstTxWarp prst="textNoShape">
-                                <a:avLst/>
-                              </a:prstTxWarp>
-                              <a:noAutofit/>
-                            </wps:bodyPr>
-                          </wps:wsp>
-                        </a:graphicData>
-                      </a:graphic>
-                    </wp:anchor>
-                  </w:drawing>
-                </mc:Choice>
-                <mc:Fallback xmlns:a="http://schemas.openxmlformats.org/drawingml/2006/main">
-                  <w:pict>
-                    <v:shape id="shape 41" o:spid="_x0000_s41" o:spt="1" type="#_x0000_t1" style="position:absolute;z-index:251760640;o:allowoverlap:true;o:allowincell:true;mso-position-horizontal-relative:text;margin-left:0.00pt;mso-position-horizontal:absolute;mso-position-vertical-relative:text;margin-top:14.60pt;mso-position-vertical:absolute;width:11.74pt;height:11.74pt;mso-wrap-distance-left:9.00pt;mso-wrap-distance-top:0.00pt;mso-wrap-distance-right:9.00pt;mso-wrap-distance-bottom:0.00pt;rotation:0;visibility:visible;" fillcolor="#FFFFFF" strokecolor="#000000" strokeweight="1.00pt">
-                      <v:stroke dashstyle="solid"/>
-                    </v:shape>
-                  </w:pict>
-                </mc:Fallback>
-              </mc:AlternateContent>
-            </w:r>
-          </w:p>
-          <w:p>
-            <w:r>
-              <w:rPr>
-                <w:rFonts w:cstheme="minorHAnsi"/>
-                <w:color w:val="808080" w:themeColor="background1" w:themeShade="80"/>
-                <w:sz w:val="22"/>
-                <w:szCs w:val="22"/>
-                <w:lang w:val="en-US"/>
-              </w:rPr>
-              <w:t xml:space="preserve">     </w:t>
-            </w:r>
-            <w:r>
-              <w:rPr>
-                <w:rFonts w:cstheme="minorHAnsi"/>
-                <w:sz w:val="22"/>
-                <w:szCs w:val="22"/>
-                <w:lang w:val="en-US"/>
-              </w:rPr>
-              <w:t xml:space="preserve"> TN-Info für TMS-</w:t>
-            </w:r>
-            <w:proofErr w:type="spellStart"/>
-            <w:r>
-              <w:rPr>
-                <w:rFonts w:cstheme="minorHAnsi"/>
-                <w:sz w:val="22"/>
-                <w:szCs w:val="22"/>
-                <w:lang w:val="en-US"/>
-              </w:rPr>
-              <w:t>Studien</w:t>
-            </w:r>
-            <w:proofErr w:type="spellEnd"/>
-            <w:r>
-              <w:rPr>
-                <w:rFonts w:cstheme="minorHAnsi"/>
-                <w:sz w:val="22"/>
-                <w:szCs w:val="22"/>
-                <w:lang w:val="en-US"/>
-              </w:rPr>
-              <w:br/>
-              <w:t xml:space="preserve">     </w:t>
-            </w:r>
-            <w:r>
-              <w:rPr>
-                <w:rFonts w:cstheme="minorHAnsi"/>
-                <w:color w:val="808080" w:themeColor="background1" w:themeShade="80"/>
-                <w:sz w:val="22"/>
-                <w:szCs w:val="22"/>
-                <w:lang w:val="en-US"/>
-              </w:rPr>
-              <w:t xml:space="preserve">Participants information and consent for TMS </w:t>
-            </w:r>
-            <w:proofErr w:type="spellStart"/>
-            <w:r>
-              <w:rPr>
-                <w:rFonts w:cstheme="minorHAnsi"/>
-                <w:color w:val="808080" w:themeColor="background1" w:themeShade="80"/>
-                <w:sz w:val="22"/>
-                <w:szCs w:val="22"/>
-                <w:lang w:val="en-US"/>
-              </w:rPr>
-              <w:t>studiess</w:t>
-            </w:r>
-            <w:proofErr w:type="spellEnd"/>
-          </w:p>
-          <w:p>
-            <w:pPr>
-              <w:spacing w:before="60"/>
-              <w:rPr>
-                <w:rFonts w:cstheme="minorHAnsi"/>
-                <w:sz w:val="22"/>
-                <w:szCs w:val="22"/>
-                <w:lang w:val="en-US"/>
-              </w:rPr>
-            </w:pPr>
-          </w:p>
-          <w:p>
-            <w:pPr>
-              <w:spacing w:before="60"/>
-              <w:ind w:left="323"/>
-              <w:rPr>
-                <w:rFonts w:cstheme="minorHAnsi"/>
-                <w:sz w:val="22"/>
-                <w:szCs w:val="22"/>
-                <w:lang w:val="en"/>
-              </w:rPr>
-            </w:pPr>
-            <w:r>
-              <w:rPr>
-                <w:rFonts w:cstheme="minorHAnsi"/>
-                <w:noProof/>
-                <w:sz w:val="22"/>
-                <w:szCs w:val="22"/>
-                <w:lang w:val="de-DE"/>
-              </w:rPr>
-              <mc:AlternateContent>
-                <mc:Choice Requires="wpg">
-                  <w:drawing>
-                    <wp:anchor distT="0" distB="0" distL="114300" distR="114300" simplePos="0" relativeHeight="251652096" behindDoc="0" locked="0" layoutInCell="1" allowOverlap="1">
-                      <wp:simplePos x="0" y="0"/>
-                      <wp:positionH relativeFrom="column">
-                        <wp:posOffset>0</wp:posOffset>
-                      </wp:positionH>
-                      <wp:positionV relativeFrom="paragraph">
-                        <wp:posOffset>54319</wp:posOffset>
-                      </wp:positionV>
-                      <wp:extent cx="148590" cy="148590"/>
-                      <wp:effectExtent l="0" t="0" r="16510" b="16510"/>
-                      <wp:wrapNone/>
-                      <wp:docPr id="43" name="Rechteck 29"/>
-                      <wp:cNvGraphicFramePr/>
-                      <a:graphic xmlns:a="http://schemas.openxmlformats.org/drawingml/2006/main">
-                        <a:graphicData uri="http://schemas.microsoft.com/office/word/2010/wordprocessingShape">
-                          <wps:wsp>
-                            <wps:cNvSpPr/>
-                            <wps:spPr bwMode="auto">
-                              <a:xfrm>
-                                <a:off x="0" y="0"/>
-                                <a:ext cx="148590" cy="148590"/>
-                              </a:xfrm>
-                              <a:prstGeom prst="rect">
-                                <a:avLst/>
-                              </a:prstGeom>
-                            </wps:spPr>
-                            <wps:style>
-                              <a:lnRef idx="2">
-                                <a:schemeClr val="dk1"/>
-                              </a:lnRef>
-                              <a:fillRef idx="1">
-                                <a:schemeClr val="lt1"/>
-                              </a:fillRef>
-                              <a:effectRef idx="0">
-                                <a:schemeClr val="dk1"/>
-                              </a:effectRef>
-                              <a:fontRef idx="minor">
-                                <a:schemeClr val="dk1"/>
-                              </a:fontRef>
-                            </wps:style>
-                            <wps:bodyPr rot="0">
-                              <a:prstTxWarp prst="textNoShape">
-                                <a:avLst/>
-                              </a:prstTxWarp>
-                              <a:noAutofit/>
-                            </wps:bodyPr>
-                          </wps:wsp>
-                        </a:graphicData>
-                      </a:graphic>
-                    </wp:anchor>
-                  </w:drawing>
-                </mc:Choice>
-                <mc:Fallback xmlns:a="http://schemas.openxmlformats.org/drawingml/2006/main">
-                  <w:pict>
-                    <v:shape id="shape 42" o:spid="_x0000_s42" o:spt="1" type="#_x0000_t1" style="position:absolute;z-index:251764736;o:allowoverlap:true;o:allowincell:true;mso-position-horizontal-relative:text;margin-left:0.00pt;mso-position-horizontal:absolute;mso-position-vertical-relative:text;margin-top:4.28pt;mso-position-vertical:absolute;width:11.70pt;height:11.70pt;mso-wrap-distance-left:9.00pt;mso-wrap-distance-top:0.00pt;mso-wrap-distance-right:9.00pt;mso-wrap-distance-bottom:0.00pt;visibility:visible;" fillcolor="#FFFFFF" strokecolor="#000000" strokeweight="1.00pt">
-                      <v:stroke dashstyle="solid"/>
-                    </v:shape>
-                  </w:pict>
-                </mc:Fallback>
-              </mc:AlternateContent>
-            </w:r>
-            <w:proofErr w:type="spellStart"/>
-            <w:r>
-              <w:rPr>
-                <w:rFonts w:cstheme="minorHAnsi"/>
-                <w:sz w:val="22"/>
-                <w:szCs w:val="22"/>
-                <w:lang w:val="en-US"/>
-              </w:rPr>
-              <w:t>Kopie</w:t>
-            </w:r>
-            <w:proofErr w:type="spellEnd"/>
-            <w:r>
-              <w:rPr>
-                <w:rFonts w:cstheme="minorHAnsi"/>
-                <w:sz w:val="22"/>
-                <w:szCs w:val="22"/>
-                <w:lang w:val="en-US"/>
-              </w:rPr>
-              <w:t xml:space="preserve"> </w:t>
-            </w:r>
-            <w:proofErr w:type="spellStart"/>
-            <w:r>
-              <w:rPr>
-                <w:rFonts w:cstheme="minorHAnsi"/>
-                <w:sz w:val="22"/>
-                <w:szCs w:val="22"/>
-                <w:lang w:val="en-US"/>
-              </w:rPr>
-              <w:t>Drittmittelantrag</w:t>
-            </w:r>
-            <w:proofErr w:type="spellEnd"/>
-            <w:r>
-              <w:rPr>
-                <w:rFonts w:cstheme="minorHAnsi"/>
-                <w:color w:val="808080" w:themeColor="background1" w:themeShade="80"/>
-                <w:sz w:val="22"/>
-                <w:szCs w:val="22"/>
-                <w:lang w:val="en-US"/>
-              </w:rPr>
-              <w:t xml:space="preserve">  </w:t>
-            </w:r>
-            <w:r>
-              <w:rPr>
-                <w:rFonts w:cstheme="minorHAnsi"/>
-                <w:color w:val="808080" w:themeColor="background1" w:themeShade="80"/>
-                <w:sz w:val="22"/>
-                <w:szCs w:val="22"/>
-                <w:lang w:val="en-US"/>
-              </w:rPr>
-              <w:br/>
-              <w:t>C</w:t>
-            </w:r>
-            <w:proofErr w:type="spellStart"/>
-            <w:r>
-              <w:rPr>
-                <w:rFonts w:cstheme="minorHAnsi"/>
-                <w:color w:val="808080" w:themeColor="background1" w:themeShade="80"/>
-                <w:sz w:val="22"/>
-                <w:szCs w:val="22"/>
-                <w:lang w:val="en"/>
-              </w:rPr>
-              <w:t>opy</w:t>
-            </w:r>
-            <w:proofErr w:type="spellEnd"/>
-            <w:r>
-              <w:rPr>
-                <w:rFonts w:cstheme="minorHAnsi"/>
-                <w:color w:val="808080" w:themeColor="background1" w:themeShade="80"/>
-                <w:sz w:val="22"/>
-                <w:szCs w:val="22"/>
-                <w:lang w:val="en"/>
-              </w:rPr>
-              <w:t xml:space="preserve"> of third-party funding application</w:t>
-            </w:r>
-            <w:r>
-              <w:rPr>
-                <w:rFonts w:cstheme="minorHAnsi"/>
-                <w:sz w:val="22"/>
-                <w:szCs w:val="22"/>
-                <w:lang w:val="en"/>
-              </w:rPr>
-              <w:br/>
-            </w:r>
-          </w:p>
-          <w:p>
-            <w:pPr>
-              <w:spacing w:before="60"/>
-              <w:ind w:left="323"/>
-              <w:rPr>
-                <w:rFonts w:cstheme="minorHAnsi"/>
-                <w:sz w:val="22"/>
-                <w:szCs w:val="22"/>
-                <w:lang w:val="de-DE"/>
-              </w:rPr>
-            </w:pPr>
-            <w:r>
-              <w:rPr>
-                <w:rFonts w:cstheme="minorHAnsi"/>
-                <w:noProof/>
-                <w:sz w:val="22"/>
-                <w:szCs w:val="22"/>
-                <w:lang w:val="de-DE"/>
-              </w:rPr>
-              <mc:AlternateContent>
-                <mc:Choice Requires="wpg">
-                  <w:drawing>
-                    <wp:anchor distT="0" distB="0" distL="114300" distR="114300" simplePos="0" relativeHeight="251651072" behindDoc="0" locked="0" layoutInCell="1" allowOverlap="1">
-                      <wp:simplePos x="0" y="0"/>
-                      <wp:positionH relativeFrom="column">
-                        <wp:posOffset>0</wp:posOffset>
-                      </wp:positionH>
-                      <wp:positionV relativeFrom="paragraph">
-                        <wp:posOffset>72046</wp:posOffset>
-                      </wp:positionV>
-                      <wp:extent cx="149087" cy="149087"/>
-                      <wp:effectExtent l="0" t="0" r="16510" b="16510"/>
-                      <wp:wrapNone/>
-                      <wp:docPr id="44" name="Rechteck 26"/>
-                      <wp:cNvGraphicFramePr/>
-                      <a:graphic xmlns:a="http://schemas.openxmlformats.org/drawingml/2006/main">
-                        <a:graphicData uri="http://schemas.microsoft.com/office/word/2010/wordprocessingShape">
-                          <wps:wsp>
-                            <wps:cNvSpPr/>
-                            <wps:spPr bwMode="auto">
-                              <a:xfrm>
-                                <a:off x="0" y="0"/>
-                                <a:ext cx="149087" cy="149087"/>
-                              </a:xfrm>
-                              <a:prstGeom prst="rect">
-                                <a:avLst/>
-                              </a:prstGeom>
-                            </wps:spPr>
-                            <wps:style>
-                              <a:lnRef idx="2">
-                                <a:schemeClr val="dk1"/>
-                              </a:lnRef>
-                              <a:fillRef idx="1">
-                                <a:schemeClr val="lt1"/>
-                              </a:fillRef>
-                              <a:effectRef idx="0">
-                                <a:schemeClr val="dk1"/>
-                              </a:effectRef>
-                              <a:fontRef idx="minor">
-                                <a:schemeClr val="dk1"/>
-                              </a:fontRef>
-                            </wps:style>
-                            <wps:bodyPr rot="0">
-                              <a:prstTxWarp prst="textNoShape">
-                                <a:avLst/>
-                              </a:prstTxWarp>
-                              <a:noAutofit/>
-                            </wps:bodyPr>
-                          </wps:wsp>
-                        </a:graphicData>
-                      </a:graphic>
-                    </wp:anchor>
-                  </w:drawing>
-                </mc:Choice>
-                <mc:Fallback xmlns:a="http://schemas.openxmlformats.org/drawingml/2006/main">
-                  <w:pict>
-                    <v:shape id="shape 43" o:spid="_x0000_s43" o:spt="1" type="#_x0000_t1" style="position:absolute;z-index:251762688;o:allowoverlap:true;o:allowincell:true;mso-position-horizontal-relative:text;margin-left:0.00pt;mso-position-horizontal:absolute;mso-position-vertical-relative:text;margin-top:5.67pt;mso-position-vertical:absolute;width:11.74pt;height:11.74pt;mso-wrap-distance-left:9.00pt;mso-wrap-distance-top:0.00pt;mso-wrap-distance-right:9.00pt;mso-wrap-distance-bottom:0.00pt;visibility:visible;" fillcolor="#FFFFFF" strokecolor="#000000" strokeweight="1.00pt">
-                      <v:stroke dashstyle="solid"/>
-                    </v:shape>
-                  </w:pict>
-                </mc:Fallback>
-              </mc:AlternateContent>
-            </w:r>
-            <w:r>
-              <w:rPr>
-                <w:rFonts w:cstheme="minorHAnsi"/>
-                <w:sz w:val="22"/>
-                <w:szCs w:val="22"/>
-                <w:lang w:val="de-DE"/>
-              </w:rPr>
-              <w:t xml:space="preserve"> </w:t>
-            </w:r>
-            <w:r>
-              <w:rPr>
-                <w:rFonts w:cstheme="minorHAnsi"/>
-                <w:sz w:val="22"/>
-                <w:szCs w:val="22"/>
-                <w:lang w:val="de-DE"/>
-              </w:rPr>
-              <w:t>Stellungnahme des/der Datenschutzbeauftragten</w:t>
-            </w:r>
-            <w:r>
-              <w:rPr>
-                <w:rFonts w:cstheme="minorHAnsi"/>
-                <w:sz w:val="22"/>
-                <w:szCs w:val="22"/>
-                <w:lang w:val="de-DE"/>
-              </w:rPr>
-              <w:br/>
-            </w:r>
-            <w:r>
-              <w:rPr>
-                <w:rFonts w:cstheme="minorHAnsi"/>
-                <w:color w:val="808080" w:themeColor="background1" w:themeShade="80"/>
-                <w:sz w:val="22"/>
-                <w:szCs w:val="22"/>
-                <w:lang w:val="de-DE"/>
-              </w:rPr>
-              <w:t xml:space="preserve">Opinion of </w:t>
-            </w:r>
-            <w:proofErr w:type="spellStart"/>
-            <w:r>
-              <w:rPr>
-                <w:rFonts w:cstheme="minorHAnsi"/>
-                <w:color w:val="808080" w:themeColor="background1" w:themeShade="80"/>
-                <w:sz w:val="22"/>
-                <w:szCs w:val="22"/>
-                <w:lang w:val="de-DE"/>
-              </w:rPr>
-              <w:t>the</w:t>
-            </w:r>
-            <w:proofErr w:type="spellEnd"/>
-            <w:r>
-              <w:rPr>
-                <w:rFonts w:cstheme="minorHAnsi"/>
-                <w:color w:val="808080" w:themeColor="background1" w:themeShade="80"/>
-                <w:sz w:val="22"/>
-                <w:szCs w:val="22"/>
-                <w:lang w:val="de-DE"/>
-              </w:rPr>
-              <w:t xml:space="preserve"> Data </w:t>
-            </w:r>
-            <w:proofErr w:type="spellStart"/>
-            <w:r>
-              <w:rPr>
-                <w:rFonts w:cstheme="minorHAnsi"/>
-                <w:color w:val="808080" w:themeColor="background1" w:themeShade="80"/>
-                <w:sz w:val="22"/>
-                <w:szCs w:val="22"/>
-                <w:lang w:val="de-DE"/>
-              </w:rPr>
-              <w:t>Protection</w:t>
-            </w:r>
-            <w:proofErr w:type="spellEnd"/>
-            <w:r>
-              <w:rPr>
-                <w:rFonts w:cstheme="minorHAnsi"/>
-                <w:color w:val="808080" w:themeColor="background1" w:themeShade="80"/>
-                <w:sz w:val="22"/>
-                <w:szCs w:val="22"/>
-                <w:lang w:val="de-DE"/>
-              </w:rPr>
-              <w:t xml:space="preserve"> Officer</w:t>
-            </w:r>
-          </w:p>
-          <w:p>
-            <w:pPr>
-              <w:spacing w:before="60"/>
-              <w:rPr>
-                <w:rFonts w:cstheme="minorHAnsi"/>
-                <w:sz w:val="22"/>
-                <w:szCs w:val="22"/>
-                <w:lang w:val="de-DE"/>
-              </w:rPr>
-            </w:pPr>
+                <w:sz w:val="22"/>
+                <w:szCs w:val="22"/>
+                <w:lang w:val="de-DE"/>
+              </w:rPr>
+              <w:t xml:space="preserve"> not apply.</w:t>
+            </w:r>
           </w:p>
         </w:tc>
         <w:tc>
@@ -13235,7 +10919,7 @@
       </w:r>
     </w:p>
     <w:sectPr>
-      <w:footerReference w:type="default" r:id="rId12"/>
+      <w:footerReference w:type="default" r:id="rId13"/>
       <w:pgSz w:w="11900" w:h="16840"/>
       <w:pgMar w:top="720" w:right="720" w:bottom="720" w:left="720" w:header="708" w:footer="708" w:gutter="0"/>
       <w:cols w:space="708"/>
@@ -13245,7 +10929,7 @@
 </file>
 
 <file path=word/endnotes.xml><?xml version="1.0" encoding="utf-8"?>
-<w:endnotes xmlns:wpc="http://schemas.microsoft.com/office/word/2010/wordprocessingCanvas" xmlns:cx="http://schemas.microsoft.com/office/drawing/2014/chartex" xmlns:cx1="http://schemas.microsoft.com/office/drawing/2015/9/8/chartex" xmlns:cx2="http://schemas.microsoft.com/office/drawing/2015/10/21/chartex" xmlns:cx3="http://schemas.microsoft.com/office/drawing/2016/5/9/chartex" xmlns:cx4="http://schemas.microsoft.com/office/drawing/2016/5/10/chartex" xmlns:cx5="http://schemas.microsoft.com/office/drawing/2016/5/11/chartex" xmlns:cx6="http://schemas.microsoft.com/office/drawing/2016/5/12/chartex" xmlns:cx7="http://schemas.microsoft.com/office/drawing/2016/5/13/chartex" xmlns:cx8="http://schemas.microsoft.com/office/drawing/2016/5/14/chartex" xmlns:mc="http://schemas.openxmlformats.org/markup-compatibility/2006" xmlns:aink="http://schemas.microsoft.com/office/drawing/2016/ink" xmlns:am3d="http://schemas.microsoft.com/office/drawing/2017/model3d" xmlns:o="urn:schemas-microsoft-com:office:office" xmlns:oel="http://schemas.microsoft.com/office/2019/extlst" xmlns:r="http://schemas.openxmlformats.org/officeDocument/2006/relationships" xmlns:m="http://schemas.openxmlformats.org/officeDocument/2006/math" xmlns:v="urn:schemas-microsoft-com:vml" xmlns:wp14="http://schemas.microsoft.com/office/word/2010/wordprocessingDrawing" xmlns:wp="http://schemas.openxmlformats.org/drawingml/2006/wordprocessingDrawing" xmlns:w10="urn:schemas-microsoft-com:office:word" xmlns:w="http://schemas.openxmlformats.org/wordprocessingml/2006/main" xmlns:w14="http://schemas.microsoft.com/office/word/2010/wordml" xmlns:w15="http://schemas.microsoft.com/office/word/2012/wordml" xmlns:w16cex="http://schemas.microsoft.com/office/word/2018/wordml/cex" xmlns:w16cid="http://schemas.microsoft.com/office/word/2016/wordml/cid" xmlns:w16="http://schemas.microsoft.com/office/word/2018/wordml" xmlns:w16du="http://schemas.microsoft.com/office/word/2023/wordml/word16du" xmlns:w16sdtdh="http://schemas.microsoft.com/office/word/2020/wordml/sdtdatahash" xmlns:w16sdtfl="http://schemas.microsoft.com/office/word/2024/wordml/sdtformatlock" xmlns:w16se="http://schemas.microsoft.com/office/word/2015/wordml/symex" xmlns:wpg="http://schemas.microsoft.com/office/word/2010/wordprocessingGroup" xmlns:wpi="http://schemas.microsoft.com/office/word/2010/wordprocessingInk" xmlns:wne="http://schemas.microsoft.com/office/word/2006/wordml" xmlns:wps="http://schemas.microsoft.com/office/word/2010/wordprocessingShape" mc:Ignorable="w14 w15 w16se w16cid w16 w16cex w16sdtdh w16sdtfl w16du wp14">
+<w:endnotes xmlns:wpc="http://schemas.microsoft.com/office/word/2010/wordprocessingCanvas" xmlns:cx="http://schemas.microsoft.com/office/drawing/2014/chartex" xmlns:cx1="http://schemas.microsoft.com/office/drawing/2015/9/8/chartex" xmlns:cx2="http://schemas.microsoft.com/office/drawing/2015/10/21/chartex" xmlns:cx3="http://schemas.microsoft.com/office/drawing/2016/5/9/chartex" xmlns:cx4="http://schemas.microsoft.com/office/drawing/2016/5/10/chartex" xmlns:cx5="http://schemas.microsoft.com/office/drawing/2016/5/11/chartex" xmlns:cx6="http://schemas.microsoft.com/office/drawing/2016/5/12/chartex" xmlns:cx7="http://schemas.microsoft.com/office/drawing/2016/5/13/chartex" xmlns:cx8="http://schemas.microsoft.com/office/drawing/2016/5/14/chartex" xmlns:mc="http://schemas.openxmlformats.org/markup-compatibility/2006" xmlns:aink="http://schemas.microsoft.com/office/drawing/2016/ink" xmlns:am3d="http://schemas.microsoft.com/office/drawing/2017/model3d" xmlns:o="urn:schemas-microsoft-com:office:office" xmlns:oel="http://schemas.microsoft.com/office/2019/extlst" xmlns:r="http://schemas.openxmlformats.org/officeDocument/2006/relationships" xmlns:m="http://schemas.openxmlformats.org/officeDocument/2006/math" xmlns:v="urn:schemas-microsoft-com:vml" xmlns:wp14="http://schemas.microsoft.com/office/word/2010/wordprocessingDrawing" xmlns:wp="http://schemas.openxmlformats.org/drawingml/2006/wordprocessingDrawing" xmlns:w10="urn:schemas-microsoft-com:office:word" xmlns:w="http://schemas.openxmlformats.org/wordprocessingml/2006/main" xmlns:w14="http://schemas.microsoft.com/office/word/2010/wordml" xmlns:w15="http://schemas.microsoft.com/office/word/2012/wordml" xmlns:w16cex="http://schemas.microsoft.com/office/word/2018/wordml/cex" xmlns:w16cid="http://schemas.microsoft.com/office/word/2016/wordml/cid" xmlns:w16="http://schemas.microsoft.com/office/word/2018/wordml" xmlns:w16sdtdh="http://schemas.microsoft.com/office/word/2020/wordml/sdtdatahash" xmlns:w16se="http://schemas.microsoft.com/office/word/2015/wordml/symex" xmlns:wpg="http://schemas.microsoft.com/office/word/2010/wordprocessingGroup" xmlns:wpi="http://schemas.microsoft.com/office/word/2010/wordprocessingInk" xmlns:wne="http://schemas.microsoft.com/office/word/2006/wordml" xmlns:wps="http://schemas.microsoft.com/office/word/2010/wordprocessingShape" mc:Ignorable="w14 w15 w16se w16cid w16 w16cex w16sdtdh wp14">
   <w:endnote w:type="separator" w:id="-1">
     <w:p>
       <w:r>
@@ -13264,7 +10948,7 @@
 </file>
 
 <file path=word/footer1.xml><?xml version="1.0" encoding="utf-8"?>
-<w:ftr xmlns:wpc="http://schemas.microsoft.com/office/word/2010/wordprocessingCanvas" xmlns:cx="http://schemas.microsoft.com/office/drawing/2014/chartex" xmlns:cx1="http://schemas.microsoft.com/office/drawing/2015/9/8/chartex" xmlns:cx2="http://schemas.microsoft.com/office/drawing/2015/10/21/chartex" xmlns:cx3="http://schemas.microsoft.com/office/drawing/2016/5/9/chartex" xmlns:cx4="http://schemas.microsoft.com/office/drawing/2016/5/10/chartex" xmlns:cx5="http://schemas.microsoft.com/office/drawing/2016/5/11/chartex" xmlns:cx6="http://schemas.microsoft.com/office/drawing/2016/5/12/chartex" xmlns:cx7="http://schemas.microsoft.com/office/drawing/2016/5/13/chartex" xmlns:cx8="http://schemas.microsoft.com/office/drawing/2016/5/14/chartex" xmlns:mc="http://schemas.openxmlformats.org/markup-compatibility/2006" xmlns:aink="http://schemas.microsoft.com/office/drawing/2016/ink" xmlns:am3d="http://schemas.microsoft.com/office/drawing/2017/model3d" xmlns:o="urn:schemas-microsoft-com:office:office" xmlns:oel="http://schemas.microsoft.com/office/2019/extlst" xmlns:r="http://schemas.openxmlformats.org/officeDocument/2006/relationships" xmlns:m="http://schemas.openxmlformats.org/officeDocument/2006/math" xmlns:v="urn:schemas-microsoft-com:vml" xmlns:wp14="http://schemas.microsoft.com/office/word/2010/wordprocessingDrawing" xmlns:wp="http://schemas.openxmlformats.org/drawingml/2006/wordprocessingDrawing" xmlns:w10="urn:schemas-microsoft-com:office:word" xmlns:w="http://schemas.openxmlformats.org/wordprocessingml/2006/main" xmlns:w14="http://schemas.microsoft.com/office/word/2010/wordml" xmlns:w15="http://schemas.microsoft.com/office/word/2012/wordml" xmlns:w16cex="http://schemas.microsoft.com/office/word/2018/wordml/cex" xmlns:w16cid="http://schemas.microsoft.com/office/word/2016/wordml/cid" xmlns:w16="http://schemas.microsoft.com/office/word/2018/wordml" xmlns:w16du="http://schemas.microsoft.com/office/word/2023/wordml/word16du" xmlns:w16sdtdh="http://schemas.microsoft.com/office/word/2020/wordml/sdtdatahash" xmlns:w16sdtfl="http://schemas.microsoft.com/office/word/2024/wordml/sdtformatlock" xmlns:w16se="http://schemas.microsoft.com/office/word/2015/wordml/symex" xmlns:wpg="http://schemas.microsoft.com/office/word/2010/wordprocessingGroup" xmlns:wpi="http://schemas.microsoft.com/office/word/2010/wordprocessingInk" xmlns:wne="http://schemas.microsoft.com/office/word/2006/wordml" xmlns:wps="http://schemas.microsoft.com/office/word/2010/wordprocessingShape" mc:Ignorable="w14 w15 w16se w16cid w16 w16cex w16sdtdh w16sdtfl w16du wp14">
+<w:ftr xmlns:wpc="http://schemas.microsoft.com/office/word/2010/wordprocessingCanvas" xmlns:cx="http://schemas.microsoft.com/office/drawing/2014/chartex" xmlns:cx1="http://schemas.microsoft.com/office/drawing/2015/9/8/chartex" xmlns:cx2="http://schemas.microsoft.com/office/drawing/2015/10/21/chartex" xmlns:cx3="http://schemas.microsoft.com/office/drawing/2016/5/9/chartex" xmlns:cx4="http://schemas.microsoft.com/office/drawing/2016/5/10/chartex" xmlns:cx5="http://schemas.microsoft.com/office/drawing/2016/5/11/chartex" xmlns:cx6="http://schemas.microsoft.com/office/drawing/2016/5/12/chartex" xmlns:cx7="http://schemas.microsoft.com/office/drawing/2016/5/13/chartex" xmlns:cx8="http://schemas.microsoft.com/office/drawing/2016/5/14/chartex" xmlns:mc="http://schemas.openxmlformats.org/markup-compatibility/2006" xmlns:aink="http://schemas.microsoft.com/office/drawing/2016/ink" xmlns:am3d="http://schemas.microsoft.com/office/drawing/2017/model3d" xmlns:o="urn:schemas-microsoft-com:office:office" xmlns:oel="http://schemas.microsoft.com/office/2019/extlst" xmlns:r="http://schemas.openxmlformats.org/officeDocument/2006/relationships" xmlns:m="http://schemas.openxmlformats.org/officeDocument/2006/math" xmlns:v="urn:schemas-microsoft-com:vml" xmlns:wp14="http://schemas.microsoft.com/office/word/2010/wordprocessingDrawing" xmlns:wp="http://schemas.openxmlformats.org/drawingml/2006/wordprocessingDrawing" xmlns:w10="urn:schemas-microsoft-com:office:word" xmlns:w="http://schemas.openxmlformats.org/wordprocessingml/2006/main" xmlns:w14="http://schemas.microsoft.com/office/word/2010/wordml" xmlns:w15="http://schemas.microsoft.com/office/word/2012/wordml" xmlns:w16cex="http://schemas.microsoft.com/office/word/2018/wordml/cex" xmlns:w16cid="http://schemas.microsoft.com/office/word/2016/wordml/cid" xmlns:w16="http://schemas.microsoft.com/office/word/2018/wordml" xmlns:w16sdtdh="http://schemas.microsoft.com/office/word/2020/wordml/sdtdatahash" xmlns:w16se="http://schemas.microsoft.com/office/word/2015/wordml/symex" xmlns:wpg="http://schemas.microsoft.com/office/word/2010/wordprocessingGroup" xmlns:wpi="http://schemas.microsoft.com/office/word/2010/wordprocessingInk" xmlns:wne="http://schemas.microsoft.com/office/word/2006/wordml" xmlns:wps="http://schemas.microsoft.com/office/word/2010/wordprocessingShape" mc:Ignorable="w14 w15 w16se w16cid w16 w16cex w16sdtdh wp14">
   <w:p>
     <w:pPr>
       <w:pBdr>
@@ -13372,7 +11056,7 @@
 </file>
 
 <file path=word/footnotes.xml><?xml version="1.0" encoding="utf-8"?>
-<w:footnotes xmlns:wpc="http://schemas.microsoft.com/office/word/2010/wordprocessingCanvas" xmlns:cx="http://schemas.microsoft.com/office/drawing/2014/chartex" xmlns:cx1="http://schemas.microsoft.com/office/drawing/2015/9/8/chartex" xmlns:cx2="http://schemas.microsoft.com/office/drawing/2015/10/21/chartex" xmlns:cx3="http://schemas.microsoft.com/office/drawing/2016/5/9/chartex" xmlns:cx4="http://schemas.microsoft.com/office/drawing/2016/5/10/chartex" xmlns:cx5="http://schemas.microsoft.com/office/drawing/2016/5/11/chartex" xmlns:cx6="http://schemas.microsoft.com/office/drawing/2016/5/12/chartex" xmlns:cx7="http://schemas.microsoft.com/office/drawing/2016/5/13/chartex" xmlns:cx8="http://schemas.microsoft.com/office/drawing/2016/5/14/chartex" xmlns:mc="http://schemas.openxmlformats.org/markup-compatibility/2006" xmlns:aink="http://schemas.microsoft.com/office/drawing/2016/ink" xmlns:am3d="http://schemas.microsoft.com/office/drawing/2017/model3d" xmlns:o="urn:schemas-microsoft-com:office:office" xmlns:oel="http://schemas.microsoft.com/office/2019/extlst" xmlns:r="http://schemas.openxmlformats.org/officeDocument/2006/relationships" xmlns:m="http://schemas.openxmlformats.org/officeDocument/2006/math" xmlns:v="urn:schemas-microsoft-com:vml" xmlns:wp14="http://schemas.microsoft.com/office/word/2010/wordprocessingDrawing" xmlns:wp="http://schemas.openxmlformats.org/drawingml/2006/wordprocessingDrawing" xmlns:w10="urn:schemas-microsoft-com:office:word" xmlns:w="http://schemas.openxmlformats.org/wordprocessingml/2006/main" xmlns:w14="http://schemas.microsoft.com/office/word/2010/wordml" xmlns:w15="http://schemas.microsoft.com/office/word/2012/wordml" xmlns:w16cex="http://schemas.microsoft.com/office/word/2018/wordml/cex" xmlns:w16cid="http://schemas.microsoft.com/office/word/2016/wordml/cid" xmlns:w16="http://schemas.microsoft.com/office/word/2018/wordml" xmlns:w16du="http://schemas.microsoft.com/office/word/2023/wordml/word16du" xmlns:w16sdtdh="http://schemas.microsoft.com/office/word/2020/wordml/sdtdatahash" xmlns:w16sdtfl="http://schemas.microsoft.com/office/word/2024/wordml/sdtformatlock" xmlns:w16se="http://schemas.microsoft.com/office/word/2015/wordml/symex" xmlns:wpg="http://schemas.microsoft.com/office/word/2010/wordprocessingGroup" xmlns:wpi="http://schemas.microsoft.com/office/word/2010/wordprocessingInk" xmlns:wne="http://schemas.microsoft.com/office/word/2006/wordml" xmlns:wps="http://schemas.microsoft.com/office/word/2010/wordprocessingShape" mc:Ignorable="w14 w15 w16se w16cid w16 w16cex w16sdtdh w16sdtfl w16du wp14">
+<w:footnotes xmlns:wpc="http://schemas.microsoft.com/office/word/2010/wordprocessingCanvas" xmlns:cx="http://schemas.microsoft.com/office/drawing/2014/chartex" xmlns:cx1="http://schemas.microsoft.com/office/drawing/2015/9/8/chartex" xmlns:cx2="http://schemas.microsoft.com/office/drawing/2015/10/21/chartex" xmlns:cx3="http://schemas.microsoft.com/office/drawing/2016/5/9/chartex" xmlns:cx4="http://schemas.microsoft.com/office/drawing/2016/5/10/chartex" xmlns:cx5="http://schemas.microsoft.com/office/drawing/2016/5/11/chartex" xmlns:cx6="http://schemas.microsoft.com/office/drawing/2016/5/12/chartex" xmlns:cx7="http://schemas.microsoft.com/office/drawing/2016/5/13/chartex" xmlns:cx8="http://schemas.microsoft.com/office/drawing/2016/5/14/chartex" xmlns:mc="http://schemas.openxmlformats.org/markup-compatibility/2006" xmlns:aink="http://schemas.microsoft.com/office/drawing/2016/ink" xmlns:am3d="http://schemas.microsoft.com/office/drawing/2017/model3d" xmlns:o="urn:schemas-microsoft-com:office:office" xmlns:oel="http://schemas.microsoft.com/office/2019/extlst" xmlns:r="http://schemas.openxmlformats.org/officeDocument/2006/relationships" xmlns:m="http://schemas.openxmlformats.org/officeDocument/2006/math" xmlns:v="urn:schemas-microsoft-com:vml" xmlns:wp14="http://schemas.microsoft.com/office/word/2010/wordprocessingDrawing" xmlns:wp="http://schemas.openxmlformats.org/drawingml/2006/wordprocessingDrawing" xmlns:w10="urn:schemas-microsoft-com:office:word" xmlns:w="http://schemas.openxmlformats.org/wordprocessingml/2006/main" xmlns:w14="http://schemas.microsoft.com/office/word/2010/wordml" xmlns:w15="http://schemas.microsoft.com/office/word/2012/wordml" xmlns:w16cex="http://schemas.microsoft.com/office/word/2018/wordml/cex" xmlns:w16cid="http://schemas.microsoft.com/office/word/2016/wordml/cid" xmlns:w16="http://schemas.microsoft.com/office/word/2018/wordml" xmlns:w16sdtdh="http://schemas.microsoft.com/office/word/2020/wordml/sdtdatahash" xmlns:w16se="http://schemas.microsoft.com/office/word/2015/wordml/symex" xmlns:wpg="http://schemas.microsoft.com/office/word/2010/wordprocessingGroup" xmlns:wpi="http://schemas.microsoft.com/office/word/2010/wordprocessingInk" xmlns:wne="http://schemas.microsoft.com/office/word/2006/wordml" xmlns:wps="http://schemas.microsoft.com/office/word/2010/wordprocessingShape" mc:Ignorable="w14 w15 w16se w16cid w16 w16cex w16sdtdh wp14">
   <w:footnote w:type="separator" w:id="-1">
     <w:p>
       <w:r>
@@ -13391,8 +11075,121 @@
 </file>
 
 <file path=word/numbering.xml><?xml version="1.0" encoding="utf-8"?>
-<w:numbering xmlns:wpc="http://schemas.microsoft.com/office/word/2010/wordprocessingCanvas" xmlns:cx="http://schemas.microsoft.com/office/drawing/2014/chartex" xmlns:cx1="http://schemas.microsoft.com/office/drawing/2015/9/8/chartex" xmlns:cx2="http://schemas.microsoft.com/office/drawing/2015/10/21/chartex" xmlns:cx3="http://schemas.microsoft.com/office/drawing/2016/5/9/chartex" xmlns:cx4="http://schemas.microsoft.com/office/drawing/2016/5/10/chartex" xmlns:cx5="http://schemas.microsoft.com/office/drawing/2016/5/11/chartex" xmlns:cx6="http://schemas.microsoft.com/office/drawing/2016/5/12/chartex" xmlns:cx7="http://schemas.microsoft.com/office/drawing/2016/5/13/chartex" xmlns:cx8="http://schemas.microsoft.com/office/drawing/2016/5/14/chartex" xmlns:mc="http://schemas.openxmlformats.org/markup-compatibility/2006" xmlns:aink="http://schemas.microsoft.com/office/drawing/2016/ink" xmlns:am3d="http://schemas.microsoft.com/office/drawing/2017/model3d" xmlns:o="urn:schemas-microsoft-com:office:office" xmlns:oel="http://schemas.microsoft.com/office/2019/extlst" xmlns:r="http://schemas.openxmlformats.org/officeDocument/2006/relationships" xmlns:m="http://schemas.openxmlformats.org/officeDocument/2006/math" xmlns:v="urn:schemas-microsoft-com:vml" xmlns:wp14="http://schemas.microsoft.com/office/word/2010/wordprocessingDrawing" xmlns:wp="http://schemas.openxmlformats.org/drawingml/2006/wordprocessingDrawing" xmlns:w10="urn:schemas-microsoft-com:office:word" xmlns:w="http://schemas.openxmlformats.org/wordprocessingml/2006/main" xmlns:w14="http://schemas.microsoft.com/office/word/2010/wordml" xmlns:w15="http://schemas.microsoft.com/office/word/2012/wordml" xmlns:w16cex="http://schemas.microsoft.com/office/word/2018/wordml/cex" xmlns:w16cid="http://schemas.microsoft.com/office/word/2016/wordml/cid" xmlns:w16="http://schemas.microsoft.com/office/word/2018/wordml" xmlns:w16du="http://schemas.microsoft.com/office/word/2023/wordml/word16du" xmlns:w16sdtdh="http://schemas.microsoft.com/office/word/2020/wordml/sdtdatahash" xmlns:w16sdtfl="http://schemas.microsoft.com/office/word/2024/wordml/sdtformatlock" xmlns:w16se="http://schemas.microsoft.com/office/word/2015/wordml/symex" xmlns:wpg="http://schemas.microsoft.com/office/word/2010/wordprocessingGroup" xmlns:wpi="http://schemas.microsoft.com/office/word/2010/wordprocessingInk" xmlns:wne="http://schemas.microsoft.com/office/word/2006/wordml" xmlns:wps="http://schemas.microsoft.com/office/word/2010/wordprocessingShape" mc:Ignorable="w14 w15 w16se w16cid w16 w16cex w16sdtdh w16sdtfl w16du wp14">
+<w:numbering xmlns:wpc="http://schemas.microsoft.com/office/word/2010/wordprocessingCanvas" xmlns:cx="http://schemas.microsoft.com/office/drawing/2014/chartex" xmlns:cx1="http://schemas.microsoft.com/office/drawing/2015/9/8/chartex" xmlns:cx2="http://schemas.microsoft.com/office/drawing/2015/10/21/chartex" xmlns:cx3="http://schemas.microsoft.com/office/drawing/2016/5/9/chartex" xmlns:cx4="http://schemas.microsoft.com/office/drawing/2016/5/10/chartex" xmlns:cx5="http://schemas.microsoft.com/office/drawing/2016/5/11/chartex" xmlns:cx6="http://schemas.microsoft.com/office/drawing/2016/5/12/chartex" xmlns:cx7="http://schemas.microsoft.com/office/drawing/2016/5/13/chartex" xmlns:cx8="http://schemas.microsoft.com/office/drawing/2016/5/14/chartex" xmlns:mc="http://schemas.openxmlformats.org/markup-compatibility/2006" xmlns:aink="http://schemas.microsoft.com/office/drawing/2016/ink" xmlns:am3d="http://schemas.microsoft.com/office/drawing/2017/model3d" xmlns:o="urn:schemas-microsoft-com:office:office" xmlns:oel="http://schemas.microsoft.com/office/2019/extlst" xmlns:r="http://schemas.openxmlformats.org/officeDocument/2006/relationships" xmlns:m="http://schemas.openxmlformats.org/officeDocument/2006/math" xmlns:v="urn:schemas-microsoft-com:vml" xmlns:wp14="http://schemas.microsoft.com/office/word/2010/wordprocessingDrawing" xmlns:wp="http://schemas.openxmlformats.org/drawingml/2006/wordprocessingDrawing" xmlns:w10="urn:schemas-microsoft-com:office:word" xmlns:w="http://schemas.openxmlformats.org/wordprocessingml/2006/main" xmlns:w14="http://schemas.microsoft.com/office/word/2010/wordml" xmlns:w15="http://schemas.microsoft.com/office/word/2012/wordml" xmlns:w16cex="http://schemas.microsoft.com/office/word/2018/wordml/cex" xmlns:w16cid="http://schemas.microsoft.com/office/word/2016/wordml/cid" xmlns:w16="http://schemas.microsoft.com/office/word/2018/wordml" xmlns:w16sdtdh="http://schemas.microsoft.com/office/word/2020/wordml/sdtdatahash" xmlns:w16se="http://schemas.microsoft.com/office/word/2015/wordml/symex" xmlns:wpg="http://schemas.microsoft.com/office/word/2010/wordprocessingGroup" xmlns:wpi="http://schemas.microsoft.com/office/word/2010/wordprocessingInk" xmlns:wne="http://schemas.microsoft.com/office/word/2006/wordml" xmlns:wps="http://schemas.microsoft.com/office/word/2010/wordprocessingShape" mc:Ignorable="w14 w15 w16se w16cid w16 w16cex w16sdtdh wp14">
   <w:abstractNum w:abstractNumId="0" w15:restartNumberingAfterBreak="0">
+    <w:nsid w:val="083B6541"/>
+    <w:multiLevelType w:val="hybridMultilevel"/>
+    <w:tmpl w:val="68F61E02"/>
+    <w:lvl w:ilvl="0" w:tplc="04070001">
+      <w:start w:val="1"/>
+      <w:numFmt w:val="bullet"/>
+      <w:lvlText w:val=""/>
+      <w:lvlJc w:val="left"/>
+      <w:pPr>
+        <w:ind w:left="720" w:hanging="360"/>
+      </w:pPr>
+      <w:rPr>
+        <w:rFonts w:ascii="Symbol" w:hAnsi="Symbol" w:hint="default"/>
+      </w:rPr>
+    </w:lvl>
+    <w:lvl w:ilvl="1" w:tplc="04070003" w:tentative="1">
+      <w:start w:val="1"/>
+      <w:numFmt w:val="bullet"/>
+      <w:lvlText w:val="o"/>
+      <w:lvlJc w:val="left"/>
+      <w:pPr>
+        <w:ind w:left="1440" w:hanging="360"/>
+      </w:pPr>
+      <w:rPr>
+        <w:rFonts w:ascii="Courier New" w:hAnsi="Courier New" w:cs="Courier New" w:hint="default"/>
+      </w:rPr>
+    </w:lvl>
+    <w:lvl w:ilvl="2" w:tplc="04070005" w:tentative="1">
+      <w:start w:val="1"/>
+      <w:numFmt w:val="bullet"/>
+      <w:lvlText w:val=""/>
+      <w:lvlJc w:val="left"/>
+      <w:pPr>
+        <w:ind w:left="2160" w:hanging="360"/>
+      </w:pPr>
+      <w:rPr>
+        <w:rFonts w:ascii="Wingdings" w:hAnsi="Wingdings" w:hint="default"/>
+      </w:rPr>
+    </w:lvl>
+    <w:lvl w:ilvl="3" w:tplc="04070001" w:tentative="1">
+      <w:start w:val="1"/>
+      <w:numFmt w:val="bullet"/>
+      <w:lvlText w:val=""/>
+      <w:lvlJc w:val="left"/>
+      <w:pPr>
+        <w:ind w:left="2880" w:hanging="360"/>
+      </w:pPr>
+      <w:rPr>
+        <w:rFonts w:ascii="Symbol" w:hAnsi="Symbol" w:hint="default"/>
+      </w:rPr>
+    </w:lvl>
+    <w:lvl w:ilvl="4" w:tplc="04070003" w:tentative="1">
+      <w:start w:val="1"/>
+      <w:numFmt w:val="bullet"/>
+      <w:lvlText w:val="o"/>
+      <w:lvlJc w:val="left"/>
+      <w:pPr>
+        <w:ind w:left="3600" w:hanging="360"/>
+      </w:pPr>
+      <w:rPr>
+        <w:rFonts w:ascii="Courier New" w:hAnsi="Courier New" w:cs="Courier New" w:hint="default"/>
+      </w:rPr>
+    </w:lvl>
+    <w:lvl w:ilvl="5" w:tplc="04070005" w:tentative="1">
+      <w:start w:val="1"/>
+      <w:numFmt w:val="bullet"/>
+      <w:lvlText w:val=""/>
+      <w:lvlJc w:val="left"/>
+      <w:pPr>
+        <w:ind w:left="4320" w:hanging="360"/>
+      </w:pPr>
+      <w:rPr>
+        <w:rFonts w:ascii="Wingdings" w:hAnsi="Wingdings" w:hint="default"/>
+      </w:rPr>
+    </w:lvl>
+    <w:lvl w:ilvl="6" w:tplc="04070001" w:tentative="1">
+      <w:start w:val="1"/>
+      <w:numFmt w:val="bullet"/>
+      <w:lvlText w:val=""/>
+      <w:lvlJc w:val="left"/>
+      <w:pPr>
+        <w:ind w:left="5040" w:hanging="360"/>
+      </w:pPr>
+      <w:rPr>
+        <w:rFonts w:ascii="Symbol" w:hAnsi="Symbol" w:hint="default"/>
+      </w:rPr>
+    </w:lvl>
+    <w:lvl w:ilvl="7" w:tplc="04070003" w:tentative="1">
+      <w:start w:val="1"/>
+      <w:numFmt w:val="bullet"/>
+      <w:lvlText w:val="o"/>
+      <w:lvlJc w:val="left"/>
+      <w:pPr>
+        <w:ind w:left="5760" w:hanging="360"/>
+      </w:pPr>
+      <w:rPr>
+        <w:rFonts w:ascii="Courier New" w:hAnsi="Courier New" w:cs="Courier New" w:hint="default"/>
+      </w:rPr>
+    </w:lvl>
+    <w:lvl w:ilvl="8" w:tplc="04070005" w:tentative="1">
+      <w:start w:val="1"/>
+      <w:numFmt w:val="bullet"/>
+      <w:lvlText w:val=""/>
+      <w:lvlJc w:val="left"/>
+      <w:pPr>
+        <w:ind w:left="6480" w:hanging="360"/>
+      </w:pPr>
+      <w:rPr>
+        <w:rFonts w:ascii="Wingdings" w:hAnsi="Wingdings" w:hint="default"/>
+      </w:rPr>
+    </w:lvl>
+  </w:abstractNum>
+  <w:abstractNum w:abstractNumId="1" w15:restartNumberingAfterBreak="0">
     <w:nsid w:val="12DB00D6"/>
     <w:multiLevelType w:val="multilevel"/>
     <w:tmpl w:val="A5C61F3A"/>
@@ -13482,7 +11279,7 @@
       </w:pPr>
     </w:lvl>
   </w:abstractNum>
-  <w:abstractNum w:abstractNumId="1" w15:restartNumberingAfterBreak="0">
+  <w:abstractNum w:abstractNumId="2" w15:restartNumberingAfterBreak="0">
     <w:nsid w:val="14646AE4"/>
     <w:multiLevelType w:val="multilevel"/>
     <w:tmpl w:val="D9A639E6"/>
@@ -13572,7 +11369,7 @@
       </w:pPr>
     </w:lvl>
   </w:abstractNum>
-  <w:abstractNum w:abstractNumId="2" w15:restartNumberingAfterBreak="0">
+  <w:abstractNum w:abstractNumId="3" w15:restartNumberingAfterBreak="0">
     <w:nsid w:val="17140BA5"/>
     <w:multiLevelType w:val="multilevel"/>
     <w:tmpl w:val="D632B800"/>
@@ -13587,95 +11384,6 @@
       <w:rPr>
         <w:rFonts w:hint="default"/>
         <w:color w:val="000000" w:themeColor="text1"/>
-      </w:rPr>
-    </w:lvl>
-    <w:lvl w:ilvl="1">
-      <w:start w:val="1"/>
-      <w:numFmt w:val="lowerLetter"/>
-      <w:lvlText w:val="%2."/>
-      <w:lvlJc w:val="left"/>
-      <w:pPr>
-        <w:ind w:left="1080" w:hanging="360"/>
-      </w:pPr>
-    </w:lvl>
-    <w:lvl w:ilvl="2">
-      <w:start w:val="1"/>
-      <w:numFmt w:val="lowerRoman"/>
-      <w:lvlText w:val="%3."/>
-      <w:lvlJc w:val="right"/>
-      <w:pPr>
-        <w:ind w:left="1800" w:hanging="180"/>
-      </w:pPr>
-    </w:lvl>
-    <w:lvl w:ilvl="3">
-      <w:start w:val="1"/>
-      <w:numFmt w:val="decimal"/>
-      <w:lvlText w:val="%4."/>
-      <w:lvlJc w:val="left"/>
-      <w:pPr>
-        <w:ind w:left="2520" w:hanging="360"/>
-      </w:pPr>
-    </w:lvl>
-    <w:lvl w:ilvl="4">
-      <w:start w:val="1"/>
-      <w:numFmt w:val="lowerLetter"/>
-      <w:lvlText w:val="%5."/>
-      <w:lvlJc w:val="left"/>
-      <w:pPr>
-        <w:ind w:left="3240" w:hanging="360"/>
-      </w:pPr>
-    </w:lvl>
-    <w:lvl w:ilvl="5">
-      <w:start w:val="1"/>
-      <w:numFmt w:val="lowerRoman"/>
-      <w:lvlText w:val="%6."/>
-      <w:lvlJc w:val="right"/>
-      <w:pPr>
-        <w:ind w:left="3960" w:hanging="180"/>
-      </w:pPr>
-    </w:lvl>
-    <w:lvl w:ilvl="6">
-      <w:start w:val="1"/>
-      <w:numFmt w:val="decimal"/>
-      <w:lvlText w:val="%7."/>
-      <w:lvlJc w:val="left"/>
-      <w:pPr>
-        <w:ind w:left="4680" w:hanging="360"/>
-      </w:pPr>
-    </w:lvl>
-    <w:lvl w:ilvl="7">
-      <w:start w:val="1"/>
-      <w:numFmt w:val="lowerLetter"/>
-      <w:lvlText w:val="%8."/>
-      <w:lvlJc w:val="left"/>
-      <w:pPr>
-        <w:ind w:left="5400" w:hanging="360"/>
-      </w:pPr>
-    </w:lvl>
-    <w:lvl w:ilvl="8">
-      <w:start w:val="1"/>
-      <w:numFmt w:val="lowerRoman"/>
-      <w:lvlText w:val="%9."/>
-      <w:lvlJc w:val="right"/>
-      <w:pPr>
-        <w:ind w:left="6120" w:hanging="180"/>
-      </w:pPr>
-    </w:lvl>
-  </w:abstractNum>
-  <w:abstractNum w:abstractNumId="3" w15:restartNumberingAfterBreak="0">
-    <w:nsid w:val="22F376A9"/>
-    <w:multiLevelType w:val="multilevel"/>
-    <w:tmpl w:val="ECB479FA"/>
-    <w:lvl w:ilvl="0">
-      <w:start w:val="1"/>
-      <w:numFmt w:val="decimal"/>
-      <w:lvlText w:val="%1."/>
-      <w:lvlJc w:val="left"/>
-      <w:pPr>
-        <w:ind w:left="360" w:hanging="360"/>
-      </w:pPr>
-      <w:rPr>
-        <w:rFonts w:hint="default"/>
       </w:rPr>
     </w:lvl>
     <w:lvl w:ilvl="1">
@@ -13752,11 +11460,11 @@
     </w:lvl>
   </w:abstractNum>
   <w:abstractNum w:abstractNumId="4" w15:restartNumberingAfterBreak="0">
-    <w:nsid w:val="241C0D37"/>
+    <w:nsid w:val="22F376A9"/>
     <w:multiLevelType w:val="multilevel"/>
-    <w:tmpl w:val="62D61E90"/>
+    <w:tmpl w:val="ECB479FA"/>
     <w:lvl w:ilvl="0">
-      <w:start w:val="11"/>
+      <w:start w:val="1"/>
       <w:numFmt w:val="decimal"/>
       <w:lvlText w:val="%1."/>
       <w:lvlJc w:val="left"/>
@@ -13765,7 +11473,6 @@
       </w:pPr>
       <w:rPr>
         <w:rFonts w:hint="default"/>
-        <w:sz w:val="22"/>
       </w:rPr>
     </w:lvl>
     <w:lvl w:ilvl="1">
@@ -13842,11 +11549,11 @@
     </w:lvl>
   </w:abstractNum>
   <w:abstractNum w:abstractNumId="5" w15:restartNumberingAfterBreak="0">
-    <w:nsid w:val="2B0D5FB5"/>
+    <w:nsid w:val="241C0D37"/>
     <w:multiLevelType w:val="multilevel"/>
-    <w:tmpl w:val="EC260038"/>
+    <w:tmpl w:val="62D61E90"/>
     <w:lvl w:ilvl="0">
-      <w:start w:val="1"/>
+      <w:start w:val="11"/>
       <w:numFmt w:val="decimal"/>
       <w:lvlText w:val="%1."/>
       <w:lvlJc w:val="left"/>
@@ -13855,6 +11562,7 @@
       </w:pPr>
       <w:rPr>
         <w:rFonts w:hint="default"/>
+        <w:sz w:val="22"/>
       </w:rPr>
     </w:lvl>
     <w:lvl w:ilvl="1">
@@ -13931,122 +11639,9 @@
     </w:lvl>
   </w:abstractNum>
   <w:abstractNum w:abstractNumId="6" w15:restartNumberingAfterBreak="0">
-    <w:nsid w:val="2B3F5947"/>
+    <w:nsid w:val="2B0D5FB5"/>
     <w:multiLevelType w:val="multilevel"/>
-    <w:tmpl w:val="8DA0D966"/>
-    <w:lvl w:ilvl="0">
-      <w:start w:val="1"/>
-      <w:numFmt w:val="bullet"/>
-      <w:lvlText w:val="·"/>
-      <w:lvlJc w:val="left"/>
-      <w:pPr>
-        <w:ind w:left="709" w:hanging="360"/>
-      </w:pPr>
-      <w:rPr>
-        <w:rFonts w:ascii="Symbol" w:eastAsia="Symbol" w:hAnsi="Symbol" w:cs="Symbol" w:hint="default"/>
-      </w:rPr>
-    </w:lvl>
-    <w:lvl w:ilvl="1">
-      <w:start w:val="1"/>
-      <w:numFmt w:val="bullet"/>
-      <w:lvlText w:val="o"/>
-      <w:lvlJc w:val="left"/>
-      <w:pPr>
-        <w:ind w:left="1429" w:hanging="360"/>
-      </w:pPr>
-      <w:rPr>
-        <w:rFonts w:ascii="Courier New" w:eastAsia="Courier New" w:hAnsi="Courier New" w:cs="Courier New" w:hint="default"/>
-      </w:rPr>
-    </w:lvl>
-    <w:lvl w:ilvl="2">
-      <w:start w:val="1"/>
-      <w:numFmt w:val="bullet"/>
-      <w:lvlText w:val="§"/>
-      <w:lvlJc w:val="left"/>
-      <w:pPr>
-        <w:ind w:left="2149" w:hanging="360"/>
-      </w:pPr>
-      <w:rPr>
-        <w:rFonts w:ascii="Wingdings" w:eastAsia="Wingdings" w:hAnsi="Wingdings" w:cs="Wingdings" w:hint="default"/>
-      </w:rPr>
-    </w:lvl>
-    <w:lvl w:ilvl="3">
-      <w:start w:val="1"/>
-      <w:numFmt w:val="bullet"/>
-      <w:lvlText w:val="·"/>
-      <w:lvlJc w:val="left"/>
-      <w:pPr>
-        <w:ind w:left="2869" w:hanging="360"/>
-      </w:pPr>
-      <w:rPr>
-        <w:rFonts w:ascii="Symbol" w:eastAsia="Symbol" w:hAnsi="Symbol" w:cs="Symbol" w:hint="default"/>
-      </w:rPr>
-    </w:lvl>
-    <w:lvl w:ilvl="4">
-      <w:start w:val="1"/>
-      <w:numFmt w:val="bullet"/>
-      <w:lvlText w:val="o"/>
-      <w:lvlJc w:val="left"/>
-      <w:pPr>
-        <w:ind w:left="3589" w:hanging="360"/>
-      </w:pPr>
-      <w:rPr>
-        <w:rFonts w:ascii="Courier New" w:eastAsia="Courier New" w:hAnsi="Courier New" w:cs="Courier New" w:hint="default"/>
-      </w:rPr>
-    </w:lvl>
-    <w:lvl w:ilvl="5">
-      <w:start w:val="1"/>
-      <w:numFmt w:val="bullet"/>
-      <w:lvlText w:val="§"/>
-      <w:lvlJc w:val="left"/>
-      <w:pPr>
-        <w:ind w:left="4309" w:hanging="360"/>
-      </w:pPr>
-      <w:rPr>
-        <w:rFonts w:ascii="Wingdings" w:eastAsia="Wingdings" w:hAnsi="Wingdings" w:cs="Wingdings" w:hint="default"/>
-      </w:rPr>
-    </w:lvl>
-    <w:lvl w:ilvl="6">
-      <w:start w:val="1"/>
-      <w:numFmt w:val="bullet"/>
-      <w:lvlText w:val="·"/>
-      <w:lvlJc w:val="left"/>
-      <w:pPr>
-        <w:ind w:left="5029" w:hanging="360"/>
-      </w:pPr>
-      <w:rPr>
-        <w:rFonts w:ascii="Symbol" w:eastAsia="Symbol" w:hAnsi="Symbol" w:cs="Symbol" w:hint="default"/>
-      </w:rPr>
-    </w:lvl>
-    <w:lvl w:ilvl="7">
-      <w:start w:val="1"/>
-      <w:numFmt w:val="bullet"/>
-      <w:lvlText w:val="o"/>
-      <w:lvlJc w:val="left"/>
-      <w:pPr>
-        <w:ind w:left="5749" w:hanging="360"/>
-      </w:pPr>
-      <w:rPr>
-        <w:rFonts w:ascii="Courier New" w:eastAsia="Courier New" w:hAnsi="Courier New" w:cs="Courier New" w:hint="default"/>
-      </w:rPr>
-    </w:lvl>
-    <w:lvl w:ilvl="8">
-      <w:start w:val="1"/>
-      <w:numFmt w:val="bullet"/>
-      <w:lvlText w:val="§"/>
-      <w:lvlJc w:val="left"/>
-      <w:pPr>
-        <w:ind w:left="6469" w:hanging="360"/>
-      </w:pPr>
-      <w:rPr>
-        <w:rFonts w:ascii="Wingdings" w:eastAsia="Wingdings" w:hAnsi="Wingdings" w:cs="Wingdings" w:hint="default"/>
-      </w:rPr>
-    </w:lvl>
-  </w:abstractNum>
-  <w:abstractNum w:abstractNumId="7" w15:restartNumberingAfterBreak="0">
-    <w:nsid w:val="2E9413FE"/>
-    <w:multiLevelType w:val="multilevel"/>
-    <w:tmpl w:val="4F90AF6A"/>
+    <w:tmpl w:val="EC260038"/>
     <w:lvl w:ilvl="0">
       <w:start w:val="1"/>
       <w:numFmt w:val="decimal"/>
@@ -14132,12 +11727,125 @@
       </w:pPr>
     </w:lvl>
   </w:abstractNum>
+  <w:abstractNum w:abstractNumId="7" w15:restartNumberingAfterBreak="0">
+    <w:nsid w:val="2B3F5947"/>
+    <w:multiLevelType w:val="multilevel"/>
+    <w:tmpl w:val="8DA0D966"/>
+    <w:lvl w:ilvl="0">
+      <w:start w:val="1"/>
+      <w:numFmt w:val="bullet"/>
+      <w:lvlText w:val="·"/>
+      <w:lvlJc w:val="left"/>
+      <w:pPr>
+        <w:ind w:left="709" w:hanging="360"/>
+      </w:pPr>
+      <w:rPr>
+        <w:rFonts w:ascii="Symbol" w:eastAsia="Symbol" w:hAnsi="Symbol" w:cs="Symbol" w:hint="default"/>
+      </w:rPr>
+    </w:lvl>
+    <w:lvl w:ilvl="1">
+      <w:start w:val="1"/>
+      <w:numFmt w:val="bullet"/>
+      <w:lvlText w:val="o"/>
+      <w:lvlJc w:val="left"/>
+      <w:pPr>
+        <w:ind w:left="1429" w:hanging="360"/>
+      </w:pPr>
+      <w:rPr>
+        <w:rFonts w:ascii="Courier New" w:eastAsia="Courier New" w:hAnsi="Courier New" w:cs="Courier New" w:hint="default"/>
+      </w:rPr>
+    </w:lvl>
+    <w:lvl w:ilvl="2">
+      <w:start w:val="1"/>
+      <w:numFmt w:val="bullet"/>
+      <w:lvlText w:val="§"/>
+      <w:lvlJc w:val="left"/>
+      <w:pPr>
+        <w:ind w:left="2149" w:hanging="360"/>
+      </w:pPr>
+      <w:rPr>
+        <w:rFonts w:ascii="Wingdings" w:eastAsia="Wingdings" w:hAnsi="Wingdings" w:cs="Wingdings" w:hint="default"/>
+      </w:rPr>
+    </w:lvl>
+    <w:lvl w:ilvl="3">
+      <w:start w:val="1"/>
+      <w:numFmt w:val="bullet"/>
+      <w:lvlText w:val="·"/>
+      <w:lvlJc w:val="left"/>
+      <w:pPr>
+        <w:ind w:left="2869" w:hanging="360"/>
+      </w:pPr>
+      <w:rPr>
+        <w:rFonts w:ascii="Symbol" w:eastAsia="Symbol" w:hAnsi="Symbol" w:cs="Symbol" w:hint="default"/>
+      </w:rPr>
+    </w:lvl>
+    <w:lvl w:ilvl="4">
+      <w:start w:val="1"/>
+      <w:numFmt w:val="bullet"/>
+      <w:lvlText w:val="o"/>
+      <w:lvlJc w:val="left"/>
+      <w:pPr>
+        <w:ind w:left="3589" w:hanging="360"/>
+      </w:pPr>
+      <w:rPr>
+        <w:rFonts w:ascii="Courier New" w:eastAsia="Courier New" w:hAnsi="Courier New" w:cs="Courier New" w:hint="default"/>
+      </w:rPr>
+    </w:lvl>
+    <w:lvl w:ilvl="5">
+      <w:start w:val="1"/>
+      <w:numFmt w:val="bullet"/>
+      <w:lvlText w:val="§"/>
+      <w:lvlJc w:val="left"/>
+      <w:pPr>
+        <w:ind w:left="4309" w:hanging="360"/>
+      </w:pPr>
+      <w:rPr>
+        <w:rFonts w:ascii="Wingdings" w:eastAsia="Wingdings" w:hAnsi="Wingdings" w:cs="Wingdings" w:hint="default"/>
+      </w:rPr>
+    </w:lvl>
+    <w:lvl w:ilvl="6">
+      <w:start w:val="1"/>
+      <w:numFmt w:val="bullet"/>
+      <w:lvlText w:val="·"/>
+      <w:lvlJc w:val="left"/>
+      <w:pPr>
+        <w:ind w:left="5029" w:hanging="360"/>
+      </w:pPr>
+      <w:rPr>
+        <w:rFonts w:ascii="Symbol" w:eastAsia="Symbol" w:hAnsi="Symbol" w:cs="Symbol" w:hint="default"/>
+      </w:rPr>
+    </w:lvl>
+    <w:lvl w:ilvl="7">
+      <w:start w:val="1"/>
+      <w:numFmt w:val="bullet"/>
+      <w:lvlText w:val="o"/>
+      <w:lvlJc w:val="left"/>
+      <w:pPr>
+        <w:ind w:left="5749" w:hanging="360"/>
+      </w:pPr>
+      <w:rPr>
+        <w:rFonts w:ascii="Courier New" w:eastAsia="Courier New" w:hAnsi="Courier New" w:cs="Courier New" w:hint="default"/>
+      </w:rPr>
+    </w:lvl>
+    <w:lvl w:ilvl="8">
+      <w:start w:val="1"/>
+      <w:numFmt w:val="bullet"/>
+      <w:lvlText w:val="§"/>
+      <w:lvlJc w:val="left"/>
+      <w:pPr>
+        <w:ind w:left="6469" w:hanging="360"/>
+      </w:pPr>
+      <w:rPr>
+        <w:rFonts w:ascii="Wingdings" w:eastAsia="Wingdings" w:hAnsi="Wingdings" w:cs="Wingdings" w:hint="default"/>
+      </w:rPr>
+    </w:lvl>
+  </w:abstractNum>
   <w:abstractNum w:abstractNumId="8" w15:restartNumberingAfterBreak="0">
-    <w:nsid w:val="35052E96"/>
+    <w:nsid w:val="2E9413FE"/>
     <w:multiLevelType w:val="multilevel"/>
-    <w:tmpl w:val="BA480D1E"/>
+    <w:tmpl w:val="4F90AF6A"/>
     <w:lvl w:ilvl="0">
-      <w:start w:val="12"/>
+      <w:start w:val="1"/>
       <w:numFmt w:val="decimal"/>
       <w:lvlText w:val="%1."/>
       <w:lvlJc w:val="left"/>
@@ -14146,7 +11854,6 @@
       </w:pPr>
       <w:rPr>
         <w:rFonts w:hint="default"/>
-        <w:sz w:val="22"/>
       </w:rPr>
     </w:lvl>
     <w:lvl w:ilvl="1">
@@ -14223,6 +11930,96 @@
     </w:lvl>
   </w:abstractNum>
   <w:abstractNum w:abstractNumId="9" w15:restartNumberingAfterBreak="0">
+    <w:nsid w:val="35052E96"/>
+    <w:multiLevelType w:val="multilevel"/>
+    <w:tmpl w:val="BA480D1E"/>
+    <w:lvl w:ilvl="0">
+      <w:start w:val="12"/>
+      <w:numFmt w:val="decimal"/>
+      <w:lvlText w:val="%1."/>
+      <w:lvlJc w:val="left"/>
+      <w:pPr>
+        <w:ind w:left="360" w:hanging="360"/>
+      </w:pPr>
+      <w:rPr>
+        <w:rFonts w:hint="default"/>
+        <w:sz w:val="22"/>
+      </w:rPr>
+    </w:lvl>
+    <w:lvl w:ilvl="1">
+      <w:start w:val="1"/>
+      <w:numFmt w:val="lowerLetter"/>
+      <w:lvlText w:val="%2."/>
+      <w:lvlJc w:val="left"/>
+      <w:pPr>
+        <w:ind w:left="1080" w:hanging="360"/>
+      </w:pPr>
+    </w:lvl>
+    <w:lvl w:ilvl="2">
+      <w:start w:val="1"/>
+      <w:numFmt w:val="lowerRoman"/>
+      <w:lvlText w:val="%3."/>
+      <w:lvlJc w:val="right"/>
+      <w:pPr>
+        <w:ind w:left="1800" w:hanging="180"/>
+      </w:pPr>
+    </w:lvl>
+    <w:lvl w:ilvl="3">
+      <w:start w:val="1"/>
+      <w:numFmt w:val="decimal"/>
+      <w:lvlText w:val="%4."/>
+      <w:lvlJc w:val="left"/>
+      <w:pPr>
+        <w:ind w:left="2520" w:hanging="360"/>
+      </w:pPr>
+    </w:lvl>
+    <w:lvl w:ilvl="4">
+      <w:start w:val="1"/>
+      <w:numFmt w:val="lowerLetter"/>
+      <w:lvlText w:val="%5."/>
+      <w:lvlJc w:val="left"/>
+      <w:pPr>
+        <w:ind w:left="3240" w:hanging="360"/>
+      </w:pPr>
+    </w:lvl>
+    <w:lvl w:ilvl="5">
+      <w:start w:val="1"/>
+      <w:numFmt w:val="lowerRoman"/>
+      <w:lvlText w:val="%6."/>
+      <w:lvlJc w:val="right"/>
+      <w:pPr>
+        <w:ind w:left="3960" w:hanging="180"/>
+      </w:pPr>
+    </w:lvl>
+    <w:lvl w:ilvl="6">
+      <w:start w:val="1"/>
+      <w:numFmt w:val="decimal"/>
+      <w:lvlText w:val="%7."/>
+      <w:lvlJc w:val="left"/>
+      <w:pPr>
+        <w:ind w:left="4680" w:hanging="360"/>
+      </w:pPr>
+    </w:lvl>
+    <w:lvl w:ilvl="7">
+      <w:start w:val="1"/>
+      <w:numFmt w:val="lowerLetter"/>
+      <w:lvlText w:val="%8."/>
+      <w:lvlJc w:val="left"/>
+      <w:pPr>
+        <w:ind w:left="5400" w:hanging="360"/>
+      </w:pPr>
+    </w:lvl>
+    <w:lvl w:ilvl="8">
+      <w:start w:val="1"/>
+      <w:numFmt w:val="lowerRoman"/>
+      <w:lvlText w:val="%9."/>
+      <w:lvlJc w:val="right"/>
+      <w:pPr>
+        <w:ind w:left="6120" w:hanging="180"/>
+      </w:pPr>
+    </w:lvl>
+  </w:abstractNum>
+  <w:abstractNum w:abstractNumId="10" w15:restartNumberingAfterBreak="0">
     <w:nsid w:val="45AB71D1"/>
     <w:multiLevelType w:val="multilevel"/>
     <w:tmpl w:val="7E8E799E"/>
@@ -14308,7 +12105,7 @@
       </w:pPr>
     </w:lvl>
   </w:abstractNum>
-  <w:abstractNum w:abstractNumId="10" w15:restartNumberingAfterBreak="0">
+  <w:abstractNum w:abstractNumId="11" w15:restartNumberingAfterBreak="0">
     <w:nsid w:val="46305D12"/>
     <w:multiLevelType w:val="multilevel"/>
     <w:tmpl w:val="800849DC"/>
@@ -14421,99 +12218,10 @@
       </w:rPr>
     </w:lvl>
   </w:abstractNum>
-  <w:abstractNum w:abstractNumId="11" w15:restartNumberingAfterBreak="0">
+  <w:abstractNum w:abstractNumId="12" w15:restartNumberingAfterBreak="0">
     <w:nsid w:val="4AA27B58"/>
     <w:multiLevelType w:val="multilevel"/>
     <w:tmpl w:val="4BD6DA2C"/>
-    <w:lvl w:ilvl="0">
-      <w:start w:val="1"/>
-      <w:numFmt w:val="decimal"/>
-      <w:lvlText w:val="%1."/>
-      <w:lvlJc w:val="left"/>
-      <w:pPr>
-        <w:ind w:left="360" w:hanging="360"/>
-      </w:pPr>
-      <w:rPr>
-        <w:rFonts w:hint="default"/>
-      </w:rPr>
-    </w:lvl>
-    <w:lvl w:ilvl="1">
-      <w:start w:val="1"/>
-      <w:numFmt w:val="lowerLetter"/>
-      <w:lvlText w:val="%2."/>
-      <w:lvlJc w:val="left"/>
-      <w:pPr>
-        <w:ind w:left="1080" w:hanging="360"/>
-      </w:pPr>
-    </w:lvl>
-    <w:lvl w:ilvl="2">
-      <w:start w:val="1"/>
-      <w:numFmt w:val="lowerRoman"/>
-      <w:lvlText w:val="%3."/>
-      <w:lvlJc w:val="right"/>
-      <w:pPr>
-        <w:ind w:left="1800" w:hanging="180"/>
-      </w:pPr>
-    </w:lvl>
-    <w:lvl w:ilvl="3">
-      <w:start w:val="1"/>
-      <w:numFmt w:val="decimal"/>
-      <w:lvlText w:val="%4."/>
-      <w:lvlJc w:val="left"/>
-      <w:pPr>
-        <w:ind w:left="2520" w:hanging="360"/>
-      </w:pPr>
-    </w:lvl>
-    <w:lvl w:ilvl="4">
-      <w:start w:val="1"/>
-      <w:numFmt w:val="lowerLetter"/>
-      <w:lvlText w:val="%5."/>
-      <w:lvlJc w:val="left"/>
-      <w:pPr>
-        <w:ind w:left="3240" w:hanging="360"/>
-      </w:pPr>
-    </w:lvl>
-    <w:lvl w:ilvl="5">
-      <w:start w:val="1"/>
-      <w:numFmt w:val="lowerRoman"/>
-      <w:lvlText w:val="%6."/>
-      <w:lvlJc w:val="right"/>
-      <w:pPr>
-        <w:ind w:left="3960" w:hanging="180"/>
-      </w:pPr>
-    </w:lvl>
-    <w:lvl w:ilvl="6">
-      <w:start w:val="1"/>
-      <w:numFmt w:val="decimal"/>
-      <w:lvlText w:val="%7."/>
-      <w:lvlJc w:val="left"/>
-      <w:pPr>
-        <w:ind w:left="4680" w:hanging="360"/>
-      </w:pPr>
-    </w:lvl>
-    <w:lvl w:ilvl="7">
-      <w:start w:val="1"/>
-      <w:numFmt w:val="lowerLetter"/>
-      <w:lvlText w:val="%8."/>
-      <w:lvlJc w:val="left"/>
-      <w:pPr>
-        <w:ind w:left="5400" w:hanging="360"/>
-      </w:pPr>
-    </w:lvl>
-    <w:lvl w:ilvl="8">
-      <w:start w:val="1"/>
-      <w:numFmt w:val="lowerRoman"/>
-      <w:lvlText w:val="%9."/>
-      <w:lvlJc w:val="right"/>
-      <w:pPr>
-        <w:ind w:left="6120" w:hanging="180"/>
-      </w:pPr>
-    </w:lvl>
-  </w:abstractNum>
-  <w:abstractNum w:abstractNumId="12" w15:restartNumberingAfterBreak="0">
-    <w:nsid w:val="4B5F3BF6"/>
-    <w:multiLevelType w:val="multilevel"/>
-    <w:tmpl w:val="22EE7750"/>
     <w:lvl w:ilvl="0">
       <w:start w:val="1"/>
       <w:numFmt w:val="decimal"/>
@@ -14600,6 +12308,95 @@
     </w:lvl>
   </w:abstractNum>
   <w:abstractNum w:abstractNumId="13" w15:restartNumberingAfterBreak="0">
+    <w:nsid w:val="4B5F3BF6"/>
+    <w:multiLevelType w:val="multilevel"/>
+    <w:tmpl w:val="22EE7750"/>
+    <w:lvl w:ilvl="0">
+      <w:start w:val="1"/>
+      <w:numFmt w:val="decimal"/>
+      <w:lvlText w:val="%1."/>
+      <w:lvlJc w:val="left"/>
+      <w:pPr>
+        <w:ind w:left="360" w:hanging="360"/>
+      </w:pPr>
+      <w:rPr>
+        <w:rFonts w:hint="default"/>
+      </w:rPr>
+    </w:lvl>
+    <w:lvl w:ilvl="1">
+      <w:start w:val="1"/>
+      <w:numFmt w:val="lowerLetter"/>
+      <w:lvlText w:val="%2."/>
+      <w:lvlJc w:val="left"/>
+      <w:pPr>
+        <w:ind w:left="1080" w:hanging="360"/>
+      </w:pPr>
+    </w:lvl>
+    <w:lvl w:ilvl="2">
+      <w:start w:val="1"/>
+      <w:numFmt w:val="lowerRoman"/>
+      <w:lvlText w:val="%3."/>
+      <w:lvlJc w:val="right"/>
+      <w:pPr>
+        <w:ind w:left="1800" w:hanging="180"/>
+      </w:pPr>
+    </w:lvl>
+    <w:lvl w:ilvl="3">
+      <w:start w:val="1"/>
+      <w:numFmt w:val="decimal"/>
+      <w:lvlText w:val="%4."/>
+      <w:lvlJc w:val="left"/>
+      <w:pPr>
+        <w:ind w:left="2520" w:hanging="360"/>
+      </w:pPr>
+    </w:lvl>
+    <w:lvl w:ilvl="4">
+      <w:start w:val="1"/>
+      <w:numFmt w:val="lowerLetter"/>
+      <w:lvlText w:val="%5."/>
+      <w:lvlJc w:val="left"/>
+      <w:pPr>
+        <w:ind w:left="3240" w:hanging="360"/>
+      </w:pPr>
+    </w:lvl>
+    <w:lvl w:ilvl="5">
+      <w:start w:val="1"/>
+      <w:numFmt w:val="lowerRoman"/>
+      <w:lvlText w:val="%6."/>
+      <w:lvlJc w:val="right"/>
+      <w:pPr>
+        <w:ind w:left="3960" w:hanging="180"/>
+      </w:pPr>
+    </w:lvl>
+    <w:lvl w:ilvl="6">
+      <w:start w:val="1"/>
+      <w:numFmt w:val="decimal"/>
+      <w:lvlText w:val="%7."/>
+      <w:lvlJc w:val="left"/>
+      <w:pPr>
+        <w:ind w:left="4680" w:hanging="360"/>
+      </w:pPr>
+    </w:lvl>
+    <w:lvl w:ilvl="7">
+      <w:start w:val="1"/>
+      <w:numFmt w:val="lowerLetter"/>
+      <w:lvlText w:val="%8."/>
+      <w:lvlJc w:val="left"/>
+      <w:pPr>
+        <w:ind w:left="5400" w:hanging="360"/>
+      </w:pPr>
+    </w:lvl>
+    <w:lvl w:ilvl="8">
+      <w:start w:val="1"/>
+      <w:numFmt w:val="lowerRoman"/>
+      <w:lvlText w:val="%9."/>
+      <w:lvlJc w:val="right"/>
+      <w:pPr>
+        <w:ind w:left="6120" w:hanging="180"/>
+      </w:pPr>
+    </w:lvl>
+  </w:abstractNum>
+  <w:abstractNum w:abstractNumId="14" w15:restartNumberingAfterBreak="0">
     <w:nsid w:val="55706025"/>
     <w:multiLevelType w:val="multilevel"/>
     <w:tmpl w:val="798C7962"/>
@@ -14685,7 +12482,7 @@
       </w:pPr>
     </w:lvl>
   </w:abstractNum>
-  <w:abstractNum w:abstractNumId="14" w15:restartNumberingAfterBreak="0">
+  <w:abstractNum w:abstractNumId="15" w15:restartNumberingAfterBreak="0">
     <w:nsid w:val="67ED3E48"/>
     <w:multiLevelType w:val="multilevel"/>
     <w:tmpl w:val="00701E2A"/>
@@ -14774,7 +12571,7 @@
       </w:pPr>
     </w:lvl>
   </w:abstractNum>
-  <w:abstractNum w:abstractNumId="15" w15:restartNumberingAfterBreak="0">
+  <w:abstractNum w:abstractNumId="16" w15:restartNumberingAfterBreak="0">
     <w:nsid w:val="689723DA"/>
     <w:multiLevelType w:val="multilevel"/>
     <w:tmpl w:val="17C65AE8"/>
@@ -14860,7 +12657,7 @@
       </w:pPr>
     </w:lvl>
   </w:abstractNum>
-  <w:abstractNum w:abstractNumId="16" w15:restartNumberingAfterBreak="0">
+  <w:abstractNum w:abstractNumId="17" w15:restartNumberingAfterBreak="0">
     <w:nsid w:val="6C1521D9"/>
     <w:multiLevelType w:val="multilevel"/>
     <w:tmpl w:val="733C3C12"/>
@@ -14961,7 +12758,7 @@
       </w:pPr>
     </w:lvl>
   </w:abstractNum>
-  <w:abstractNum w:abstractNumId="17" w15:restartNumberingAfterBreak="0">
+  <w:abstractNum w:abstractNumId="18" w15:restartNumberingAfterBreak="0">
     <w:nsid w:val="71302155"/>
     <w:multiLevelType w:val="multilevel"/>
     <w:tmpl w:val="D20CC582"/>
@@ -15051,7 +12848,7 @@
       </w:pPr>
     </w:lvl>
   </w:abstractNum>
-  <w:abstractNum w:abstractNumId="18" w15:restartNumberingAfterBreak="0">
+  <w:abstractNum w:abstractNumId="19" w15:restartNumberingAfterBreak="0">
     <w:nsid w:val="730B42C1"/>
     <w:multiLevelType w:val="multilevel"/>
     <w:tmpl w:val="4CCA60B4"/>
@@ -15142,67 +12939,70 @@
     </w:lvl>
   </w:abstractNum>
   <w:num w:numId="1" w16cid:durableId="1075055468">
+    <w:abstractNumId w:val="17"/>
+  </w:num>
+  <w:num w:numId="2" w16cid:durableId="1123157416">
+    <w:abstractNumId w:val="14"/>
+  </w:num>
+  <w:num w:numId="3" w16cid:durableId="798689620">
+    <w:abstractNumId w:val="10"/>
+  </w:num>
+  <w:num w:numId="4" w16cid:durableId="2087872574">
+    <w:abstractNumId w:val="5"/>
+  </w:num>
+  <w:num w:numId="5" w16cid:durableId="732316370">
+    <w:abstractNumId w:val="2"/>
+  </w:num>
+  <w:num w:numId="6" w16cid:durableId="329219887">
+    <w:abstractNumId w:val="18"/>
+  </w:num>
+  <w:num w:numId="7" w16cid:durableId="1161002293">
     <w:abstractNumId w:val="16"/>
   </w:num>
-  <w:num w:numId="2" w16cid:durableId="1123157416">
+  <w:num w:numId="8" w16cid:durableId="1647734687">
+    <w:abstractNumId w:val="3"/>
+  </w:num>
+  <w:num w:numId="9" w16cid:durableId="1496069898">
+    <w:abstractNumId w:val="1"/>
+  </w:num>
+  <w:num w:numId="10" w16cid:durableId="966467867">
+    <w:abstractNumId w:val="4"/>
+  </w:num>
+  <w:num w:numId="11" w16cid:durableId="1246574440">
+    <w:abstractNumId w:val="9"/>
+  </w:num>
+  <w:num w:numId="12" w16cid:durableId="1023241897">
+    <w:abstractNumId w:val="19"/>
+  </w:num>
+  <w:num w:numId="13" w16cid:durableId="748771525">
+    <w:abstractNumId w:val="7"/>
+  </w:num>
+  <w:num w:numId="14" w16cid:durableId="1901595543">
+    <w:abstractNumId w:val="11"/>
+  </w:num>
+  <w:num w:numId="15" w16cid:durableId="451753949">
+    <w:abstractNumId w:val="6"/>
+  </w:num>
+  <w:num w:numId="16" w16cid:durableId="1163544284">
+    <w:abstractNumId w:val="8"/>
+  </w:num>
+  <w:num w:numId="17" w16cid:durableId="742878548">
+    <w:abstractNumId w:val="15"/>
+  </w:num>
+  <w:num w:numId="18" w16cid:durableId="767701816">
+    <w:abstractNumId w:val="12"/>
+  </w:num>
+  <w:num w:numId="19" w16cid:durableId="1362970436">
     <w:abstractNumId w:val="13"/>
   </w:num>
-  <w:num w:numId="3" w16cid:durableId="798689620">
-    <w:abstractNumId w:val="9"/>
-  </w:num>
-  <w:num w:numId="4" w16cid:durableId="2087872574">
-    <w:abstractNumId w:val="4"/>
-  </w:num>
-  <w:num w:numId="5" w16cid:durableId="732316370">
-    <w:abstractNumId w:val="1"/>
-  </w:num>
-  <w:num w:numId="6" w16cid:durableId="329219887">
-    <w:abstractNumId w:val="17"/>
-  </w:num>
-  <w:num w:numId="7" w16cid:durableId="1161002293">
-    <w:abstractNumId w:val="15"/>
-  </w:num>
-  <w:num w:numId="8" w16cid:durableId="1647734687">
-    <w:abstractNumId w:val="2"/>
-  </w:num>
-  <w:num w:numId="9" w16cid:durableId="1496069898">
+  <w:num w:numId="20" w16cid:durableId="1867282756">
     <w:abstractNumId w:val="0"/>
-  </w:num>
-  <w:num w:numId="10" w16cid:durableId="966467867">
-    <w:abstractNumId w:val="3"/>
-  </w:num>
-  <w:num w:numId="11" w16cid:durableId="1246574440">
-    <w:abstractNumId w:val="8"/>
-  </w:num>
-  <w:num w:numId="12" w16cid:durableId="1023241897">
-    <w:abstractNumId w:val="18"/>
-  </w:num>
-  <w:num w:numId="13" w16cid:durableId="748771525">
-    <w:abstractNumId w:val="6"/>
-  </w:num>
-  <w:num w:numId="14" w16cid:durableId="1901595543">
-    <w:abstractNumId w:val="10"/>
-  </w:num>
-  <w:num w:numId="15" w16cid:durableId="451753949">
-    <w:abstractNumId w:val="5"/>
-  </w:num>
-  <w:num w:numId="16" w16cid:durableId="1163544284">
-    <w:abstractNumId w:val="7"/>
-  </w:num>
-  <w:num w:numId="17" w16cid:durableId="742878548">
-    <w:abstractNumId w:val="14"/>
-  </w:num>
-  <w:num w:numId="18" w16cid:durableId="767701816">
-    <w:abstractNumId w:val="11"/>
-  </w:num>
-  <w:num w:numId="19" w16cid:durableId="1362970436">
-    <w:abstractNumId w:val="12"/>
   </w:num>
 </w:numbering>
 </file>
 
 <file path=word/styles.xml><?xml version="1.0" encoding="utf-8"?>
-<w:styles xmlns:mc="http://schemas.openxmlformats.org/markup-compatibility/2006" xmlns:r="http://schemas.openxmlformats.org/officeDocument/2006/relationships" xmlns:w="http://schemas.openxmlformats.org/wordprocessingml/2006/main" xmlns:w14="http://schemas.microsoft.com/office/word/2010/wordml" xmlns:w15="http://schemas.microsoft.com/office/word/2012/wordml" xmlns:w16cex="http://schemas.microsoft.com/office/word/2018/wordml/cex" xmlns:w16cid="http://schemas.microsoft.com/office/word/2016/wordml/cid" xmlns:w16="http://schemas.microsoft.com/office/word/2018/wordml" xmlns:w16du="http://schemas.microsoft.com/office/word/2023/wordml/word16du" xmlns:w16sdtdh="http://schemas.microsoft.com/office/word/2020/wordml/sdtdatahash" xmlns:w16sdtfl="http://schemas.microsoft.com/office/word/2024/wordml/sdtformatlock" xmlns:w16se="http://schemas.microsoft.com/office/word/2015/wordml/symex" mc:Ignorable="w14 w15 w16se w16cid w16 w16cex w16sdtdh w16sdtfl w16du">
+<w:styles xmlns:mc="http://schemas.openxmlformats.org/markup-compatibility/2006" xmlns:r="http://schemas.openxmlformats.org/officeDocument/2006/relationships" xmlns:w="http://schemas.openxmlformats.org/wordprocessingml/2006/main" xmlns:w14="http://schemas.microsoft.com/office/word/2010/wordml" xmlns:w15="http://schemas.microsoft.com/office/word/2012/wordml" xmlns:w16cex="http://schemas.microsoft.com/office/word/2018/wordml/cex" xmlns:w16cid="http://schemas.microsoft.com/office/word/2016/wordml/cid" xmlns:w16="http://schemas.microsoft.com/office/word/2018/wordml" xmlns:w16sdtdh="http://schemas.microsoft.com/office/word/2020/wordml/sdtdatahash" xmlns:w16se="http://schemas.microsoft.com/office/word/2015/wordml/symex" mc:Ignorable="w14 w15 w16se w16cid w16 w16cex w16sdtdh">
   <w:docDefaults>
     <w:rPrDefault>
       <w:rPr>
